--- a/Literature Review/Summary/Datasets.docx
+++ b/Literature Review/Summary/Datasets.docx
@@ -23,10 +23,10 @@
         <w:tblLook w:val="04A0" w:firstRow="1" w:lastRow="0" w:firstColumn="1" w:lastColumn="0" w:noHBand="0" w:noVBand="1"/>
       </w:tblPr>
       <w:tblGrid>
-        <w:gridCol w:w="677"/>
+        <w:gridCol w:w="406"/>
         <w:gridCol w:w="1980"/>
-        <w:gridCol w:w="2552"/>
-        <w:gridCol w:w="1709"/>
+        <w:gridCol w:w="2946"/>
+        <w:gridCol w:w="1586"/>
         <w:gridCol w:w="1273"/>
         <w:gridCol w:w="1956"/>
         <w:gridCol w:w="1256"/>
@@ -35,7 +35,7 @@
       <w:tr>
         <w:tc>
           <w:tcPr>
-            <w:tcW w:w="1075" w:type="dxa"/>
+            <w:tcW w:w="677" w:type="dxa"/>
           </w:tcPr>
           <w:p>
             <w:pPr>
@@ -68,7 +68,7 @@
         </w:tc>
         <w:tc>
           <w:tcPr>
-            <w:tcW w:w="1399" w:type="dxa"/>
+            <w:tcW w:w="1980" w:type="dxa"/>
             <w:shd w:val="clear" w:color="auto" w:fill="FFFFFF"/>
             <w:vAlign w:val="center"/>
             <w:hideMark/>
@@ -140,7 +140,7 @@
         </w:tc>
         <w:tc>
           <w:tcPr>
-            <w:tcW w:w="1892" w:type="dxa"/>
+            <w:tcW w:w="1709" w:type="dxa"/>
             <w:shd w:val="clear" w:color="auto" w:fill="FFFFFF"/>
             <w:vAlign w:val="center"/>
             <w:hideMark/>
@@ -322,31 +322,33 @@
       <w:tr>
         <w:tc>
           <w:tcPr>
-            <w:tcW w:w="1075" w:type="dxa"/>
-          </w:tcPr>
-          <w:p>
-            <w:pPr>
-              <w:spacing w:after="0" w:line="240" w:lineRule="auto"/>
-              <w:rPr>
-                <w:rFonts w:ascii="Arial" w:eastAsia="Times New Roman" w:hAnsi="Arial" w:cs="Arial"/>
-                <w:b/>
-                <w:bCs/>
-                <w:color w:val="131314"/>
-                <w:kern w:val="0"/>
-                <w:sz w:val="21"/>
-                <w:szCs w:val="21"/>
-                <w14:ligatures w14:val="none"/>
-              </w:rPr>
-            </w:pPr>
-            <w:r>
-              <w:rPr>
-                <w:rFonts w:ascii="Arial" w:eastAsia="Times New Roman" w:hAnsi="Arial" w:cs="Arial"/>
-                <w:b/>
-                <w:bCs/>
-                <w:color w:val="131314"/>
-                <w:kern w:val="0"/>
-                <w:sz w:val="21"/>
-                <w:szCs w:val="21"/>
+            <w:tcW w:w="677" w:type="dxa"/>
+          </w:tcPr>
+          <w:p>
+            <w:pPr>
+              <w:spacing w:after="0" w:line="240" w:lineRule="auto"/>
+              <w:rPr>
+                <w:rFonts w:ascii="Arial" w:eastAsia="Times New Roman" w:hAnsi="Arial" w:cs="Arial"/>
+                <w:b/>
+                <w:bCs/>
+                <w:color w:val="131314"/>
+                <w:kern w:val="0"/>
+                <w:sz w:val="21"/>
+                <w:szCs w:val="21"/>
+                <w:highlight w:val="cyan"/>
+                <w14:ligatures w14:val="none"/>
+              </w:rPr>
+            </w:pPr>
+            <w:r>
+              <w:rPr>
+                <w:rFonts w:ascii="Arial" w:eastAsia="Times New Roman" w:hAnsi="Arial" w:cs="Arial"/>
+                <w:b/>
+                <w:bCs/>
+                <w:color w:val="131314"/>
+                <w:kern w:val="0"/>
+                <w:sz w:val="21"/>
+                <w:szCs w:val="21"/>
+                <w:highlight w:val="cyan"/>
                 <w14:ligatures w14:val="none"/>
               </w:rPr>
               <w:t>1</w:t>
@@ -355,32 +357,34 @@
         </w:tc>
         <w:tc>
           <w:tcPr>
-            <w:tcW w:w="1399" w:type="dxa"/>
-            <w:shd w:val="clear" w:color="auto" w:fill="FFFFFF"/>
-            <w:vAlign w:val="center"/>
-            <w:hideMark/>
-          </w:tcPr>
-          <w:p>
-            <w:pPr>
-              <w:spacing w:after="0" w:line="240" w:lineRule="auto"/>
-              <w:rPr>
-                <w:rFonts w:ascii="Arial" w:eastAsia="Times New Roman" w:hAnsi="Arial" w:cs="Arial"/>
-                <w:color w:val="131314"/>
-                <w:kern w:val="0"/>
-                <w:sz w:val="21"/>
-                <w:szCs w:val="21"/>
-                <w14:ligatures w14:val="none"/>
-              </w:rPr>
-            </w:pPr>
-            <w:r>
-              <w:rPr>
-                <w:rFonts w:ascii="Arial" w:eastAsia="Times New Roman" w:hAnsi="Arial" w:cs="Arial"/>
-                <w:b/>
-                <w:bCs/>
-                <w:color w:val="131314"/>
-                <w:kern w:val="0"/>
-                <w:sz w:val="21"/>
-                <w:szCs w:val="21"/>
+            <w:tcW w:w="1980" w:type="dxa"/>
+            <w:shd w:val="clear" w:color="auto" w:fill="FFFFFF"/>
+            <w:vAlign w:val="center"/>
+            <w:hideMark/>
+          </w:tcPr>
+          <w:p>
+            <w:pPr>
+              <w:spacing w:after="0" w:line="240" w:lineRule="auto"/>
+              <w:rPr>
+                <w:rFonts w:ascii="Arial" w:eastAsia="Times New Roman" w:hAnsi="Arial" w:cs="Arial"/>
+                <w:color w:val="131314"/>
+                <w:kern w:val="0"/>
+                <w:sz w:val="21"/>
+                <w:szCs w:val="21"/>
+                <w:highlight w:val="cyan"/>
+                <w14:ligatures w14:val="none"/>
+              </w:rPr>
+            </w:pPr>
+            <w:r>
+              <w:rPr>
+                <w:rFonts w:ascii="Arial" w:eastAsia="Times New Roman" w:hAnsi="Arial" w:cs="Arial"/>
+                <w:b/>
+                <w:bCs/>
+                <w:color w:val="131314"/>
+                <w:kern w:val="0"/>
+                <w:sz w:val="21"/>
+                <w:szCs w:val="21"/>
+                <w:highlight w:val="cyan"/>
                 <w14:ligatures w14:val="none"/>
               </w:rPr>
               <w:t>5-km Gridded Product</w:t>
@@ -392,6 +396,7 @@
                 <w:kern w:val="0"/>
                 <w:sz w:val="21"/>
                 <w:szCs w:val="21"/>
+                <w:highlight w:val="cyan"/>
                 <w14:ligatures w14:val="none"/>
               </w:rPr>
               <w:t xml:space="preserve"> (Ali et al., 2023)</w:t>
@@ -432,7 +437,7 @@
         </w:tc>
         <w:tc>
           <w:tcPr>
-            <w:tcW w:w="1892" w:type="dxa"/>
+            <w:tcW w:w="1709" w:type="dxa"/>
             <w:shd w:val="clear" w:color="auto" w:fill="FFFFFF"/>
             <w:vAlign w:val="center"/>
             <w:hideMark/>
@@ -607,7 +612,7 @@
       <w:tr>
         <w:tc>
           <w:tcPr>
-            <w:tcW w:w="1075" w:type="dxa"/>
+            <w:tcW w:w="677" w:type="dxa"/>
           </w:tcPr>
           <w:p>
             <w:pPr>
@@ -640,32 +645,33 @@
         </w:tc>
         <w:tc>
           <w:tcPr>
-            <w:tcW w:w="1399" w:type="dxa"/>
-            <w:shd w:val="clear" w:color="auto" w:fill="FFFFFF"/>
-            <w:vAlign w:val="center"/>
-            <w:hideMark/>
-          </w:tcPr>
-          <w:p>
-            <w:pPr>
-              <w:spacing w:after="0" w:line="240" w:lineRule="auto"/>
-              <w:rPr>
-                <w:rFonts w:ascii="Arial" w:eastAsia="Times New Roman" w:hAnsi="Arial" w:cs="Arial"/>
-                <w:color w:val="131314"/>
-                <w:kern w:val="0"/>
-                <w:sz w:val="21"/>
-                <w:szCs w:val="21"/>
-                <w14:ligatures w14:val="none"/>
-              </w:rPr>
-            </w:pPr>
-            <w:r>
-              <w:rPr>
-                <w:rFonts w:ascii="Arial" w:eastAsia="Times New Roman" w:hAnsi="Arial" w:cs="Arial"/>
-                <w:b/>
-                <w:bCs/>
-                <w:color w:val="131314"/>
-                <w:kern w:val="0"/>
-                <w:sz w:val="21"/>
-                <w:szCs w:val="21"/>
+            <w:tcW w:w="1980" w:type="dxa"/>
+            <w:shd w:val="clear" w:color="auto" w:fill="FFFFFF"/>
+            <w:vAlign w:val="center"/>
+            <w:hideMark/>
+          </w:tcPr>
+          <w:p>
+            <w:pPr>
+              <w:spacing w:after="0" w:line="240" w:lineRule="auto"/>
+              <w:rPr>
+                <w:rFonts w:ascii="Arial" w:eastAsia="Times New Roman" w:hAnsi="Arial" w:cs="Arial"/>
+                <w:color w:val="131314"/>
+                <w:kern w:val="0"/>
+                <w:sz w:val="21"/>
+                <w:szCs w:val="21"/>
+                <w14:ligatures w14:val="none"/>
+              </w:rPr>
+            </w:pPr>
+            <w:r>
+              <w:rPr>
+                <w:rFonts w:ascii="Arial" w:eastAsia="Times New Roman" w:hAnsi="Arial" w:cs="Arial"/>
+                <w:b/>
+                <w:bCs/>
+                <w:color w:val="131314"/>
+                <w:kern w:val="0"/>
+                <w:sz w:val="21"/>
+                <w:szCs w:val="21"/>
+                <w:highlight w:val="yellow"/>
                 <w14:ligatures w14:val="none"/>
               </w:rPr>
               <w:t>APHRODITE</w:t>
@@ -717,7 +723,7 @@
         </w:tc>
         <w:tc>
           <w:tcPr>
-            <w:tcW w:w="1892" w:type="dxa"/>
+            <w:tcW w:w="1709" w:type="dxa"/>
             <w:shd w:val="clear" w:color="auto" w:fill="FFFFFF"/>
             <w:vAlign w:val="center"/>
             <w:hideMark/>
@@ -892,31 +898,33 @@
       <w:tr>
         <w:tc>
           <w:tcPr>
-            <w:tcW w:w="1075" w:type="dxa"/>
-          </w:tcPr>
-          <w:p>
-            <w:pPr>
-              <w:spacing w:after="0" w:line="240" w:lineRule="auto"/>
-              <w:rPr>
-                <w:rFonts w:ascii="Arial" w:eastAsia="Times New Roman" w:hAnsi="Arial" w:cs="Arial"/>
-                <w:b/>
-                <w:bCs/>
-                <w:color w:val="131314"/>
-                <w:kern w:val="0"/>
-                <w:sz w:val="21"/>
-                <w:szCs w:val="21"/>
-                <w14:ligatures w14:val="none"/>
-              </w:rPr>
-            </w:pPr>
-            <w:r>
-              <w:rPr>
-                <w:rFonts w:ascii="Arial" w:eastAsia="Times New Roman" w:hAnsi="Arial" w:cs="Arial"/>
-                <w:b/>
-                <w:bCs/>
-                <w:color w:val="131314"/>
-                <w:kern w:val="0"/>
-                <w:sz w:val="21"/>
-                <w:szCs w:val="21"/>
+            <w:tcW w:w="677" w:type="dxa"/>
+          </w:tcPr>
+          <w:p>
+            <w:pPr>
+              <w:spacing w:after="0" w:line="240" w:lineRule="auto"/>
+              <w:rPr>
+                <w:rFonts w:ascii="Arial" w:eastAsia="Times New Roman" w:hAnsi="Arial" w:cs="Arial"/>
+                <w:b/>
+                <w:bCs/>
+                <w:color w:val="131314"/>
+                <w:kern w:val="0"/>
+                <w:sz w:val="21"/>
+                <w:szCs w:val="21"/>
+                <w:highlight w:val="cyan"/>
+                <w14:ligatures w14:val="none"/>
+              </w:rPr>
+            </w:pPr>
+            <w:r>
+              <w:rPr>
+                <w:rFonts w:ascii="Arial" w:eastAsia="Times New Roman" w:hAnsi="Arial" w:cs="Arial"/>
+                <w:b/>
+                <w:bCs/>
+                <w:color w:val="131314"/>
+                <w:kern w:val="0"/>
+                <w:sz w:val="21"/>
+                <w:szCs w:val="21"/>
+                <w:highlight w:val="cyan"/>
                 <w14:ligatures w14:val="none"/>
               </w:rPr>
               <w:t>3</w:t>
@@ -925,32 +933,34 @@
         </w:tc>
         <w:tc>
           <w:tcPr>
-            <w:tcW w:w="1399" w:type="dxa"/>
-            <w:shd w:val="clear" w:color="auto" w:fill="FFFFFF"/>
-            <w:vAlign w:val="center"/>
-            <w:hideMark/>
-          </w:tcPr>
-          <w:p>
-            <w:pPr>
-              <w:spacing w:after="0" w:line="240" w:lineRule="auto"/>
-              <w:rPr>
-                <w:rFonts w:ascii="Arial" w:eastAsia="Times New Roman" w:hAnsi="Arial" w:cs="Arial"/>
-                <w:color w:val="131314"/>
-                <w:kern w:val="0"/>
-                <w:sz w:val="21"/>
-                <w:szCs w:val="21"/>
-                <w14:ligatures w14:val="none"/>
-              </w:rPr>
-            </w:pPr>
-            <w:r>
-              <w:rPr>
-                <w:rFonts w:ascii="Arial" w:eastAsia="Times New Roman" w:hAnsi="Arial" w:cs="Arial"/>
-                <w:b/>
-                <w:bCs/>
-                <w:color w:val="131314"/>
-                <w:kern w:val="0"/>
-                <w:sz w:val="21"/>
-                <w:szCs w:val="21"/>
+            <w:tcW w:w="1980" w:type="dxa"/>
+            <w:shd w:val="clear" w:color="auto" w:fill="FFFFFF"/>
+            <w:vAlign w:val="center"/>
+            <w:hideMark/>
+          </w:tcPr>
+          <w:p>
+            <w:pPr>
+              <w:spacing w:after="0" w:line="240" w:lineRule="auto"/>
+              <w:rPr>
+                <w:rFonts w:ascii="Arial" w:eastAsia="Times New Roman" w:hAnsi="Arial" w:cs="Arial"/>
+                <w:color w:val="131314"/>
+                <w:kern w:val="0"/>
+                <w:sz w:val="21"/>
+                <w:szCs w:val="21"/>
+                <w:highlight w:val="cyan"/>
+                <w14:ligatures w14:val="none"/>
+              </w:rPr>
+            </w:pPr>
+            <w:r>
+              <w:rPr>
+                <w:rFonts w:ascii="Arial" w:eastAsia="Times New Roman" w:hAnsi="Arial" w:cs="Arial"/>
+                <w:b/>
+                <w:bCs/>
+                <w:color w:val="131314"/>
+                <w:kern w:val="0"/>
+                <w:sz w:val="21"/>
+                <w:szCs w:val="21"/>
+                <w:highlight w:val="cyan"/>
                 <w14:ligatures w14:val="none"/>
               </w:rPr>
               <w:t>CMFD</w:t>
@@ -962,6 +972,7 @@
                 <w:kern w:val="0"/>
                 <w:sz w:val="21"/>
                 <w:szCs w:val="21"/>
+                <w:highlight w:val="cyan"/>
                 <w14:ligatures w14:val="none"/>
               </w:rPr>
               <w:t xml:space="preserve"> (China Meteorological Forcing Dataset)</w:t>
@@ -1002,7 +1013,7 @@
         </w:tc>
         <w:tc>
           <w:tcPr>
-            <w:tcW w:w="1892" w:type="dxa"/>
+            <w:tcW w:w="1709" w:type="dxa"/>
             <w:shd w:val="clear" w:color="auto" w:fill="FFFFFF"/>
             <w:vAlign w:val="center"/>
             <w:hideMark/>
@@ -1177,7 +1188,7 @@
       <w:tr>
         <w:tc>
           <w:tcPr>
-            <w:tcW w:w="1075" w:type="dxa"/>
+            <w:tcW w:w="677" w:type="dxa"/>
           </w:tcPr>
           <w:p>
             <w:pPr>
@@ -1211,32 +1222,34 @@
         </w:tc>
         <w:tc>
           <w:tcPr>
-            <w:tcW w:w="1399" w:type="dxa"/>
-            <w:shd w:val="clear" w:color="auto" w:fill="FFFFFF"/>
-            <w:vAlign w:val="center"/>
-            <w:hideMark/>
-          </w:tcPr>
-          <w:p>
-            <w:pPr>
-              <w:spacing w:after="0" w:line="240" w:lineRule="auto"/>
-              <w:rPr>
-                <w:rFonts w:ascii="Arial" w:eastAsia="Times New Roman" w:hAnsi="Arial" w:cs="Arial"/>
-                <w:color w:val="131314"/>
-                <w:kern w:val="0"/>
-                <w:sz w:val="21"/>
-                <w:szCs w:val="21"/>
-                <w14:ligatures w14:val="none"/>
-              </w:rPr>
-            </w:pPr>
-            <w:r>
-              <w:rPr>
-                <w:rFonts w:ascii="Arial" w:eastAsia="Times New Roman" w:hAnsi="Arial" w:cs="Arial"/>
-                <w:b/>
-                <w:bCs/>
-                <w:color w:val="131314"/>
-                <w:kern w:val="0"/>
-                <w:sz w:val="21"/>
-                <w:szCs w:val="21"/>
+            <w:tcW w:w="1980" w:type="dxa"/>
+            <w:shd w:val="clear" w:color="auto" w:fill="FFFFFF"/>
+            <w:vAlign w:val="center"/>
+            <w:hideMark/>
+          </w:tcPr>
+          <w:p>
+            <w:pPr>
+              <w:spacing w:after="0" w:line="240" w:lineRule="auto"/>
+              <w:rPr>
+                <w:rFonts w:ascii="Arial" w:eastAsia="Times New Roman" w:hAnsi="Arial" w:cs="Arial"/>
+                <w:color w:val="131314"/>
+                <w:kern w:val="0"/>
+                <w:sz w:val="21"/>
+                <w:szCs w:val="21"/>
+                <w:highlight w:val="cyan"/>
+                <w14:ligatures w14:val="none"/>
+              </w:rPr>
+            </w:pPr>
+            <w:r>
+              <w:rPr>
+                <w:rFonts w:ascii="Arial" w:eastAsia="Times New Roman" w:hAnsi="Arial" w:cs="Arial"/>
+                <w:b/>
+                <w:bCs/>
+                <w:color w:val="131314"/>
+                <w:kern w:val="0"/>
+                <w:sz w:val="21"/>
+                <w:szCs w:val="21"/>
+                <w:highlight w:val="cyan"/>
                 <w14:ligatures w14:val="none"/>
               </w:rPr>
               <w:t>CMIP5 Projections</w:t>
@@ -1248,6 +1261,7 @@
                 <w:kern w:val="0"/>
                 <w:sz w:val="21"/>
                 <w:szCs w:val="21"/>
+                <w:highlight w:val="cyan"/>
                 <w14:ligatures w14:val="none"/>
               </w:rPr>
               <w:t xml:space="preserve"> (High-resolution, Bias-corrected)</w:t>
@@ -1288,7 +1302,7 @@
         </w:tc>
         <w:tc>
           <w:tcPr>
-            <w:tcW w:w="1892" w:type="dxa"/>
+            <w:tcW w:w="1709" w:type="dxa"/>
             <w:shd w:val="clear" w:color="auto" w:fill="FFFFFF"/>
             <w:vAlign w:val="center"/>
             <w:hideMark/>
@@ -1463,7 +1477,7 @@
       <w:tr>
         <w:tc>
           <w:tcPr>
-            <w:tcW w:w="1075" w:type="dxa"/>
+            <w:tcW w:w="677" w:type="dxa"/>
           </w:tcPr>
           <w:p>
             <w:pPr>
@@ -1496,32 +1510,33 @@
         </w:tc>
         <w:tc>
           <w:tcPr>
-            <w:tcW w:w="1399" w:type="dxa"/>
-            <w:shd w:val="clear" w:color="auto" w:fill="FFFFFF"/>
-            <w:vAlign w:val="center"/>
-            <w:hideMark/>
-          </w:tcPr>
-          <w:p>
-            <w:pPr>
-              <w:spacing w:after="0" w:line="240" w:lineRule="auto"/>
-              <w:rPr>
-                <w:rFonts w:ascii="Arial" w:eastAsia="Times New Roman" w:hAnsi="Arial" w:cs="Arial"/>
-                <w:color w:val="131314"/>
-                <w:kern w:val="0"/>
-                <w:sz w:val="21"/>
-                <w:szCs w:val="21"/>
-                <w14:ligatures w14:val="none"/>
-              </w:rPr>
-            </w:pPr>
-            <w:r>
-              <w:rPr>
-                <w:rFonts w:ascii="Arial" w:eastAsia="Times New Roman" w:hAnsi="Arial" w:cs="Arial"/>
-                <w:b/>
-                <w:bCs/>
-                <w:color w:val="131314"/>
-                <w:kern w:val="0"/>
-                <w:sz w:val="21"/>
-                <w:szCs w:val="21"/>
+            <w:tcW w:w="1980" w:type="dxa"/>
+            <w:shd w:val="clear" w:color="auto" w:fill="FFFFFF"/>
+            <w:vAlign w:val="center"/>
+            <w:hideMark/>
+          </w:tcPr>
+          <w:p>
+            <w:pPr>
+              <w:spacing w:after="0" w:line="240" w:lineRule="auto"/>
+              <w:rPr>
+                <w:rFonts w:ascii="Arial" w:eastAsia="Times New Roman" w:hAnsi="Arial" w:cs="Arial"/>
+                <w:color w:val="131314"/>
+                <w:kern w:val="0"/>
+                <w:sz w:val="21"/>
+                <w:szCs w:val="21"/>
+                <w14:ligatures w14:val="none"/>
+              </w:rPr>
+            </w:pPr>
+            <w:r>
+              <w:rPr>
+                <w:rFonts w:ascii="Arial" w:eastAsia="Times New Roman" w:hAnsi="Arial" w:cs="Arial"/>
+                <w:b/>
+                <w:bCs/>
+                <w:color w:val="131314"/>
+                <w:kern w:val="0"/>
+                <w:sz w:val="21"/>
+                <w:szCs w:val="21"/>
+                <w:highlight w:val="cyan"/>
                 <w14:ligatures w14:val="none"/>
               </w:rPr>
               <w:t>CMIP6-GCMs</w:t>
@@ -1562,7 +1577,7 @@
         </w:tc>
         <w:tc>
           <w:tcPr>
-            <w:tcW w:w="1892" w:type="dxa"/>
+            <w:tcW w:w="1709" w:type="dxa"/>
             <w:shd w:val="clear" w:color="auto" w:fill="FFFFFF"/>
             <w:vAlign w:val="center"/>
             <w:hideMark/>
@@ -1737,7 +1752,7 @@
       <w:tr>
         <w:tc>
           <w:tcPr>
-            <w:tcW w:w="1075" w:type="dxa"/>
+            <w:tcW w:w="677" w:type="dxa"/>
           </w:tcPr>
           <w:p>
             <w:pPr>
@@ -1770,32 +1785,34 @@
         </w:tc>
         <w:tc>
           <w:tcPr>
-            <w:tcW w:w="1399" w:type="dxa"/>
-            <w:shd w:val="clear" w:color="auto" w:fill="FFFFFF"/>
-            <w:vAlign w:val="center"/>
-            <w:hideMark/>
-          </w:tcPr>
-          <w:p>
-            <w:pPr>
-              <w:spacing w:after="0" w:line="240" w:lineRule="auto"/>
-              <w:rPr>
-                <w:rFonts w:ascii="Arial" w:eastAsia="Times New Roman" w:hAnsi="Arial" w:cs="Arial"/>
-                <w:color w:val="131314"/>
-                <w:kern w:val="0"/>
-                <w:sz w:val="21"/>
-                <w:szCs w:val="21"/>
-                <w14:ligatures w14:val="none"/>
-              </w:rPr>
-            </w:pPr>
-            <w:r>
-              <w:rPr>
-                <w:rFonts w:ascii="Arial" w:eastAsia="Times New Roman" w:hAnsi="Arial" w:cs="Arial"/>
-                <w:b/>
-                <w:bCs/>
-                <w:color w:val="131314"/>
-                <w:kern w:val="0"/>
-                <w:sz w:val="21"/>
-                <w:szCs w:val="21"/>
+            <w:tcW w:w="1980" w:type="dxa"/>
+            <w:shd w:val="clear" w:color="auto" w:fill="FFFFFF"/>
+            <w:vAlign w:val="center"/>
+            <w:hideMark/>
+          </w:tcPr>
+          <w:p>
+            <w:pPr>
+              <w:spacing w:after="0" w:line="240" w:lineRule="auto"/>
+              <w:rPr>
+                <w:rFonts w:ascii="Arial" w:eastAsia="Times New Roman" w:hAnsi="Arial" w:cs="Arial"/>
+                <w:color w:val="131314"/>
+                <w:kern w:val="0"/>
+                <w:sz w:val="21"/>
+                <w:szCs w:val="21"/>
+                <w14:ligatures w14:val="none"/>
+              </w:rPr>
+            </w:pPr>
+            <w:commentRangeStart w:id="0"/>
+            <w:r>
+              <w:rPr>
+                <w:rFonts w:ascii="Arial" w:eastAsia="Times New Roman" w:hAnsi="Arial" w:cs="Arial"/>
+                <w:b/>
+                <w:bCs/>
+                <w:color w:val="131314"/>
+                <w:kern w:val="0"/>
+                <w:sz w:val="21"/>
+                <w:szCs w:val="21"/>
+                <w:highlight w:val="cyan"/>
                 <w14:ligatures w14:val="none"/>
               </w:rPr>
               <w:t>CMORPH</w:t>
@@ -1807,10 +1824,18 @@
                 <w:kern w:val="0"/>
                 <w:sz w:val="21"/>
                 <w:szCs w:val="21"/>
+                <w:highlight w:val="cyan"/>
                 <w14:ligatures w14:val="none"/>
               </w:rPr>
               <w:t xml:space="preserve"> (CPC morphing technique)</w:t>
             </w:r>
+            <w:commentRangeEnd w:id="0"/>
+            <w:r>
+              <w:rPr>
+                <w:rStyle w:val="CommentReference"/>
+              </w:rPr>
+              <w:commentReference w:id="0"/>
+            </w:r>
           </w:p>
         </w:tc>
         <w:tc>
@@ -1847,7 +1872,7 @@
         </w:tc>
         <w:tc>
           <w:tcPr>
-            <w:tcW w:w="1892" w:type="dxa"/>
+            <w:tcW w:w="1709" w:type="dxa"/>
             <w:shd w:val="clear" w:color="auto" w:fill="FFFFFF"/>
             <w:vAlign w:val="center"/>
             <w:hideMark/>
@@ -2022,7 +2047,7 @@
       <w:tr>
         <w:tc>
           <w:tcPr>
-            <w:tcW w:w="1075" w:type="dxa"/>
+            <w:tcW w:w="677" w:type="dxa"/>
           </w:tcPr>
           <w:p>
             <w:pPr>
@@ -2055,32 +2080,33 @@
         </w:tc>
         <w:tc>
           <w:tcPr>
-            <w:tcW w:w="1399" w:type="dxa"/>
-            <w:shd w:val="clear" w:color="auto" w:fill="FFFFFF"/>
-            <w:vAlign w:val="center"/>
-            <w:hideMark/>
-          </w:tcPr>
-          <w:p>
-            <w:pPr>
-              <w:spacing w:after="0" w:line="240" w:lineRule="auto"/>
-              <w:rPr>
-                <w:rFonts w:ascii="Arial" w:eastAsia="Times New Roman" w:hAnsi="Arial" w:cs="Arial"/>
-                <w:color w:val="131314"/>
-                <w:kern w:val="0"/>
-                <w:sz w:val="21"/>
-                <w:szCs w:val="21"/>
-                <w14:ligatures w14:val="none"/>
-              </w:rPr>
-            </w:pPr>
-            <w:r>
-              <w:rPr>
-                <w:rFonts w:ascii="Arial" w:eastAsia="Times New Roman" w:hAnsi="Arial" w:cs="Arial"/>
-                <w:b/>
-                <w:bCs/>
-                <w:color w:val="131314"/>
-                <w:kern w:val="0"/>
-                <w:sz w:val="21"/>
-                <w:szCs w:val="21"/>
+            <w:tcW w:w="1980" w:type="dxa"/>
+            <w:shd w:val="clear" w:color="auto" w:fill="FFFFFF"/>
+            <w:vAlign w:val="center"/>
+            <w:hideMark/>
+          </w:tcPr>
+          <w:p>
+            <w:pPr>
+              <w:spacing w:after="0" w:line="240" w:lineRule="auto"/>
+              <w:rPr>
+                <w:rFonts w:ascii="Arial" w:eastAsia="Times New Roman" w:hAnsi="Arial" w:cs="Arial"/>
+                <w:color w:val="131314"/>
+                <w:kern w:val="0"/>
+                <w:sz w:val="21"/>
+                <w:szCs w:val="21"/>
+                <w14:ligatures w14:val="none"/>
+              </w:rPr>
+            </w:pPr>
+            <w:r>
+              <w:rPr>
+                <w:rFonts w:ascii="Arial" w:eastAsia="Times New Roman" w:hAnsi="Arial" w:cs="Arial"/>
+                <w:b/>
+                <w:bCs/>
+                <w:color w:val="131314"/>
+                <w:kern w:val="0"/>
+                <w:sz w:val="21"/>
+                <w:szCs w:val="21"/>
+                <w:highlight w:val="cyan"/>
                 <w14:ligatures w14:val="none"/>
               </w:rPr>
               <w:t>CRU-TS</w:t>
@@ -2092,9 +2118,42 @@
                 <w:kern w:val="0"/>
                 <w:sz w:val="21"/>
                 <w:szCs w:val="21"/>
-                <w14:ligatures w14:val="none"/>
-              </w:rPr>
-              <w:t xml:space="preserve"> (Climate Research Unit Time-Series)</w:t>
+                <w:highlight w:val="cyan"/>
+                <w14:ligatures w14:val="none"/>
+              </w:rPr>
+              <w:t xml:space="preserve"> (Climate Research </w:t>
+            </w:r>
+            <w:commentRangeStart w:id="1"/>
+            <w:r>
+              <w:rPr>
+                <w:rFonts w:ascii="Arial" w:eastAsia="Times New Roman" w:hAnsi="Arial" w:cs="Arial"/>
+                <w:color w:val="131314"/>
+                <w:kern w:val="0"/>
+                <w:sz w:val="21"/>
+                <w:szCs w:val="21"/>
+                <w:highlight w:val="cyan"/>
+                <w14:ligatures w14:val="none"/>
+              </w:rPr>
+              <w:t>Unit</w:t>
+            </w:r>
+            <w:commentRangeEnd w:id="1"/>
+            <w:r>
+              <w:rPr>
+                <w:rStyle w:val="CommentReference"/>
+              </w:rPr>
+              <w:commentReference w:id="1"/>
+            </w:r>
+            <w:r>
+              <w:rPr>
+                <w:rFonts w:ascii="Arial" w:eastAsia="Times New Roman" w:hAnsi="Arial" w:cs="Arial"/>
+                <w:color w:val="131314"/>
+                <w:kern w:val="0"/>
+                <w:sz w:val="21"/>
+                <w:szCs w:val="21"/>
+                <w:highlight w:val="cyan"/>
+                <w14:ligatures w14:val="none"/>
+              </w:rPr>
+              <w:t xml:space="preserve"> Time-Series)</w:t>
             </w:r>
           </w:p>
         </w:tc>
@@ -2132,7 +2191,7 @@
         </w:tc>
         <w:tc>
           <w:tcPr>
-            <w:tcW w:w="1892" w:type="dxa"/>
+            <w:tcW w:w="1709" w:type="dxa"/>
             <w:shd w:val="clear" w:color="auto" w:fill="FFFFFF"/>
             <w:vAlign w:val="center"/>
             <w:hideMark/>
@@ -2307,31 +2366,33 @@
       <w:tr>
         <w:tc>
           <w:tcPr>
-            <w:tcW w:w="1075" w:type="dxa"/>
-          </w:tcPr>
-          <w:p>
-            <w:pPr>
-              <w:spacing w:after="0" w:line="240" w:lineRule="auto"/>
-              <w:rPr>
-                <w:rFonts w:ascii="Arial" w:eastAsia="Times New Roman" w:hAnsi="Arial" w:cs="Arial"/>
-                <w:b/>
-                <w:bCs/>
-                <w:color w:val="131314"/>
-                <w:kern w:val="0"/>
-                <w:sz w:val="21"/>
-                <w:szCs w:val="21"/>
-                <w14:ligatures w14:val="none"/>
-              </w:rPr>
-            </w:pPr>
-            <w:r>
-              <w:rPr>
-                <w:rFonts w:ascii="Arial" w:eastAsia="Times New Roman" w:hAnsi="Arial" w:cs="Arial"/>
-                <w:b/>
-                <w:bCs/>
-                <w:color w:val="131314"/>
-                <w:kern w:val="0"/>
-                <w:sz w:val="21"/>
-                <w:szCs w:val="21"/>
+            <w:tcW w:w="677" w:type="dxa"/>
+          </w:tcPr>
+          <w:p>
+            <w:pPr>
+              <w:spacing w:after="0" w:line="240" w:lineRule="auto"/>
+              <w:rPr>
+                <w:rFonts w:ascii="Arial" w:eastAsia="Times New Roman" w:hAnsi="Arial" w:cs="Arial"/>
+                <w:b/>
+                <w:bCs/>
+                <w:color w:val="131314"/>
+                <w:kern w:val="0"/>
+                <w:sz w:val="21"/>
+                <w:szCs w:val="21"/>
+                <w:highlight w:val="cyan"/>
+                <w14:ligatures w14:val="none"/>
+              </w:rPr>
+            </w:pPr>
+            <w:r>
+              <w:rPr>
+                <w:rFonts w:ascii="Arial" w:eastAsia="Times New Roman" w:hAnsi="Arial" w:cs="Arial"/>
+                <w:b/>
+                <w:bCs/>
+                <w:color w:val="131314"/>
+                <w:kern w:val="0"/>
+                <w:sz w:val="21"/>
+                <w:szCs w:val="21"/>
+                <w:highlight w:val="cyan"/>
                 <w14:ligatures w14:val="none"/>
               </w:rPr>
               <w:t>8</w:t>
@@ -2340,32 +2401,34 @@
         </w:tc>
         <w:tc>
           <w:tcPr>
-            <w:tcW w:w="1399" w:type="dxa"/>
-            <w:shd w:val="clear" w:color="auto" w:fill="FFFFFF"/>
-            <w:vAlign w:val="center"/>
-            <w:hideMark/>
-          </w:tcPr>
-          <w:p>
-            <w:pPr>
-              <w:spacing w:after="0" w:line="240" w:lineRule="auto"/>
-              <w:rPr>
-                <w:rFonts w:ascii="Arial" w:eastAsia="Times New Roman" w:hAnsi="Arial" w:cs="Arial"/>
-                <w:color w:val="131314"/>
-                <w:kern w:val="0"/>
-                <w:sz w:val="21"/>
-                <w:szCs w:val="21"/>
-                <w14:ligatures w14:val="none"/>
-              </w:rPr>
-            </w:pPr>
-            <w:r>
-              <w:rPr>
-                <w:rFonts w:ascii="Arial" w:eastAsia="Times New Roman" w:hAnsi="Arial" w:cs="Arial"/>
-                <w:b/>
-                <w:bCs/>
-                <w:color w:val="131314"/>
-                <w:kern w:val="0"/>
-                <w:sz w:val="21"/>
-                <w:szCs w:val="21"/>
+            <w:tcW w:w="1980" w:type="dxa"/>
+            <w:shd w:val="clear" w:color="auto" w:fill="FFFFFF"/>
+            <w:vAlign w:val="center"/>
+            <w:hideMark/>
+          </w:tcPr>
+          <w:p>
+            <w:pPr>
+              <w:spacing w:after="0" w:line="240" w:lineRule="auto"/>
+              <w:rPr>
+                <w:rFonts w:ascii="Arial" w:eastAsia="Times New Roman" w:hAnsi="Arial" w:cs="Arial"/>
+                <w:color w:val="131314"/>
+                <w:kern w:val="0"/>
+                <w:sz w:val="21"/>
+                <w:szCs w:val="21"/>
+                <w:highlight w:val="cyan"/>
+                <w14:ligatures w14:val="none"/>
+              </w:rPr>
+            </w:pPr>
+            <w:r>
+              <w:rPr>
+                <w:rFonts w:ascii="Arial" w:eastAsia="Times New Roman" w:hAnsi="Arial" w:cs="Arial"/>
+                <w:b/>
+                <w:bCs/>
+                <w:color w:val="131314"/>
+                <w:kern w:val="0"/>
+                <w:sz w:val="21"/>
+                <w:szCs w:val="21"/>
+                <w:highlight w:val="cyan"/>
                 <w14:ligatures w14:val="none"/>
               </w:rPr>
               <w:t>ERA-40</w:t>
@@ -2406,7 +2469,7 @@
         </w:tc>
         <w:tc>
           <w:tcPr>
-            <w:tcW w:w="1892" w:type="dxa"/>
+            <w:tcW w:w="1709" w:type="dxa"/>
             <w:shd w:val="clear" w:color="auto" w:fill="FFFFFF"/>
             <w:vAlign w:val="center"/>
             <w:hideMark/>
@@ -2593,7 +2656,7 @@
       <w:tr>
         <w:tc>
           <w:tcPr>
-            <w:tcW w:w="1075" w:type="dxa"/>
+            <w:tcW w:w="677" w:type="dxa"/>
           </w:tcPr>
           <w:p>
             <w:pPr>
@@ -2627,32 +2690,33 @@
         </w:tc>
         <w:tc>
           <w:tcPr>
-            <w:tcW w:w="1399" w:type="dxa"/>
-            <w:shd w:val="clear" w:color="auto" w:fill="FFFFFF"/>
-            <w:vAlign w:val="center"/>
-            <w:hideMark/>
-          </w:tcPr>
-          <w:p>
-            <w:pPr>
-              <w:spacing w:after="0" w:line="240" w:lineRule="auto"/>
-              <w:rPr>
-                <w:rFonts w:ascii="Arial" w:eastAsia="Times New Roman" w:hAnsi="Arial" w:cs="Arial"/>
-                <w:color w:val="131314"/>
-                <w:kern w:val="0"/>
-                <w:sz w:val="21"/>
-                <w:szCs w:val="21"/>
-                <w14:ligatures w14:val="none"/>
-              </w:rPr>
-            </w:pPr>
-            <w:r>
-              <w:rPr>
-                <w:rFonts w:ascii="Arial" w:eastAsia="Times New Roman" w:hAnsi="Arial" w:cs="Arial"/>
-                <w:b/>
-                <w:bCs/>
-                <w:color w:val="131314"/>
-                <w:kern w:val="0"/>
-                <w:sz w:val="21"/>
-                <w:szCs w:val="21"/>
+            <w:tcW w:w="1980" w:type="dxa"/>
+            <w:shd w:val="clear" w:color="auto" w:fill="FFFFFF"/>
+            <w:vAlign w:val="center"/>
+            <w:hideMark/>
+          </w:tcPr>
+          <w:p>
+            <w:pPr>
+              <w:spacing w:after="0" w:line="240" w:lineRule="auto"/>
+              <w:rPr>
+                <w:rFonts w:ascii="Arial" w:eastAsia="Times New Roman" w:hAnsi="Arial" w:cs="Arial"/>
+                <w:color w:val="131314"/>
+                <w:kern w:val="0"/>
+                <w:sz w:val="21"/>
+                <w:szCs w:val="21"/>
+                <w14:ligatures w14:val="none"/>
+              </w:rPr>
+            </w:pPr>
+            <w:r>
+              <w:rPr>
+                <w:rFonts w:ascii="Arial" w:eastAsia="Times New Roman" w:hAnsi="Arial" w:cs="Arial"/>
+                <w:b/>
+                <w:bCs/>
+                <w:color w:val="131314"/>
+                <w:kern w:val="0"/>
+                <w:sz w:val="21"/>
+                <w:szCs w:val="21"/>
+                <w:highlight w:val="cyan"/>
                 <w14:ligatures w14:val="none"/>
               </w:rPr>
               <w:t>ERA-Interim</w:t>
@@ -2664,6 +2728,7 @@
                 <w:kern w:val="0"/>
                 <w:sz w:val="21"/>
                 <w:szCs w:val="21"/>
+                <w:highlight w:val="cyan"/>
                 <w14:ligatures w14:val="none"/>
               </w:rPr>
               <w:t xml:space="preserve"> (ERA-I / ERA-Int)</w:t>
@@ -2704,7 +2769,7 @@
         </w:tc>
         <w:tc>
           <w:tcPr>
-            <w:tcW w:w="1892" w:type="dxa"/>
+            <w:tcW w:w="1709" w:type="dxa"/>
             <w:shd w:val="clear" w:color="auto" w:fill="FFFFFF"/>
             <w:vAlign w:val="center"/>
             <w:hideMark/>
@@ -2879,7 +2944,7 @@
       <w:tr>
         <w:tc>
           <w:tcPr>
-            <w:tcW w:w="1075" w:type="dxa"/>
+            <w:tcW w:w="677" w:type="dxa"/>
           </w:tcPr>
           <w:p>
             <w:pPr>
@@ -2912,32 +2977,33 @@
         </w:tc>
         <w:tc>
           <w:tcPr>
-            <w:tcW w:w="1399" w:type="dxa"/>
-            <w:shd w:val="clear" w:color="auto" w:fill="FFFFFF"/>
-            <w:vAlign w:val="center"/>
-            <w:hideMark/>
-          </w:tcPr>
-          <w:p>
-            <w:pPr>
-              <w:spacing w:after="0" w:line="240" w:lineRule="auto"/>
-              <w:rPr>
-                <w:rFonts w:ascii="Arial" w:eastAsia="Times New Roman" w:hAnsi="Arial" w:cs="Arial"/>
-                <w:color w:val="131314"/>
-                <w:kern w:val="0"/>
-                <w:sz w:val="21"/>
-                <w:szCs w:val="21"/>
-                <w14:ligatures w14:val="none"/>
-              </w:rPr>
-            </w:pPr>
-            <w:r>
-              <w:rPr>
-                <w:rFonts w:ascii="Arial" w:eastAsia="Times New Roman" w:hAnsi="Arial" w:cs="Arial"/>
-                <w:b/>
-                <w:bCs/>
-                <w:color w:val="131314"/>
-                <w:kern w:val="0"/>
-                <w:sz w:val="21"/>
-                <w:szCs w:val="21"/>
+            <w:tcW w:w="1980" w:type="dxa"/>
+            <w:shd w:val="clear" w:color="auto" w:fill="FFFFFF"/>
+            <w:vAlign w:val="center"/>
+            <w:hideMark/>
+          </w:tcPr>
+          <w:p>
+            <w:pPr>
+              <w:spacing w:after="0" w:line="240" w:lineRule="auto"/>
+              <w:rPr>
+                <w:rFonts w:ascii="Arial" w:eastAsia="Times New Roman" w:hAnsi="Arial" w:cs="Arial"/>
+                <w:color w:val="131314"/>
+                <w:kern w:val="0"/>
+                <w:sz w:val="21"/>
+                <w:szCs w:val="21"/>
+                <w14:ligatures w14:val="none"/>
+              </w:rPr>
+            </w:pPr>
+            <w:r>
+              <w:rPr>
+                <w:rFonts w:ascii="Arial" w:eastAsia="Times New Roman" w:hAnsi="Arial" w:cs="Arial"/>
+                <w:b/>
+                <w:bCs/>
+                <w:color w:val="131314"/>
+                <w:kern w:val="0"/>
+                <w:sz w:val="21"/>
+                <w:szCs w:val="21"/>
+                <w:highlight w:val="cyan"/>
                 <w14:ligatures w14:val="none"/>
               </w:rPr>
               <w:t>ERA5</w:t>
@@ -2978,7 +3044,7 @@
         </w:tc>
         <w:tc>
           <w:tcPr>
-            <w:tcW w:w="1892" w:type="dxa"/>
+            <w:tcW w:w="1709" w:type="dxa"/>
             <w:shd w:val="clear" w:color="auto" w:fill="FFFFFF"/>
             <w:vAlign w:val="center"/>
             <w:hideMark/>
@@ -3153,7 +3219,7 @@
       <w:tr>
         <w:tc>
           <w:tcPr>
-            <w:tcW w:w="1075" w:type="dxa"/>
+            <w:tcW w:w="677" w:type="dxa"/>
           </w:tcPr>
           <w:p>
             <w:pPr>
@@ -3186,35 +3252,58 @@
         </w:tc>
         <w:tc>
           <w:tcPr>
-            <w:tcW w:w="1399" w:type="dxa"/>
-            <w:shd w:val="clear" w:color="auto" w:fill="FFFFFF"/>
-            <w:vAlign w:val="center"/>
-            <w:hideMark/>
-          </w:tcPr>
-          <w:p>
-            <w:pPr>
-              <w:spacing w:after="0" w:line="240" w:lineRule="auto"/>
-              <w:rPr>
-                <w:rFonts w:ascii="Arial" w:eastAsia="Times New Roman" w:hAnsi="Arial" w:cs="Arial"/>
-                <w:color w:val="131314"/>
-                <w:kern w:val="0"/>
-                <w:sz w:val="21"/>
-                <w:szCs w:val="21"/>
-                <w14:ligatures w14:val="none"/>
-              </w:rPr>
-            </w:pPr>
-            <w:r>
-              <w:rPr>
-                <w:rFonts w:ascii="Arial" w:eastAsia="Times New Roman" w:hAnsi="Arial" w:cs="Arial"/>
-                <w:b/>
-                <w:bCs/>
-                <w:color w:val="131314"/>
-                <w:kern w:val="0"/>
-                <w:sz w:val="21"/>
-                <w:szCs w:val="21"/>
-                <w14:ligatures w14:val="none"/>
-              </w:rPr>
-              <w:t>ERA5-Land</w:t>
+            <w:tcW w:w="1980" w:type="dxa"/>
+            <w:shd w:val="clear" w:color="auto" w:fill="FFFFFF"/>
+            <w:vAlign w:val="center"/>
+            <w:hideMark/>
+          </w:tcPr>
+          <w:p>
+            <w:pPr>
+              <w:spacing w:after="0" w:line="240" w:lineRule="auto"/>
+              <w:rPr>
+                <w:rFonts w:ascii="Arial" w:eastAsia="Times New Roman" w:hAnsi="Arial" w:cs="Arial"/>
+                <w:color w:val="131314"/>
+                <w:kern w:val="0"/>
+                <w:sz w:val="21"/>
+                <w:szCs w:val="21"/>
+                <w14:ligatures w14:val="none"/>
+              </w:rPr>
+            </w:pPr>
+            <w:r>
+              <w:rPr>
+                <w:rFonts w:ascii="Arial" w:eastAsia="Times New Roman" w:hAnsi="Arial" w:cs="Arial"/>
+                <w:b/>
+                <w:bCs/>
+                <w:color w:val="131314"/>
+                <w:kern w:val="0"/>
+                <w:sz w:val="21"/>
+                <w:szCs w:val="21"/>
+                <w:highlight w:val="yellow"/>
+                <w14:ligatures w14:val="none"/>
+              </w:rPr>
+              <w:t>ERA5-La</w:t>
+            </w:r>
+            <w:commentRangeStart w:id="2"/>
+            <w:r>
+              <w:rPr>
+                <w:rFonts w:ascii="Arial" w:eastAsia="Times New Roman" w:hAnsi="Arial" w:cs="Arial"/>
+                <w:b/>
+                <w:bCs/>
+                <w:color w:val="131314"/>
+                <w:kern w:val="0"/>
+                <w:sz w:val="21"/>
+                <w:szCs w:val="21"/>
+                <w:highlight w:val="yellow"/>
+                <w14:ligatures w14:val="none"/>
+              </w:rPr>
+              <w:t>nd</w:t>
+            </w:r>
+            <w:commentRangeEnd w:id="2"/>
+            <w:r>
+              <w:rPr>
+                <w:rStyle w:val="CommentReference"/>
+              </w:rPr>
+              <w:commentReference w:id="2"/>
             </w:r>
           </w:p>
         </w:tc>
@@ -3252,7 +3341,7 @@
         </w:tc>
         <w:tc>
           <w:tcPr>
-            <w:tcW w:w="1892" w:type="dxa"/>
+            <w:tcW w:w="1709" w:type="dxa"/>
             <w:shd w:val="clear" w:color="auto" w:fill="FFFFFF"/>
             <w:vAlign w:val="center"/>
             <w:hideMark/>
@@ -3452,7 +3541,7 @@
       <w:tr>
         <w:tc>
           <w:tcPr>
-            <w:tcW w:w="1075" w:type="dxa"/>
+            <w:tcW w:w="677" w:type="dxa"/>
           </w:tcPr>
           <w:p>
             <w:pPr>
@@ -3486,32 +3575,33 @@
         </w:tc>
         <w:tc>
           <w:tcPr>
-            <w:tcW w:w="1399" w:type="dxa"/>
-            <w:shd w:val="clear" w:color="auto" w:fill="FFFFFF"/>
-            <w:vAlign w:val="center"/>
-            <w:hideMark/>
-          </w:tcPr>
-          <w:p>
-            <w:pPr>
-              <w:spacing w:after="0" w:line="240" w:lineRule="auto"/>
-              <w:rPr>
-                <w:rFonts w:ascii="Arial" w:eastAsia="Times New Roman" w:hAnsi="Arial" w:cs="Arial"/>
-                <w:color w:val="131314"/>
-                <w:kern w:val="0"/>
-                <w:sz w:val="21"/>
-                <w:szCs w:val="21"/>
-                <w14:ligatures w14:val="none"/>
-              </w:rPr>
-            </w:pPr>
-            <w:r>
-              <w:rPr>
-                <w:rFonts w:ascii="Arial" w:eastAsia="Times New Roman" w:hAnsi="Arial" w:cs="Arial"/>
-                <w:b/>
-                <w:bCs/>
-                <w:color w:val="131314"/>
-                <w:kern w:val="0"/>
-                <w:sz w:val="21"/>
-                <w:szCs w:val="21"/>
+            <w:tcW w:w="1980" w:type="dxa"/>
+            <w:shd w:val="clear" w:color="auto" w:fill="FFFFFF"/>
+            <w:vAlign w:val="center"/>
+            <w:hideMark/>
+          </w:tcPr>
+          <w:p>
+            <w:pPr>
+              <w:spacing w:after="0" w:line="240" w:lineRule="auto"/>
+              <w:rPr>
+                <w:rFonts w:ascii="Arial" w:eastAsia="Times New Roman" w:hAnsi="Arial" w:cs="Arial"/>
+                <w:color w:val="131314"/>
+                <w:kern w:val="0"/>
+                <w:sz w:val="21"/>
+                <w:szCs w:val="21"/>
+                <w14:ligatures w14:val="none"/>
+              </w:rPr>
+            </w:pPr>
+            <w:r>
+              <w:rPr>
+                <w:rFonts w:ascii="Arial" w:eastAsia="Times New Roman" w:hAnsi="Arial" w:cs="Arial"/>
+                <w:b/>
+                <w:bCs/>
+                <w:color w:val="131314"/>
+                <w:kern w:val="0"/>
+                <w:sz w:val="21"/>
+                <w:szCs w:val="21"/>
+                <w:highlight w:val="cyan"/>
                 <w14:ligatures w14:val="none"/>
               </w:rPr>
               <w:t>GPCC</w:t>
@@ -3523,9 +3613,30 @@
                 <w:kern w:val="0"/>
                 <w:sz w:val="21"/>
                 <w:szCs w:val="21"/>
-                <w14:ligatures w14:val="none"/>
-              </w:rPr>
-              <w:t xml:space="preserve"> (Monthly - Full Data V7)</w:t>
+                <w:highlight w:val="cyan"/>
+                <w14:ligatures w14:val="none"/>
+              </w:rPr>
+              <w:t xml:space="preserve"> (Monthly - Full Data </w:t>
+            </w:r>
+            <w:commentRangeStart w:id="3"/>
+            <w:r>
+              <w:rPr>
+                <w:rFonts w:ascii="Arial" w:eastAsia="Times New Roman" w:hAnsi="Arial" w:cs="Arial"/>
+                <w:color w:val="131314"/>
+                <w:kern w:val="0"/>
+                <w:sz w:val="21"/>
+                <w:szCs w:val="21"/>
+                <w:highlight w:val="cyan"/>
+                <w14:ligatures w14:val="none"/>
+              </w:rPr>
+              <w:t>V7)</w:t>
+            </w:r>
+            <w:commentRangeEnd w:id="3"/>
+            <w:r>
+              <w:rPr>
+                <w:rStyle w:val="CommentReference"/>
+              </w:rPr>
+              <w:commentReference w:id="3"/>
             </w:r>
           </w:p>
         </w:tc>
@@ -3563,7 +3674,7 @@
         </w:tc>
         <w:tc>
           <w:tcPr>
-            <w:tcW w:w="1892" w:type="dxa"/>
+            <w:tcW w:w="1709" w:type="dxa"/>
             <w:shd w:val="clear" w:color="auto" w:fill="FFFFFF"/>
             <w:vAlign w:val="center"/>
             <w:hideMark/>
@@ -3738,7 +3849,7 @@
       <w:tr>
         <w:tc>
           <w:tcPr>
-            <w:tcW w:w="1075" w:type="dxa"/>
+            <w:tcW w:w="677" w:type="dxa"/>
           </w:tcPr>
           <w:p>
             <w:pPr>
@@ -3771,32 +3882,33 @@
         </w:tc>
         <w:tc>
           <w:tcPr>
-            <w:tcW w:w="1399" w:type="dxa"/>
-            <w:shd w:val="clear" w:color="auto" w:fill="FFFFFF"/>
-            <w:vAlign w:val="center"/>
-            <w:hideMark/>
-          </w:tcPr>
-          <w:p>
-            <w:pPr>
-              <w:spacing w:after="0" w:line="240" w:lineRule="auto"/>
-              <w:rPr>
-                <w:rFonts w:ascii="Arial" w:eastAsia="Times New Roman" w:hAnsi="Arial" w:cs="Arial"/>
-                <w:color w:val="131314"/>
-                <w:kern w:val="0"/>
-                <w:sz w:val="21"/>
-                <w:szCs w:val="21"/>
-                <w14:ligatures w14:val="none"/>
-              </w:rPr>
-            </w:pPr>
-            <w:r>
-              <w:rPr>
-                <w:rFonts w:ascii="Arial" w:eastAsia="Times New Roman" w:hAnsi="Arial" w:cs="Arial"/>
-                <w:b/>
-                <w:bCs/>
-                <w:color w:val="131314"/>
-                <w:kern w:val="0"/>
-                <w:sz w:val="21"/>
-                <w:szCs w:val="21"/>
+            <w:tcW w:w="1980" w:type="dxa"/>
+            <w:shd w:val="clear" w:color="auto" w:fill="FFFFFF"/>
+            <w:vAlign w:val="center"/>
+            <w:hideMark/>
+          </w:tcPr>
+          <w:p>
+            <w:pPr>
+              <w:spacing w:after="0" w:line="240" w:lineRule="auto"/>
+              <w:rPr>
+                <w:rFonts w:ascii="Arial" w:eastAsia="Times New Roman" w:hAnsi="Arial" w:cs="Arial"/>
+                <w:color w:val="131314"/>
+                <w:kern w:val="0"/>
+                <w:sz w:val="21"/>
+                <w:szCs w:val="21"/>
+                <w14:ligatures w14:val="none"/>
+              </w:rPr>
+            </w:pPr>
+            <w:r>
+              <w:rPr>
+                <w:rFonts w:ascii="Arial" w:eastAsia="Times New Roman" w:hAnsi="Arial" w:cs="Arial"/>
+                <w:b/>
+                <w:bCs/>
+                <w:color w:val="131314"/>
+                <w:kern w:val="0"/>
+                <w:sz w:val="21"/>
+                <w:szCs w:val="21"/>
+                <w:highlight w:val="cyan"/>
                 <w14:ligatures w14:val="none"/>
               </w:rPr>
               <w:t>GPCC-daily</w:t>
@@ -3808,9 +3920,30 @@
                 <w:kern w:val="0"/>
                 <w:sz w:val="21"/>
                 <w:szCs w:val="21"/>
-                <w14:ligatures w14:val="none"/>
-              </w:rPr>
-              <w:t xml:space="preserve"> (First Guess Daily)</w:t>
+                <w:highlight w:val="cyan"/>
+                <w14:ligatures w14:val="none"/>
+              </w:rPr>
+              <w:t xml:space="preserve"> (First Guess </w:t>
+            </w:r>
+            <w:commentRangeStart w:id="4"/>
+            <w:r>
+              <w:rPr>
+                <w:rFonts w:ascii="Arial" w:eastAsia="Times New Roman" w:hAnsi="Arial" w:cs="Arial"/>
+                <w:color w:val="131314"/>
+                <w:kern w:val="0"/>
+                <w:sz w:val="21"/>
+                <w:szCs w:val="21"/>
+                <w:highlight w:val="cyan"/>
+                <w14:ligatures w14:val="none"/>
+              </w:rPr>
+              <w:t>Daily)</w:t>
+            </w:r>
+            <w:commentRangeEnd w:id="4"/>
+            <w:r>
+              <w:rPr>
+                <w:rStyle w:val="CommentReference"/>
+              </w:rPr>
+              <w:commentReference w:id="4"/>
             </w:r>
           </w:p>
         </w:tc>
@@ -3848,7 +3981,7 @@
         </w:tc>
         <w:tc>
           <w:tcPr>
-            <w:tcW w:w="1892" w:type="dxa"/>
+            <w:tcW w:w="1709" w:type="dxa"/>
             <w:shd w:val="clear" w:color="auto" w:fill="FFFFFF"/>
             <w:vAlign w:val="center"/>
             <w:hideMark/>
@@ -4035,7 +4168,7 @@
       <w:tr>
         <w:tc>
           <w:tcPr>
-            <w:tcW w:w="1075" w:type="dxa"/>
+            <w:tcW w:w="677" w:type="dxa"/>
           </w:tcPr>
           <w:p>
             <w:pPr>
@@ -4069,32 +4202,34 @@
         </w:tc>
         <w:tc>
           <w:tcPr>
-            <w:tcW w:w="1399" w:type="dxa"/>
-            <w:shd w:val="clear" w:color="auto" w:fill="FFFFFF"/>
-            <w:vAlign w:val="center"/>
-            <w:hideMark/>
-          </w:tcPr>
-          <w:p>
-            <w:pPr>
-              <w:spacing w:after="0" w:line="240" w:lineRule="auto"/>
-              <w:rPr>
-                <w:rFonts w:ascii="Arial" w:eastAsia="Times New Roman" w:hAnsi="Arial" w:cs="Arial"/>
-                <w:color w:val="131314"/>
-                <w:kern w:val="0"/>
-                <w:sz w:val="21"/>
-                <w:szCs w:val="21"/>
-                <w14:ligatures w14:val="none"/>
-              </w:rPr>
-            </w:pPr>
-            <w:r>
-              <w:rPr>
-                <w:rFonts w:ascii="Arial" w:eastAsia="Times New Roman" w:hAnsi="Arial" w:cs="Arial"/>
-                <w:b/>
-                <w:bCs/>
-                <w:color w:val="131314"/>
-                <w:kern w:val="0"/>
-                <w:sz w:val="21"/>
-                <w:szCs w:val="21"/>
+            <w:tcW w:w="1980" w:type="dxa"/>
+            <w:shd w:val="clear" w:color="auto" w:fill="FFFFFF"/>
+            <w:vAlign w:val="center"/>
+            <w:hideMark/>
+          </w:tcPr>
+          <w:p>
+            <w:pPr>
+              <w:spacing w:after="0" w:line="240" w:lineRule="auto"/>
+              <w:rPr>
+                <w:rFonts w:ascii="Arial" w:eastAsia="Times New Roman" w:hAnsi="Arial" w:cs="Arial"/>
+                <w:color w:val="131314"/>
+                <w:kern w:val="0"/>
+                <w:sz w:val="21"/>
+                <w:szCs w:val="21"/>
+                <w:highlight w:val="cyan"/>
+                <w14:ligatures w14:val="none"/>
+              </w:rPr>
+            </w:pPr>
+            <w:r>
+              <w:rPr>
+                <w:rFonts w:ascii="Arial" w:eastAsia="Times New Roman" w:hAnsi="Arial" w:cs="Arial"/>
+                <w:b/>
+                <w:bCs/>
+                <w:color w:val="131314"/>
+                <w:kern w:val="0"/>
+                <w:sz w:val="21"/>
+                <w:szCs w:val="21"/>
+                <w:highlight w:val="cyan"/>
                 <w14:ligatures w14:val="none"/>
               </w:rPr>
               <w:t>GPCP</w:t>
@@ -4106,9 +4241,30 @@
                 <w:kern w:val="0"/>
                 <w:sz w:val="21"/>
                 <w:szCs w:val="21"/>
-                <w14:ligatures w14:val="none"/>
-              </w:rPr>
-              <w:t xml:space="preserve"> (Global Precipitation Climatology Project)</w:t>
+                <w:highlight w:val="cyan"/>
+                <w14:ligatures w14:val="none"/>
+              </w:rPr>
+              <w:t xml:space="preserve"> (Global Precipitation Climatology </w:t>
+            </w:r>
+            <w:commentRangeStart w:id="5"/>
+            <w:r>
+              <w:rPr>
+                <w:rFonts w:ascii="Arial" w:eastAsia="Times New Roman" w:hAnsi="Arial" w:cs="Arial"/>
+                <w:color w:val="131314"/>
+                <w:kern w:val="0"/>
+                <w:sz w:val="21"/>
+                <w:szCs w:val="21"/>
+                <w:highlight w:val="cyan"/>
+                <w14:ligatures w14:val="none"/>
+              </w:rPr>
+              <w:t>Project)</w:t>
+            </w:r>
+            <w:commentRangeEnd w:id="5"/>
+            <w:r>
+              <w:rPr>
+                <w:rStyle w:val="CommentReference"/>
+              </w:rPr>
+              <w:commentReference w:id="5"/>
             </w:r>
           </w:p>
         </w:tc>
@@ -4146,7 +4302,7 @@
         </w:tc>
         <w:tc>
           <w:tcPr>
-            <w:tcW w:w="1892" w:type="dxa"/>
+            <w:tcW w:w="1709" w:type="dxa"/>
             <w:shd w:val="clear" w:color="auto" w:fill="FFFFFF"/>
             <w:vAlign w:val="center"/>
             <w:hideMark/>
@@ -4321,7 +4477,7 @@
       <w:tr>
         <w:tc>
           <w:tcPr>
-            <w:tcW w:w="1075" w:type="dxa"/>
+            <w:tcW w:w="677" w:type="dxa"/>
           </w:tcPr>
           <w:p>
             <w:pPr>
@@ -4354,32 +4510,33 @@
         </w:tc>
         <w:tc>
           <w:tcPr>
-            <w:tcW w:w="1399" w:type="dxa"/>
-            <w:shd w:val="clear" w:color="auto" w:fill="FFFFFF"/>
-            <w:vAlign w:val="center"/>
-            <w:hideMark/>
-          </w:tcPr>
-          <w:p>
-            <w:pPr>
-              <w:spacing w:after="0" w:line="240" w:lineRule="auto"/>
-              <w:rPr>
-                <w:rFonts w:ascii="Arial" w:eastAsia="Times New Roman" w:hAnsi="Arial" w:cs="Arial"/>
-                <w:color w:val="131314"/>
-                <w:kern w:val="0"/>
-                <w:sz w:val="21"/>
-                <w:szCs w:val="21"/>
-                <w14:ligatures w14:val="none"/>
-              </w:rPr>
-            </w:pPr>
-            <w:r>
-              <w:rPr>
-                <w:rFonts w:ascii="Arial" w:eastAsia="Times New Roman" w:hAnsi="Arial" w:cs="Arial"/>
-                <w:b/>
-                <w:bCs/>
-                <w:color w:val="131314"/>
-                <w:kern w:val="0"/>
-                <w:sz w:val="21"/>
-                <w:szCs w:val="21"/>
+            <w:tcW w:w="1980" w:type="dxa"/>
+            <w:shd w:val="clear" w:color="auto" w:fill="FFFFFF"/>
+            <w:vAlign w:val="center"/>
+            <w:hideMark/>
+          </w:tcPr>
+          <w:p>
+            <w:pPr>
+              <w:spacing w:after="0" w:line="240" w:lineRule="auto"/>
+              <w:rPr>
+                <w:rFonts w:ascii="Arial" w:eastAsia="Times New Roman" w:hAnsi="Arial" w:cs="Arial"/>
+                <w:color w:val="131314"/>
+                <w:kern w:val="0"/>
+                <w:sz w:val="21"/>
+                <w:szCs w:val="21"/>
+                <w14:ligatures w14:val="none"/>
+              </w:rPr>
+            </w:pPr>
+            <w:r>
+              <w:rPr>
+                <w:rFonts w:ascii="Arial" w:eastAsia="Times New Roman" w:hAnsi="Arial" w:cs="Arial"/>
+                <w:b/>
+                <w:bCs/>
+                <w:color w:val="131314"/>
+                <w:kern w:val="0"/>
+                <w:sz w:val="21"/>
+                <w:szCs w:val="21"/>
+                <w:highlight w:val="cyan"/>
                 <w14:ligatures w14:val="none"/>
               </w:rPr>
               <w:t>GSMaP</w:t>
@@ -4391,9 +4548,30 @@
                 <w:kern w:val="0"/>
                 <w:sz w:val="21"/>
                 <w:szCs w:val="21"/>
-                <w14:ligatures w14:val="none"/>
-              </w:rPr>
-              <w:t xml:space="preserve"> (Global Satellite Mapping of Precipitation)</w:t>
+                <w:highlight w:val="cyan"/>
+                <w14:ligatures w14:val="none"/>
+              </w:rPr>
+              <w:t xml:space="preserve"> (Global Satellite Mapping of </w:t>
+            </w:r>
+            <w:commentRangeStart w:id="6"/>
+            <w:r>
+              <w:rPr>
+                <w:rFonts w:ascii="Arial" w:eastAsia="Times New Roman" w:hAnsi="Arial" w:cs="Arial"/>
+                <w:color w:val="131314"/>
+                <w:kern w:val="0"/>
+                <w:sz w:val="21"/>
+                <w:szCs w:val="21"/>
+                <w:highlight w:val="cyan"/>
+                <w14:ligatures w14:val="none"/>
+              </w:rPr>
+              <w:t>Precipitation)</w:t>
+            </w:r>
+            <w:commentRangeEnd w:id="6"/>
+            <w:r>
+              <w:rPr>
+                <w:rStyle w:val="CommentReference"/>
+              </w:rPr>
+              <w:commentReference w:id="6"/>
             </w:r>
           </w:p>
         </w:tc>
@@ -4431,7 +4609,7 @@
         </w:tc>
         <w:tc>
           <w:tcPr>
-            <w:tcW w:w="1892" w:type="dxa"/>
+            <w:tcW w:w="1709" w:type="dxa"/>
             <w:shd w:val="clear" w:color="auto" w:fill="FFFFFF"/>
             <w:vAlign w:val="center"/>
             <w:hideMark/>
@@ -4606,7 +4784,7 @@
       <w:tr>
         <w:tc>
           <w:tcPr>
-            <w:tcW w:w="1075" w:type="dxa"/>
+            <w:tcW w:w="677" w:type="dxa"/>
           </w:tcPr>
           <w:p>
             <w:pPr>
@@ -4639,32 +4817,33 @@
         </w:tc>
         <w:tc>
           <w:tcPr>
-            <w:tcW w:w="1399" w:type="dxa"/>
-            <w:shd w:val="clear" w:color="auto" w:fill="FFFFFF"/>
-            <w:vAlign w:val="center"/>
-            <w:hideMark/>
-          </w:tcPr>
-          <w:p>
-            <w:pPr>
-              <w:spacing w:after="0" w:line="240" w:lineRule="auto"/>
-              <w:rPr>
-                <w:rFonts w:ascii="Arial" w:eastAsia="Times New Roman" w:hAnsi="Arial" w:cs="Arial"/>
-                <w:color w:val="131314"/>
-                <w:kern w:val="0"/>
-                <w:sz w:val="21"/>
-                <w:szCs w:val="21"/>
-                <w14:ligatures w14:val="none"/>
-              </w:rPr>
-            </w:pPr>
-            <w:r>
-              <w:rPr>
-                <w:rFonts w:ascii="Arial" w:eastAsia="Times New Roman" w:hAnsi="Arial" w:cs="Arial"/>
-                <w:b/>
-                <w:bCs/>
-                <w:color w:val="131314"/>
-                <w:kern w:val="0"/>
-                <w:sz w:val="21"/>
-                <w:szCs w:val="21"/>
+            <w:tcW w:w="1980" w:type="dxa"/>
+            <w:shd w:val="clear" w:color="auto" w:fill="FFFFFF"/>
+            <w:vAlign w:val="center"/>
+            <w:hideMark/>
+          </w:tcPr>
+          <w:p>
+            <w:pPr>
+              <w:spacing w:after="0" w:line="240" w:lineRule="auto"/>
+              <w:rPr>
+                <w:rFonts w:ascii="Arial" w:eastAsia="Times New Roman" w:hAnsi="Arial" w:cs="Arial"/>
+                <w:color w:val="131314"/>
+                <w:kern w:val="0"/>
+                <w:sz w:val="21"/>
+                <w:szCs w:val="21"/>
+                <w14:ligatures w14:val="none"/>
+              </w:rPr>
+            </w:pPr>
+            <w:r>
+              <w:rPr>
+                <w:rFonts w:ascii="Arial" w:eastAsia="Times New Roman" w:hAnsi="Arial" w:cs="Arial"/>
+                <w:b/>
+                <w:bCs/>
+                <w:color w:val="131314"/>
+                <w:kern w:val="0"/>
+                <w:sz w:val="21"/>
+                <w:szCs w:val="21"/>
+                <w:highlight w:val="yellow"/>
                 <w14:ligatures w14:val="none"/>
               </w:rPr>
               <w:t>HAR</w:t>
@@ -4676,9 +4855,42 @@
                 <w:kern w:val="0"/>
                 <w:sz w:val="21"/>
                 <w:szCs w:val="21"/>
-                <w14:ligatures w14:val="none"/>
-              </w:rPr>
-              <w:t xml:space="preserve"> (High Asia Refined analysis)</w:t>
+                <w:highlight w:val="yellow"/>
+                <w14:ligatures w14:val="none"/>
+              </w:rPr>
+              <w:t xml:space="preserve"> (High Asia Refined </w:t>
+            </w:r>
+            <w:commentRangeStart w:id="7"/>
+            <w:r>
+              <w:rPr>
+                <w:rFonts w:ascii="Arial" w:eastAsia="Times New Roman" w:hAnsi="Arial" w:cs="Arial"/>
+                <w:color w:val="131314"/>
+                <w:kern w:val="0"/>
+                <w:sz w:val="21"/>
+                <w:szCs w:val="21"/>
+                <w:highlight w:val="yellow"/>
+                <w14:ligatures w14:val="none"/>
+              </w:rPr>
+              <w:t>analysis</w:t>
+            </w:r>
+            <w:commentRangeEnd w:id="7"/>
+            <w:r>
+              <w:rPr>
+                <w:rStyle w:val="CommentReference"/>
+              </w:rPr>
+              <w:commentReference w:id="7"/>
+            </w:r>
+            <w:r>
+              <w:rPr>
+                <w:rFonts w:ascii="Arial" w:eastAsia="Times New Roman" w:hAnsi="Arial" w:cs="Arial"/>
+                <w:color w:val="131314"/>
+                <w:kern w:val="0"/>
+                <w:sz w:val="21"/>
+                <w:szCs w:val="21"/>
+                <w:highlight w:val="yellow"/>
+                <w14:ligatures w14:val="none"/>
+              </w:rPr>
+              <w:t>)</w:t>
             </w:r>
           </w:p>
         </w:tc>
@@ -4716,7 +4928,7 @@
         </w:tc>
         <w:tc>
           <w:tcPr>
-            <w:tcW w:w="1892" w:type="dxa"/>
+            <w:tcW w:w="1709" w:type="dxa"/>
             <w:shd w:val="clear" w:color="auto" w:fill="FFFFFF"/>
             <w:vAlign w:val="center"/>
             <w:hideMark/>
@@ -4839,6 +5051,30 @@
                 <w14:ligatures w14:val="none"/>
               </w:rPr>
               <w:t>2000/2001–2014</w:t>
+            </w:r>
+          </w:p>
+          <w:p>
+            <w:pPr>
+              <w:spacing w:after="0" w:line="240" w:lineRule="auto"/>
+              <w:rPr>
+                <w:rFonts w:ascii="Arial" w:eastAsia="Times New Roman" w:hAnsi="Arial" w:cs="Arial"/>
+                <w:color w:val="131314"/>
+                <w:kern w:val="0"/>
+                <w:sz w:val="21"/>
+                <w:szCs w:val="21"/>
+                <w14:ligatures w14:val="none"/>
+              </w:rPr>
+            </w:pPr>
+            <w:r>
+              <w:rPr>
+                <w:rFonts w:ascii="Arial" w:eastAsia="Times New Roman" w:hAnsi="Arial" w:cs="Arial"/>
+                <w:color w:val="131314"/>
+                <w:kern w:val="0"/>
+                <w:sz w:val="21"/>
+                <w:szCs w:val="21"/>
+                <w14:ligatures w14:val="none"/>
+              </w:rPr>
+              <w:t>1980 - 2023 (HAR v2)</w:t>
             </w:r>
           </w:p>
         </w:tc>
@@ -4891,7 +5127,7 @@
       <w:tr>
         <w:tc>
           <w:tcPr>
-            <w:tcW w:w="1075" w:type="dxa"/>
+            <w:tcW w:w="677" w:type="dxa"/>
           </w:tcPr>
           <w:p>
             <w:pPr>
@@ -4924,32 +5160,33 @@
         </w:tc>
         <w:tc>
           <w:tcPr>
-            <w:tcW w:w="1399" w:type="dxa"/>
-            <w:shd w:val="clear" w:color="auto" w:fill="FFFFFF"/>
-            <w:vAlign w:val="center"/>
-            <w:hideMark/>
-          </w:tcPr>
-          <w:p>
-            <w:pPr>
-              <w:spacing w:after="0" w:line="240" w:lineRule="auto"/>
-              <w:rPr>
-                <w:rFonts w:ascii="Arial" w:eastAsia="Times New Roman" w:hAnsi="Arial" w:cs="Arial"/>
-                <w:color w:val="131314"/>
-                <w:kern w:val="0"/>
-                <w:sz w:val="21"/>
-                <w:szCs w:val="21"/>
-                <w14:ligatures w14:val="none"/>
-              </w:rPr>
-            </w:pPr>
-            <w:r>
-              <w:rPr>
-                <w:rFonts w:ascii="Arial" w:eastAsia="Times New Roman" w:hAnsi="Arial" w:cs="Arial"/>
-                <w:b/>
-                <w:bCs/>
-                <w:color w:val="131314"/>
-                <w:kern w:val="0"/>
-                <w:sz w:val="21"/>
-                <w:szCs w:val="21"/>
+            <w:tcW w:w="1980" w:type="dxa"/>
+            <w:shd w:val="clear" w:color="auto" w:fill="FFFFFF"/>
+            <w:vAlign w:val="center"/>
+            <w:hideMark/>
+          </w:tcPr>
+          <w:p>
+            <w:pPr>
+              <w:spacing w:after="0" w:line="240" w:lineRule="auto"/>
+              <w:rPr>
+                <w:rFonts w:ascii="Arial" w:eastAsia="Times New Roman" w:hAnsi="Arial" w:cs="Arial"/>
+                <w:color w:val="131314"/>
+                <w:kern w:val="0"/>
+                <w:sz w:val="21"/>
+                <w:szCs w:val="21"/>
+                <w14:ligatures w14:val="none"/>
+              </w:rPr>
+            </w:pPr>
+            <w:r>
+              <w:rPr>
+                <w:rFonts w:ascii="Arial" w:eastAsia="Times New Roman" w:hAnsi="Arial" w:cs="Arial"/>
+                <w:b/>
+                <w:bCs/>
+                <w:color w:val="131314"/>
+                <w:kern w:val="0"/>
+                <w:sz w:val="21"/>
+                <w:szCs w:val="21"/>
+                <w:highlight w:val="cyan"/>
                 <w14:ligatures w14:val="none"/>
               </w:rPr>
               <w:t>GHCN-M</w:t>
@@ -4961,20 +5198,52 @@
                 <w:kern w:val="0"/>
                 <w:sz w:val="21"/>
                 <w:szCs w:val="21"/>
-                <w14:ligatures w14:val="none"/>
-              </w:rPr>
-              <w:t xml:space="preserve"> (Global Historical </w:t>
-            </w:r>
-            <w:r>
-              <w:rPr>
-                <w:rFonts w:ascii="Arial" w:eastAsia="Times New Roman" w:hAnsi="Arial" w:cs="Arial"/>
-                <w:color w:val="131314"/>
-                <w:kern w:val="0"/>
-                <w:sz w:val="21"/>
-                <w:szCs w:val="21"/>
-                <w14:ligatures w14:val="none"/>
+                <w:highlight w:val="cyan"/>
+                <w14:ligatures w14:val="none"/>
+              </w:rPr>
+              <w:t xml:space="preserve"> (Global His</w:t>
+            </w:r>
+            <w:commentRangeStart w:id="8"/>
+            <w:r>
+              <w:rPr>
+                <w:rFonts w:ascii="Arial" w:eastAsia="Times New Roman" w:hAnsi="Arial" w:cs="Arial"/>
+                <w:color w:val="131314"/>
+                <w:kern w:val="0"/>
+                <w:sz w:val="21"/>
+                <w:szCs w:val="21"/>
+                <w:highlight w:val="cyan"/>
+                <w14:ligatures w14:val="none"/>
+              </w:rPr>
+              <w:t>torical</w:t>
+            </w:r>
+            <w:r>
+              <w:rPr>
+                <w:rFonts w:ascii="Arial" w:eastAsia="Times New Roman" w:hAnsi="Arial" w:cs="Arial"/>
+                <w:color w:val="131314"/>
+                <w:kern w:val="0"/>
+                <w:sz w:val="21"/>
+                <w:szCs w:val="21"/>
+                <w14:ligatures w14:val="none"/>
+              </w:rPr>
+              <w:t xml:space="preserve"> </w:t>
+            </w:r>
+            <w:commentRangeEnd w:id="8"/>
+            <w:r>
+              <w:rPr>
+                <w:rStyle w:val="CommentReference"/>
               </w:rPr>
               <w:lastRenderedPageBreak/>
+              <w:commentReference w:id="8"/>
+            </w:r>
+            <w:r>
+              <w:rPr>
+                <w:rFonts w:ascii="Arial" w:eastAsia="Times New Roman" w:hAnsi="Arial" w:cs="Arial"/>
+                <w:color w:val="131314"/>
+                <w:kern w:val="0"/>
+                <w:sz w:val="21"/>
+                <w:szCs w:val="21"/>
+                <w14:ligatures w14:val="none"/>
+              </w:rPr>
               <w:t>Climatology Network - Monthly)</w:t>
             </w:r>
           </w:p>
@@ -5014,7 +5283,7 @@
         </w:tc>
         <w:tc>
           <w:tcPr>
-            <w:tcW w:w="1892" w:type="dxa"/>
+            <w:tcW w:w="1709" w:type="dxa"/>
             <w:shd w:val="clear" w:color="auto" w:fill="FFFFFF"/>
             <w:vAlign w:val="center"/>
             <w:hideMark/>
@@ -5201,7 +5470,7 @@
       <w:tr>
         <w:tc>
           <w:tcPr>
-            <w:tcW w:w="1075" w:type="dxa"/>
+            <w:tcW w:w="677" w:type="dxa"/>
           </w:tcPr>
           <w:p>
             <w:pPr>
@@ -5235,32 +5504,33 @@
         </w:tc>
         <w:tc>
           <w:tcPr>
-            <w:tcW w:w="1399" w:type="dxa"/>
-            <w:shd w:val="clear" w:color="auto" w:fill="FFFFFF"/>
-            <w:vAlign w:val="center"/>
-            <w:hideMark/>
-          </w:tcPr>
-          <w:p>
-            <w:pPr>
-              <w:spacing w:after="0" w:line="240" w:lineRule="auto"/>
-              <w:rPr>
-                <w:rFonts w:ascii="Arial" w:eastAsia="Times New Roman" w:hAnsi="Arial" w:cs="Arial"/>
-                <w:color w:val="131314"/>
-                <w:kern w:val="0"/>
-                <w:sz w:val="21"/>
-                <w:szCs w:val="21"/>
-                <w14:ligatures w14:val="none"/>
-              </w:rPr>
-            </w:pPr>
-            <w:r>
-              <w:rPr>
-                <w:rFonts w:ascii="Arial" w:eastAsia="Times New Roman" w:hAnsi="Arial" w:cs="Arial"/>
-                <w:b/>
-                <w:bCs/>
-                <w:color w:val="131314"/>
-                <w:kern w:val="0"/>
-                <w:sz w:val="21"/>
-                <w:szCs w:val="21"/>
+            <w:tcW w:w="1980" w:type="dxa"/>
+            <w:shd w:val="clear" w:color="auto" w:fill="FFFFFF"/>
+            <w:vAlign w:val="center"/>
+            <w:hideMark/>
+          </w:tcPr>
+          <w:p>
+            <w:pPr>
+              <w:spacing w:after="0" w:line="240" w:lineRule="auto"/>
+              <w:rPr>
+                <w:rFonts w:ascii="Arial" w:eastAsia="Times New Roman" w:hAnsi="Arial" w:cs="Arial"/>
+                <w:color w:val="131314"/>
+                <w:kern w:val="0"/>
+                <w:sz w:val="21"/>
+                <w:szCs w:val="21"/>
+                <w14:ligatures w14:val="none"/>
+              </w:rPr>
+            </w:pPr>
+            <w:r>
+              <w:rPr>
+                <w:rFonts w:ascii="Arial" w:eastAsia="Times New Roman" w:hAnsi="Arial" w:cs="Arial"/>
+                <w:b/>
+                <w:bCs/>
+                <w:color w:val="131314"/>
+                <w:kern w:val="0"/>
+                <w:sz w:val="21"/>
+                <w:szCs w:val="21"/>
+                <w:highlight w:val="cyan"/>
                 <w14:ligatures w14:val="none"/>
               </w:rPr>
               <w:t>IMERG</w:t>
@@ -5272,6 +5542,7 @@
                 <w:kern w:val="0"/>
                 <w:sz w:val="21"/>
                 <w:szCs w:val="21"/>
+                <w:highlight w:val="cyan"/>
                 <w14:ligatures w14:val="none"/>
               </w:rPr>
               <w:t xml:space="preserve"> (GPM Final Run V6B/V5)</w:t>
@@ -5297,6 +5568,7 @@
                 <w14:ligatures w14:val="none"/>
               </w:rPr>
             </w:pPr>
+            <w:commentRangeStart w:id="9"/>
             <w:r>
               <w:rPr>
                 <w:rFonts w:ascii="Arial" w:eastAsia="Times New Roman" w:hAnsi="Arial" w:cs="Arial"/>
@@ -5308,11 +5580,18 @@
               </w:rPr>
               <w:t>Satellite/Merged</w:t>
             </w:r>
-          </w:p>
-        </w:tc>
-        <w:tc>
-          <w:tcPr>
-            <w:tcW w:w="1892" w:type="dxa"/>
+            <w:commentRangeEnd w:id="9"/>
+            <w:r>
+              <w:rPr>
+                <w:rStyle w:val="CommentReference"/>
+              </w:rPr>
+              <w:commentReference w:id="9"/>
+            </w:r>
+          </w:p>
+        </w:tc>
+        <w:tc>
+          <w:tcPr>
+            <w:tcW w:w="1709" w:type="dxa"/>
             <w:shd w:val="clear" w:color="auto" w:fill="FFFFFF"/>
             <w:vAlign w:val="center"/>
             <w:hideMark/>
@@ -5487,7 +5766,7 @@
       <w:tr>
         <w:tc>
           <w:tcPr>
-            <w:tcW w:w="1075" w:type="dxa"/>
+            <w:tcW w:w="677" w:type="dxa"/>
           </w:tcPr>
           <w:p>
             <w:pPr>
@@ -5520,32 +5799,33 @@
         </w:tc>
         <w:tc>
           <w:tcPr>
-            <w:tcW w:w="1399" w:type="dxa"/>
-            <w:shd w:val="clear" w:color="auto" w:fill="FFFFFF"/>
-            <w:vAlign w:val="center"/>
-            <w:hideMark/>
-          </w:tcPr>
-          <w:p>
-            <w:pPr>
-              <w:spacing w:after="0" w:line="240" w:lineRule="auto"/>
-              <w:rPr>
-                <w:rFonts w:ascii="Arial" w:eastAsia="Times New Roman" w:hAnsi="Arial" w:cs="Arial"/>
-                <w:color w:val="131314"/>
-                <w:kern w:val="0"/>
-                <w:sz w:val="21"/>
-                <w:szCs w:val="21"/>
-                <w14:ligatures w14:val="none"/>
-              </w:rPr>
-            </w:pPr>
-            <w:r>
-              <w:rPr>
-                <w:rFonts w:ascii="Arial" w:eastAsia="Times New Roman" w:hAnsi="Arial" w:cs="Arial"/>
-                <w:b/>
-                <w:bCs/>
-                <w:color w:val="131314"/>
-                <w:kern w:val="0"/>
-                <w:sz w:val="21"/>
-                <w:szCs w:val="21"/>
+            <w:tcW w:w="1980" w:type="dxa"/>
+            <w:shd w:val="clear" w:color="auto" w:fill="FFFFFF"/>
+            <w:vAlign w:val="center"/>
+            <w:hideMark/>
+          </w:tcPr>
+          <w:p>
+            <w:pPr>
+              <w:spacing w:after="0" w:line="240" w:lineRule="auto"/>
+              <w:rPr>
+                <w:rFonts w:ascii="Arial" w:eastAsia="Times New Roman" w:hAnsi="Arial" w:cs="Arial"/>
+                <w:color w:val="131314"/>
+                <w:kern w:val="0"/>
+                <w:sz w:val="21"/>
+                <w:szCs w:val="21"/>
+                <w14:ligatures w14:val="none"/>
+              </w:rPr>
+            </w:pPr>
+            <w:r>
+              <w:rPr>
+                <w:rFonts w:ascii="Arial" w:eastAsia="Times New Roman" w:hAnsi="Arial" w:cs="Arial"/>
+                <w:b/>
+                <w:bCs/>
+                <w:color w:val="131314"/>
+                <w:kern w:val="0"/>
+                <w:sz w:val="21"/>
+                <w:szCs w:val="21"/>
+                <w:highlight w:val="cyan"/>
                 <w14:ligatures w14:val="none"/>
               </w:rPr>
               <w:t>IMD Gridded Data</w:t>
@@ -5557,6 +5837,7 @@
                 <w:kern w:val="0"/>
                 <w:sz w:val="21"/>
                 <w:szCs w:val="21"/>
+                <w:highlight w:val="cyan"/>
                 <w14:ligatures w14:val="none"/>
               </w:rPr>
               <w:t xml:space="preserve"> (e.g., IMD4)</w:t>
@@ -5582,6 +5863,7 @@
                 <w14:ligatures w14:val="none"/>
               </w:rPr>
             </w:pPr>
+            <w:commentRangeStart w:id="10"/>
             <w:r>
               <w:rPr>
                 <w:rFonts w:ascii="Arial" w:eastAsia="Times New Roman" w:hAnsi="Arial" w:cs="Arial"/>
@@ -5593,11 +5875,18 @@
               </w:rPr>
               <w:t>Gauge-based/Interpolated</w:t>
             </w:r>
-          </w:p>
-        </w:tc>
-        <w:tc>
-          <w:tcPr>
-            <w:tcW w:w="1892" w:type="dxa"/>
+            <w:commentRangeEnd w:id="10"/>
+            <w:r>
+              <w:rPr>
+                <w:rStyle w:val="CommentReference"/>
+              </w:rPr>
+              <w:commentReference w:id="10"/>
+            </w:r>
+          </w:p>
+        </w:tc>
+        <w:tc>
+          <w:tcPr>
+            <w:tcW w:w="1709" w:type="dxa"/>
             <w:shd w:val="clear" w:color="auto" w:fill="FFFFFF"/>
             <w:vAlign w:val="center"/>
             <w:hideMark/>
@@ -5772,7 +6061,7 @@
       <w:tr>
         <w:tc>
           <w:tcPr>
-            <w:tcW w:w="1075" w:type="dxa"/>
+            <w:tcW w:w="677" w:type="dxa"/>
           </w:tcPr>
           <w:p>
             <w:pPr>
@@ -5805,32 +6094,33 @@
         </w:tc>
         <w:tc>
           <w:tcPr>
-            <w:tcW w:w="1399" w:type="dxa"/>
-            <w:shd w:val="clear" w:color="auto" w:fill="FFFFFF"/>
-            <w:vAlign w:val="center"/>
-            <w:hideMark/>
-          </w:tcPr>
-          <w:p>
-            <w:pPr>
-              <w:spacing w:after="0" w:line="240" w:lineRule="auto"/>
-              <w:rPr>
-                <w:rFonts w:ascii="Arial" w:eastAsia="Times New Roman" w:hAnsi="Arial" w:cs="Arial"/>
-                <w:color w:val="131314"/>
-                <w:kern w:val="0"/>
-                <w:sz w:val="21"/>
-                <w:szCs w:val="21"/>
-                <w14:ligatures w14:val="none"/>
-              </w:rPr>
-            </w:pPr>
-            <w:r>
-              <w:rPr>
-                <w:rFonts w:ascii="Arial" w:eastAsia="Times New Roman" w:hAnsi="Arial" w:cs="Arial"/>
-                <w:b/>
-                <w:bCs/>
-                <w:color w:val="131314"/>
-                <w:kern w:val="0"/>
-                <w:sz w:val="21"/>
-                <w:szCs w:val="21"/>
+            <w:tcW w:w="1980" w:type="dxa"/>
+            <w:shd w:val="clear" w:color="auto" w:fill="FFFFFF"/>
+            <w:vAlign w:val="center"/>
+            <w:hideMark/>
+          </w:tcPr>
+          <w:p>
+            <w:pPr>
+              <w:spacing w:after="0" w:line="240" w:lineRule="auto"/>
+              <w:rPr>
+                <w:rFonts w:ascii="Arial" w:eastAsia="Times New Roman" w:hAnsi="Arial" w:cs="Arial"/>
+                <w:color w:val="131314"/>
+                <w:kern w:val="0"/>
+                <w:sz w:val="21"/>
+                <w:szCs w:val="21"/>
+                <w14:ligatures w14:val="none"/>
+              </w:rPr>
+            </w:pPr>
+            <w:r>
+              <w:rPr>
+                <w:rFonts w:ascii="Arial" w:eastAsia="Times New Roman" w:hAnsi="Arial" w:cs="Arial"/>
+                <w:b/>
+                <w:bCs/>
+                <w:color w:val="131314"/>
+                <w:kern w:val="0"/>
+                <w:sz w:val="21"/>
+                <w:szCs w:val="21"/>
+                <w:highlight w:val="cyan"/>
                 <w14:ligatures w14:val="none"/>
               </w:rPr>
               <w:t>JRA-55</w:t>
@@ -5842,6 +6132,7 @@
                 <w:kern w:val="0"/>
                 <w:sz w:val="21"/>
                 <w:szCs w:val="21"/>
+                <w:highlight w:val="cyan"/>
                 <w14:ligatures w14:val="none"/>
               </w:rPr>
               <w:t xml:space="preserve"> (Japanese 55-year Reanalysis)</w:t>
@@ -5867,6 +6158,7 @@
                 <w14:ligatures w14:val="none"/>
               </w:rPr>
             </w:pPr>
+            <w:commentRangeStart w:id="11"/>
             <w:r>
               <w:rPr>
                 <w:rFonts w:ascii="Arial" w:eastAsia="Times New Roman" w:hAnsi="Arial" w:cs="Arial"/>
@@ -5878,11 +6170,18 @@
               </w:rPr>
               <w:t>Reanalysis</w:t>
             </w:r>
-          </w:p>
-        </w:tc>
-        <w:tc>
-          <w:tcPr>
-            <w:tcW w:w="1892" w:type="dxa"/>
+            <w:commentRangeEnd w:id="11"/>
+            <w:r>
+              <w:rPr>
+                <w:rStyle w:val="CommentReference"/>
+              </w:rPr>
+              <w:commentReference w:id="11"/>
+            </w:r>
+          </w:p>
+        </w:tc>
+        <w:tc>
+          <w:tcPr>
+            <w:tcW w:w="1709" w:type="dxa"/>
             <w:shd w:val="clear" w:color="auto" w:fill="FFFFFF"/>
             <w:vAlign w:val="center"/>
             <w:hideMark/>
@@ -6069,7 +6368,7 @@
       <w:tr>
         <w:tc>
           <w:tcPr>
-            <w:tcW w:w="1075" w:type="dxa"/>
+            <w:tcW w:w="677" w:type="dxa"/>
           </w:tcPr>
           <w:p>
             <w:pPr>
@@ -6103,7 +6402,7 @@
         </w:tc>
         <w:tc>
           <w:tcPr>
-            <w:tcW w:w="1399" w:type="dxa"/>
+            <w:tcW w:w="1980" w:type="dxa"/>
             <w:shd w:val="clear" w:color="auto" w:fill="FFFFFF"/>
             <w:vAlign w:val="center"/>
             <w:hideMark/>
@@ -6180,7 +6479,7 @@
         </w:tc>
         <w:tc>
           <w:tcPr>
-            <w:tcW w:w="1892" w:type="dxa"/>
+            <w:tcW w:w="1709" w:type="dxa"/>
             <w:shd w:val="clear" w:color="auto" w:fill="FFFFFF"/>
             <w:vAlign w:val="center"/>
             <w:hideMark/>
@@ -6355,7 +6654,7 @@
       <w:tr>
         <w:tc>
           <w:tcPr>
-            <w:tcW w:w="1075" w:type="dxa"/>
+            <w:tcW w:w="677" w:type="dxa"/>
           </w:tcPr>
           <w:p>
             <w:pPr>
@@ -6388,7 +6687,7 @@
         </w:tc>
         <w:tc>
           <w:tcPr>
-            <w:tcW w:w="1399" w:type="dxa"/>
+            <w:tcW w:w="1980" w:type="dxa"/>
             <w:shd w:val="clear" w:color="auto" w:fill="FFFFFF"/>
             <w:vAlign w:val="center"/>
             <w:hideMark/>
@@ -6454,7 +6753,7 @@
         </w:tc>
         <w:tc>
           <w:tcPr>
-            <w:tcW w:w="1892" w:type="dxa"/>
+            <w:tcW w:w="1709" w:type="dxa"/>
             <w:shd w:val="clear" w:color="auto" w:fill="FFFFFF"/>
             <w:vAlign w:val="center"/>
             <w:hideMark/>
@@ -6629,7 +6928,7 @@
       <w:tr>
         <w:tc>
           <w:tcPr>
-            <w:tcW w:w="1075" w:type="dxa"/>
+            <w:tcW w:w="677" w:type="dxa"/>
           </w:tcPr>
           <w:p>
             <w:pPr>
@@ -6662,32 +6961,33 @@
         </w:tc>
         <w:tc>
           <w:tcPr>
-            <w:tcW w:w="1399" w:type="dxa"/>
-            <w:shd w:val="clear" w:color="auto" w:fill="FFFFFF"/>
-            <w:vAlign w:val="center"/>
-            <w:hideMark/>
-          </w:tcPr>
-          <w:p>
-            <w:pPr>
-              <w:spacing w:after="0" w:line="240" w:lineRule="auto"/>
-              <w:rPr>
-                <w:rFonts w:ascii="Arial" w:eastAsia="Times New Roman" w:hAnsi="Arial" w:cs="Arial"/>
-                <w:color w:val="131314"/>
-                <w:kern w:val="0"/>
-                <w:sz w:val="21"/>
-                <w:szCs w:val="21"/>
-                <w14:ligatures w14:val="none"/>
-              </w:rPr>
-            </w:pPr>
-            <w:r>
-              <w:rPr>
-                <w:rFonts w:ascii="Arial" w:eastAsia="Times New Roman" w:hAnsi="Arial" w:cs="Arial"/>
-                <w:b/>
-                <w:bCs/>
-                <w:color w:val="131314"/>
-                <w:kern w:val="0"/>
-                <w:sz w:val="21"/>
-                <w:szCs w:val="21"/>
+            <w:tcW w:w="1980" w:type="dxa"/>
+            <w:shd w:val="clear" w:color="auto" w:fill="FFFFFF"/>
+            <w:vAlign w:val="center"/>
+            <w:hideMark/>
+          </w:tcPr>
+          <w:p>
+            <w:pPr>
+              <w:spacing w:after="0" w:line="240" w:lineRule="auto"/>
+              <w:rPr>
+                <w:rFonts w:ascii="Arial" w:eastAsia="Times New Roman" w:hAnsi="Arial" w:cs="Arial"/>
+                <w:color w:val="131314"/>
+                <w:kern w:val="0"/>
+                <w:sz w:val="21"/>
+                <w:szCs w:val="21"/>
+                <w14:ligatures w14:val="none"/>
+              </w:rPr>
+            </w:pPr>
+            <w:r>
+              <w:rPr>
+                <w:rFonts w:ascii="Arial" w:eastAsia="Times New Roman" w:hAnsi="Arial" w:cs="Arial"/>
+                <w:b/>
+                <w:bCs/>
+                <w:color w:val="131314"/>
+                <w:kern w:val="0"/>
+                <w:sz w:val="21"/>
+                <w:szCs w:val="21"/>
+                <w:highlight w:val="cyan"/>
                 <w14:ligatures w14:val="none"/>
               </w:rPr>
               <w:t>MERRA Land</w:t>
@@ -6713,6 +7013,7 @@
                 <w14:ligatures w14:val="none"/>
               </w:rPr>
             </w:pPr>
+            <w:commentRangeStart w:id="12"/>
             <w:r>
               <w:rPr>
                 <w:rFonts w:ascii="Arial" w:eastAsia="Times New Roman" w:hAnsi="Arial" w:cs="Arial"/>
@@ -6724,11 +7025,18 @@
               </w:rPr>
               <w:t>Reanalysis (Land Component)</w:t>
             </w:r>
-          </w:p>
-        </w:tc>
-        <w:tc>
-          <w:tcPr>
-            <w:tcW w:w="1892" w:type="dxa"/>
+            <w:commentRangeEnd w:id="12"/>
+            <w:r>
+              <w:rPr>
+                <w:rStyle w:val="CommentReference"/>
+              </w:rPr>
+              <w:commentReference w:id="12"/>
+            </w:r>
+          </w:p>
+        </w:tc>
+        <w:tc>
+          <w:tcPr>
+            <w:tcW w:w="1709" w:type="dxa"/>
             <w:shd w:val="clear" w:color="auto" w:fill="FFFFFF"/>
             <w:vAlign w:val="center"/>
             <w:hideMark/>
@@ -6903,7 +7211,7 @@
       <w:tr>
         <w:tc>
           <w:tcPr>
-            <w:tcW w:w="1075" w:type="dxa"/>
+            <w:tcW w:w="677" w:type="dxa"/>
           </w:tcPr>
           <w:p>
             <w:pPr>
@@ -6937,32 +7245,33 @@
         </w:tc>
         <w:tc>
           <w:tcPr>
-            <w:tcW w:w="1399" w:type="dxa"/>
-            <w:shd w:val="clear" w:color="auto" w:fill="FFFFFF"/>
-            <w:vAlign w:val="center"/>
-            <w:hideMark/>
-          </w:tcPr>
-          <w:p>
-            <w:pPr>
-              <w:spacing w:after="0" w:line="240" w:lineRule="auto"/>
-              <w:rPr>
-                <w:rFonts w:ascii="Arial" w:eastAsia="Times New Roman" w:hAnsi="Arial" w:cs="Arial"/>
-                <w:color w:val="131314"/>
-                <w:kern w:val="0"/>
-                <w:sz w:val="21"/>
-                <w:szCs w:val="21"/>
-                <w14:ligatures w14:val="none"/>
-              </w:rPr>
-            </w:pPr>
-            <w:r>
-              <w:rPr>
-                <w:rFonts w:ascii="Arial" w:eastAsia="Times New Roman" w:hAnsi="Arial" w:cs="Arial"/>
-                <w:b/>
-                <w:bCs/>
-                <w:color w:val="131314"/>
-                <w:kern w:val="0"/>
-                <w:sz w:val="21"/>
-                <w:szCs w:val="21"/>
+            <w:tcW w:w="1980" w:type="dxa"/>
+            <w:shd w:val="clear" w:color="auto" w:fill="FFFFFF"/>
+            <w:vAlign w:val="center"/>
+            <w:hideMark/>
+          </w:tcPr>
+          <w:p>
+            <w:pPr>
+              <w:spacing w:after="0" w:line="240" w:lineRule="auto"/>
+              <w:rPr>
+                <w:rFonts w:ascii="Arial" w:eastAsia="Times New Roman" w:hAnsi="Arial" w:cs="Arial"/>
+                <w:color w:val="131314"/>
+                <w:kern w:val="0"/>
+                <w:sz w:val="21"/>
+                <w:szCs w:val="21"/>
+                <w14:ligatures w14:val="none"/>
+              </w:rPr>
+            </w:pPr>
+            <w:r>
+              <w:rPr>
+                <w:rFonts w:ascii="Arial" w:eastAsia="Times New Roman" w:hAnsi="Arial" w:cs="Arial"/>
+                <w:b/>
+                <w:bCs/>
+                <w:color w:val="131314"/>
+                <w:kern w:val="0"/>
+                <w:sz w:val="21"/>
+                <w:szCs w:val="21"/>
+                <w:highlight w:val="yellow"/>
                 <w14:ligatures w14:val="none"/>
               </w:rPr>
               <w:t>MSWEP V2.8</w:t>
@@ -6974,6 +7283,7 @@
                 <w:kern w:val="0"/>
                 <w:sz w:val="21"/>
                 <w:szCs w:val="21"/>
+                <w:highlight w:val="yellow"/>
                 <w14:ligatures w14:val="none"/>
               </w:rPr>
               <w:t xml:space="preserve"> (Multi-Source Weighted-Ensemble Precipitation)</w:t>
@@ -7014,7 +7324,7 @@
         </w:tc>
         <w:tc>
           <w:tcPr>
-            <w:tcW w:w="1892" w:type="dxa"/>
+            <w:tcW w:w="1709" w:type="dxa"/>
             <w:shd w:val="clear" w:color="auto" w:fill="FFFFFF"/>
             <w:vAlign w:val="center"/>
             <w:hideMark/>
@@ -7189,7 +7499,7 @@
       <w:tr>
         <w:tc>
           <w:tcPr>
-            <w:tcW w:w="1075" w:type="dxa"/>
+            <w:tcW w:w="677" w:type="dxa"/>
           </w:tcPr>
           <w:p>
             <w:pPr>
@@ -7222,32 +7532,33 @@
         </w:tc>
         <w:tc>
           <w:tcPr>
-            <w:tcW w:w="1399" w:type="dxa"/>
-            <w:shd w:val="clear" w:color="auto" w:fill="FFFFFF"/>
-            <w:vAlign w:val="center"/>
-            <w:hideMark/>
-          </w:tcPr>
-          <w:p>
-            <w:pPr>
-              <w:spacing w:after="0" w:line="240" w:lineRule="auto"/>
-              <w:rPr>
-                <w:rFonts w:ascii="Arial" w:eastAsia="Times New Roman" w:hAnsi="Arial" w:cs="Arial"/>
-                <w:color w:val="131314"/>
-                <w:kern w:val="0"/>
-                <w:sz w:val="21"/>
-                <w:szCs w:val="21"/>
-                <w14:ligatures w14:val="none"/>
-              </w:rPr>
-            </w:pPr>
-            <w:r>
-              <w:rPr>
-                <w:rFonts w:ascii="Arial" w:eastAsia="Times New Roman" w:hAnsi="Arial" w:cs="Arial"/>
-                <w:b/>
-                <w:bCs/>
-                <w:color w:val="131314"/>
-                <w:kern w:val="0"/>
-                <w:sz w:val="21"/>
-                <w:szCs w:val="21"/>
+            <w:tcW w:w="1980" w:type="dxa"/>
+            <w:shd w:val="clear" w:color="auto" w:fill="FFFFFF"/>
+            <w:vAlign w:val="center"/>
+            <w:hideMark/>
+          </w:tcPr>
+          <w:p>
+            <w:pPr>
+              <w:spacing w:after="0" w:line="240" w:lineRule="auto"/>
+              <w:rPr>
+                <w:rFonts w:ascii="Arial" w:eastAsia="Times New Roman" w:hAnsi="Arial" w:cs="Arial"/>
+                <w:color w:val="131314"/>
+                <w:kern w:val="0"/>
+                <w:sz w:val="21"/>
+                <w:szCs w:val="21"/>
+                <w14:ligatures w14:val="none"/>
+              </w:rPr>
+            </w:pPr>
+            <w:r>
+              <w:rPr>
+                <w:rFonts w:ascii="Arial" w:eastAsia="Times New Roman" w:hAnsi="Arial" w:cs="Arial"/>
+                <w:b/>
+                <w:bCs/>
+                <w:color w:val="131314"/>
+                <w:kern w:val="0"/>
+                <w:sz w:val="21"/>
+                <w:szCs w:val="21"/>
+                <w:highlight w:val="cyan"/>
                 <w14:ligatures w14:val="none"/>
               </w:rPr>
               <w:t>NCEP1</w:t>
@@ -7259,6 +7570,7 @@
                 <w:kern w:val="0"/>
                 <w:sz w:val="21"/>
                 <w:szCs w:val="21"/>
+                <w:highlight w:val="cyan"/>
                 <w14:ligatures w14:val="none"/>
               </w:rPr>
               <w:t xml:space="preserve"> (NCEP/NCAR Reanalysis 1)</w:t>
@@ -7284,6 +7596,7 @@
                 <w14:ligatures w14:val="none"/>
               </w:rPr>
             </w:pPr>
+            <w:commentRangeStart w:id="13"/>
             <w:r>
               <w:rPr>
                 <w:rFonts w:ascii="Arial" w:eastAsia="Times New Roman" w:hAnsi="Arial" w:cs="Arial"/>
@@ -7295,11 +7608,18 @@
               </w:rPr>
               <w:t>Reanalysis</w:t>
             </w:r>
-          </w:p>
-        </w:tc>
-        <w:tc>
-          <w:tcPr>
-            <w:tcW w:w="1892" w:type="dxa"/>
+            <w:commentRangeEnd w:id="13"/>
+            <w:r>
+              <w:rPr>
+                <w:rStyle w:val="CommentReference"/>
+              </w:rPr>
+              <w:commentReference w:id="13"/>
+            </w:r>
+          </w:p>
+        </w:tc>
+        <w:tc>
+          <w:tcPr>
+            <w:tcW w:w="1709" w:type="dxa"/>
             <w:shd w:val="clear" w:color="auto" w:fill="FFFFFF"/>
             <w:vAlign w:val="center"/>
             <w:hideMark/>
@@ -7474,31 +7794,33 @@
       <w:tr>
         <w:tc>
           <w:tcPr>
-            <w:tcW w:w="1075" w:type="dxa"/>
-          </w:tcPr>
-          <w:p>
-            <w:pPr>
-              <w:spacing w:after="0" w:line="240" w:lineRule="auto"/>
-              <w:rPr>
-                <w:rFonts w:ascii="Arial" w:eastAsia="Times New Roman" w:hAnsi="Arial" w:cs="Arial"/>
-                <w:b/>
-                <w:bCs/>
-                <w:color w:val="131314"/>
-                <w:kern w:val="0"/>
-                <w:sz w:val="21"/>
-                <w:szCs w:val="21"/>
-                <w14:ligatures w14:val="none"/>
-              </w:rPr>
-            </w:pPr>
-            <w:r>
-              <w:rPr>
-                <w:rFonts w:ascii="Arial" w:eastAsia="Times New Roman" w:hAnsi="Arial" w:cs="Arial"/>
-                <w:b/>
-                <w:bCs/>
-                <w:color w:val="131314"/>
-                <w:kern w:val="0"/>
-                <w:sz w:val="21"/>
-                <w:szCs w:val="21"/>
+            <w:tcW w:w="677" w:type="dxa"/>
+          </w:tcPr>
+          <w:p>
+            <w:pPr>
+              <w:spacing w:after="0" w:line="240" w:lineRule="auto"/>
+              <w:rPr>
+                <w:rFonts w:ascii="Arial" w:eastAsia="Times New Roman" w:hAnsi="Arial" w:cs="Arial"/>
+                <w:b/>
+                <w:bCs/>
+                <w:color w:val="131314"/>
+                <w:kern w:val="0"/>
+                <w:sz w:val="21"/>
+                <w:szCs w:val="21"/>
+                <w:highlight w:val="cyan"/>
+                <w14:ligatures w14:val="none"/>
+              </w:rPr>
+            </w:pPr>
+            <w:r>
+              <w:rPr>
+                <w:rFonts w:ascii="Arial" w:eastAsia="Times New Roman" w:hAnsi="Arial" w:cs="Arial"/>
+                <w:b/>
+                <w:bCs/>
+                <w:color w:val="131314"/>
+                <w:kern w:val="0"/>
+                <w:sz w:val="21"/>
+                <w:szCs w:val="21"/>
+                <w:highlight w:val="cyan"/>
                 <w14:ligatures w14:val="none"/>
               </w:rPr>
               <w:t>26</w:t>
@@ -7507,32 +7829,34 @@
         </w:tc>
         <w:tc>
           <w:tcPr>
-            <w:tcW w:w="1399" w:type="dxa"/>
-            <w:shd w:val="clear" w:color="auto" w:fill="FFFFFF"/>
-            <w:vAlign w:val="center"/>
-            <w:hideMark/>
-          </w:tcPr>
-          <w:p>
-            <w:pPr>
-              <w:spacing w:after="0" w:line="240" w:lineRule="auto"/>
-              <w:rPr>
-                <w:rFonts w:ascii="Arial" w:eastAsia="Times New Roman" w:hAnsi="Arial" w:cs="Arial"/>
-                <w:color w:val="131314"/>
-                <w:kern w:val="0"/>
-                <w:sz w:val="21"/>
-                <w:szCs w:val="21"/>
-                <w14:ligatures w14:val="none"/>
-              </w:rPr>
-            </w:pPr>
-            <w:r>
-              <w:rPr>
-                <w:rFonts w:ascii="Arial" w:eastAsia="Times New Roman" w:hAnsi="Arial" w:cs="Arial"/>
-                <w:b/>
-                <w:bCs/>
-                <w:color w:val="131314"/>
-                <w:kern w:val="0"/>
-                <w:sz w:val="21"/>
-                <w:szCs w:val="21"/>
+            <w:tcW w:w="1980" w:type="dxa"/>
+            <w:shd w:val="clear" w:color="auto" w:fill="FFFFFF"/>
+            <w:vAlign w:val="center"/>
+            <w:hideMark/>
+          </w:tcPr>
+          <w:p>
+            <w:pPr>
+              <w:spacing w:after="0" w:line="240" w:lineRule="auto"/>
+              <w:rPr>
+                <w:rFonts w:ascii="Arial" w:eastAsia="Times New Roman" w:hAnsi="Arial" w:cs="Arial"/>
+                <w:color w:val="131314"/>
+                <w:kern w:val="0"/>
+                <w:sz w:val="21"/>
+                <w:szCs w:val="21"/>
+                <w:highlight w:val="cyan"/>
+                <w14:ligatures w14:val="none"/>
+              </w:rPr>
+            </w:pPr>
+            <w:r>
+              <w:rPr>
+                <w:rFonts w:ascii="Arial" w:eastAsia="Times New Roman" w:hAnsi="Arial" w:cs="Arial"/>
+                <w:b/>
+                <w:bCs/>
+                <w:color w:val="131314"/>
+                <w:kern w:val="0"/>
+                <w:sz w:val="21"/>
+                <w:szCs w:val="21"/>
+                <w:highlight w:val="cyan"/>
                 <w14:ligatures w14:val="none"/>
               </w:rPr>
               <w:t>PGF</w:t>
@@ -7544,6 +7868,7 @@
                 <w:kern w:val="0"/>
                 <w:sz w:val="21"/>
                 <w:szCs w:val="21"/>
+                <w:highlight w:val="cyan"/>
                 <w14:ligatures w14:val="none"/>
               </w:rPr>
               <w:t xml:space="preserve"> (Princeton Global Forcing)</w:t>
@@ -7569,6 +7894,7 @@
                 <w14:ligatures w14:val="none"/>
               </w:rPr>
             </w:pPr>
+            <w:commentRangeStart w:id="14"/>
             <w:r>
               <w:rPr>
                 <w:rFonts w:ascii="Arial" w:eastAsia="Times New Roman" w:hAnsi="Arial" w:cs="Arial"/>
@@ -7580,11 +7906,18 @@
               </w:rPr>
               <w:t>Hybrid (Reanalysis/Observational)</w:t>
             </w:r>
-          </w:p>
-        </w:tc>
-        <w:tc>
-          <w:tcPr>
-            <w:tcW w:w="1892" w:type="dxa"/>
+            <w:commentRangeEnd w:id="14"/>
+            <w:r>
+              <w:rPr>
+                <w:rStyle w:val="CommentReference"/>
+              </w:rPr>
+              <w:commentReference w:id="14"/>
+            </w:r>
+          </w:p>
+        </w:tc>
+        <w:tc>
+          <w:tcPr>
+            <w:tcW w:w="1709" w:type="dxa"/>
             <w:shd w:val="clear" w:color="auto" w:fill="FFFFFF"/>
             <w:vAlign w:val="center"/>
             <w:hideMark/>
@@ -7759,7 +8092,7 @@
       <w:tr>
         <w:tc>
           <w:tcPr>
-            <w:tcW w:w="1075" w:type="dxa"/>
+            <w:tcW w:w="677" w:type="dxa"/>
           </w:tcPr>
           <w:p>
             <w:pPr>
@@ -7792,32 +8125,33 @@
         </w:tc>
         <w:tc>
           <w:tcPr>
-            <w:tcW w:w="1399" w:type="dxa"/>
-            <w:shd w:val="clear" w:color="auto" w:fill="FFFFFF"/>
-            <w:vAlign w:val="center"/>
-            <w:hideMark/>
-          </w:tcPr>
-          <w:p>
-            <w:pPr>
-              <w:spacing w:after="0" w:line="240" w:lineRule="auto"/>
-              <w:rPr>
-                <w:rFonts w:ascii="Arial" w:eastAsia="Times New Roman" w:hAnsi="Arial" w:cs="Arial"/>
-                <w:color w:val="131314"/>
-                <w:kern w:val="0"/>
-                <w:sz w:val="21"/>
-                <w:szCs w:val="21"/>
-                <w14:ligatures w14:val="none"/>
-              </w:rPr>
-            </w:pPr>
-            <w:r>
-              <w:rPr>
-                <w:rFonts w:ascii="Arial" w:eastAsia="Times New Roman" w:hAnsi="Arial" w:cs="Arial"/>
-                <w:b/>
-                <w:bCs/>
-                <w:color w:val="131314"/>
-                <w:kern w:val="0"/>
-                <w:sz w:val="21"/>
-                <w:szCs w:val="21"/>
+            <w:tcW w:w="1980" w:type="dxa"/>
+            <w:shd w:val="clear" w:color="auto" w:fill="FFFFFF"/>
+            <w:vAlign w:val="center"/>
+            <w:hideMark/>
+          </w:tcPr>
+          <w:p>
+            <w:pPr>
+              <w:spacing w:after="0" w:line="240" w:lineRule="auto"/>
+              <w:rPr>
+                <w:rFonts w:ascii="Arial" w:eastAsia="Times New Roman" w:hAnsi="Arial" w:cs="Arial"/>
+                <w:color w:val="131314"/>
+                <w:kern w:val="0"/>
+                <w:sz w:val="21"/>
+                <w:szCs w:val="21"/>
+                <w14:ligatures w14:val="none"/>
+              </w:rPr>
+            </w:pPr>
+            <w:r>
+              <w:rPr>
+                <w:rFonts w:ascii="Arial" w:eastAsia="Times New Roman" w:hAnsi="Arial" w:cs="Arial"/>
+                <w:b/>
+                <w:bCs/>
+                <w:color w:val="131314"/>
+                <w:kern w:val="0"/>
+                <w:sz w:val="21"/>
+                <w:szCs w:val="21"/>
+                <w:highlight w:val="yellow"/>
                 <w14:ligatures w14:val="none"/>
               </w:rPr>
               <w:t>PERSIANN-CDR</w:t>
@@ -7829,6 +8163,7 @@
                 <w:kern w:val="0"/>
                 <w:sz w:val="21"/>
                 <w:szCs w:val="21"/>
+                <w:highlight w:val="yellow"/>
                 <w14:ligatures w14:val="none"/>
               </w:rPr>
               <w:t xml:space="preserve"> (P-CDR)</w:t>
@@ -7869,7 +8204,7 @@
         </w:tc>
         <w:tc>
           <w:tcPr>
-            <w:tcW w:w="1892" w:type="dxa"/>
+            <w:tcW w:w="1709" w:type="dxa"/>
             <w:shd w:val="clear" w:color="auto" w:fill="FFFFFF"/>
             <w:vAlign w:val="center"/>
             <w:hideMark/>
@@ -7896,6 +8231,17 @@
                 <w14:ligatures w14:val="none"/>
               </w:rPr>
               <w:t>P</w:t>
+            </w:r>
+            <w:r>
+              <w:rPr>
+                <w:rFonts w:ascii="Arial" w:eastAsia="Times New Roman" w:hAnsi="Arial" w:cs="Arial"/>
+                <w:color w:val="131314"/>
+                <w:kern w:val="0"/>
+                <w:sz w:val="21"/>
+                <w:szCs w:val="21"/>
+                <w14:ligatures w14:val="none"/>
+              </w:rPr>
+              <w:t xml:space="preserve"> </w:t>
             </w:r>
           </w:p>
         </w:tc>
@@ -8056,7 +8402,7 @@
       <w:tr>
         <w:tc>
           <w:tcPr>
-            <w:tcW w:w="1075" w:type="dxa"/>
+            <w:tcW w:w="677" w:type="dxa"/>
           </w:tcPr>
           <w:p>
             <w:pPr>
@@ -8090,32 +8436,34 @@
         </w:tc>
         <w:tc>
           <w:tcPr>
-            <w:tcW w:w="1399" w:type="dxa"/>
-            <w:shd w:val="clear" w:color="auto" w:fill="FFFFFF"/>
-            <w:vAlign w:val="center"/>
-            <w:hideMark/>
-          </w:tcPr>
-          <w:p>
-            <w:pPr>
-              <w:spacing w:after="0" w:line="240" w:lineRule="auto"/>
-              <w:rPr>
-                <w:rFonts w:ascii="Arial" w:eastAsia="Times New Roman" w:hAnsi="Arial" w:cs="Arial"/>
-                <w:color w:val="131314"/>
-                <w:kern w:val="0"/>
-                <w:sz w:val="21"/>
-                <w:szCs w:val="21"/>
-                <w14:ligatures w14:val="none"/>
-              </w:rPr>
-            </w:pPr>
-            <w:r>
-              <w:rPr>
-                <w:rFonts w:ascii="Arial" w:eastAsia="Times New Roman" w:hAnsi="Arial" w:cs="Arial"/>
-                <w:b/>
-                <w:bCs/>
-                <w:color w:val="131314"/>
-                <w:kern w:val="0"/>
-                <w:sz w:val="21"/>
-                <w:szCs w:val="21"/>
+            <w:tcW w:w="1980" w:type="dxa"/>
+            <w:shd w:val="clear" w:color="auto" w:fill="FFFFFF"/>
+            <w:vAlign w:val="center"/>
+            <w:hideMark/>
+          </w:tcPr>
+          <w:p>
+            <w:pPr>
+              <w:spacing w:after="0" w:line="240" w:lineRule="auto"/>
+              <w:rPr>
+                <w:rFonts w:ascii="Arial" w:eastAsia="Times New Roman" w:hAnsi="Arial" w:cs="Arial"/>
+                <w:color w:val="131314"/>
+                <w:kern w:val="0"/>
+                <w:sz w:val="21"/>
+                <w:szCs w:val="21"/>
+                <w:highlight w:val="cyan"/>
+                <w14:ligatures w14:val="none"/>
+              </w:rPr>
+            </w:pPr>
+            <w:r>
+              <w:rPr>
+                <w:rFonts w:ascii="Arial" w:eastAsia="Times New Roman" w:hAnsi="Arial" w:cs="Arial"/>
+                <w:b/>
+                <w:bCs/>
+                <w:color w:val="131314"/>
+                <w:kern w:val="0"/>
+                <w:sz w:val="21"/>
+                <w:szCs w:val="21"/>
+                <w:highlight w:val="cyan"/>
                 <w14:ligatures w14:val="none"/>
               </w:rPr>
               <w:t>TerraClimate</w:t>
@@ -8141,6 +8489,7 @@
                 <w14:ligatures w14:val="none"/>
               </w:rPr>
             </w:pPr>
+            <w:commentRangeStart w:id="15"/>
             <w:r>
               <w:rPr>
                 <w:rFonts w:ascii="Arial" w:eastAsia="Times New Roman" w:hAnsi="Arial" w:cs="Arial"/>
@@ -8152,11 +8501,18 @@
               </w:rPr>
               <w:t>Hybrid/Merged</w:t>
             </w:r>
-          </w:p>
-        </w:tc>
-        <w:tc>
-          <w:tcPr>
-            <w:tcW w:w="1892" w:type="dxa"/>
+            <w:commentRangeEnd w:id="15"/>
+            <w:r>
+              <w:rPr>
+                <w:rStyle w:val="CommentReference"/>
+              </w:rPr>
+              <w:commentReference w:id="15"/>
+            </w:r>
+          </w:p>
+        </w:tc>
+        <w:tc>
+          <w:tcPr>
+            <w:tcW w:w="1709" w:type="dxa"/>
             <w:shd w:val="clear" w:color="auto" w:fill="FFFFFF"/>
             <w:vAlign w:val="center"/>
             <w:hideMark/>
@@ -8331,7 +8687,7 @@
       <w:tr>
         <w:tc>
           <w:tcPr>
-            <w:tcW w:w="1075" w:type="dxa"/>
+            <w:tcW w:w="677" w:type="dxa"/>
           </w:tcPr>
           <w:p>
             <w:pPr>
@@ -8364,32 +8720,33 @@
         </w:tc>
         <w:tc>
           <w:tcPr>
-            <w:tcW w:w="1399" w:type="dxa"/>
-            <w:shd w:val="clear" w:color="auto" w:fill="FFFFFF"/>
-            <w:vAlign w:val="center"/>
-            <w:hideMark/>
-          </w:tcPr>
-          <w:p>
-            <w:pPr>
-              <w:spacing w:after="0" w:line="240" w:lineRule="auto"/>
-              <w:rPr>
-                <w:rFonts w:ascii="Arial" w:eastAsia="Times New Roman" w:hAnsi="Arial" w:cs="Arial"/>
-                <w:color w:val="131314"/>
-                <w:kern w:val="0"/>
-                <w:sz w:val="21"/>
-                <w:szCs w:val="21"/>
-                <w14:ligatures w14:val="none"/>
-              </w:rPr>
-            </w:pPr>
-            <w:r>
-              <w:rPr>
-                <w:rFonts w:ascii="Arial" w:eastAsia="Times New Roman" w:hAnsi="Arial" w:cs="Arial"/>
-                <w:b/>
-                <w:bCs/>
-                <w:color w:val="131314"/>
-                <w:kern w:val="0"/>
-                <w:sz w:val="21"/>
-                <w:szCs w:val="21"/>
+            <w:tcW w:w="1980" w:type="dxa"/>
+            <w:shd w:val="clear" w:color="auto" w:fill="FFFFFF"/>
+            <w:vAlign w:val="center"/>
+            <w:hideMark/>
+          </w:tcPr>
+          <w:p>
+            <w:pPr>
+              <w:spacing w:after="0" w:line="240" w:lineRule="auto"/>
+              <w:rPr>
+                <w:rFonts w:ascii="Arial" w:eastAsia="Times New Roman" w:hAnsi="Arial" w:cs="Arial"/>
+                <w:color w:val="131314"/>
+                <w:kern w:val="0"/>
+                <w:sz w:val="21"/>
+                <w:szCs w:val="21"/>
+                <w14:ligatures w14:val="none"/>
+              </w:rPr>
+            </w:pPr>
+            <w:r>
+              <w:rPr>
+                <w:rFonts w:ascii="Arial" w:eastAsia="Times New Roman" w:hAnsi="Arial" w:cs="Arial"/>
+                <w:b/>
+                <w:bCs/>
+                <w:color w:val="131314"/>
+                <w:kern w:val="0"/>
+                <w:sz w:val="21"/>
+                <w:szCs w:val="21"/>
+                <w:highlight w:val="cyan"/>
                 <w14:ligatures w14:val="none"/>
               </w:rPr>
               <w:t>TRMM/TMPA 3B42/3B43</w:t>
@@ -8401,9 +8758,21 @@
                 <w:kern w:val="0"/>
                 <w:sz w:val="21"/>
                 <w:szCs w:val="21"/>
-                <w14:ligatures w14:val="none"/>
-              </w:rPr>
-              <w:t xml:space="preserve"> (V7, V5)</w:t>
+                <w:highlight w:val="cyan"/>
+                <w14:ligatures w14:val="none"/>
+              </w:rPr>
+              <w:t xml:space="preserve"> (V7, V5</w:t>
+            </w:r>
+            <w:r>
+              <w:rPr>
+                <w:rFonts w:ascii="Arial" w:eastAsia="Times New Roman" w:hAnsi="Arial" w:cs="Arial"/>
+                <w:color w:val="131314"/>
+                <w:kern w:val="0"/>
+                <w:sz w:val="21"/>
+                <w:szCs w:val="21"/>
+                <w14:ligatures w14:val="none"/>
+              </w:rPr>
+              <w:t>)</w:t>
             </w:r>
           </w:p>
         </w:tc>
@@ -8426,6 +8795,7 @@
                 <w14:ligatures w14:val="none"/>
               </w:rPr>
             </w:pPr>
+            <w:commentRangeStart w:id="16"/>
             <w:r>
               <w:rPr>
                 <w:rFonts w:ascii="Arial" w:eastAsia="Times New Roman" w:hAnsi="Arial" w:cs="Arial"/>
@@ -8437,11 +8807,18 @@
               </w:rPr>
               <w:t>Satellite/Merged</w:t>
             </w:r>
-          </w:p>
-        </w:tc>
-        <w:tc>
-          <w:tcPr>
-            <w:tcW w:w="1892" w:type="dxa"/>
+            <w:commentRangeEnd w:id="16"/>
+            <w:r>
+              <w:rPr>
+                <w:rStyle w:val="CommentReference"/>
+              </w:rPr>
+              <w:commentReference w:id="16"/>
+            </w:r>
+          </w:p>
+        </w:tc>
+        <w:tc>
+          <w:tcPr>
+            <w:tcW w:w="1709" w:type="dxa"/>
             <w:shd w:val="clear" w:color="auto" w:fill="FFFFFF"/>
             <w:vAlign w:val="center"/>
             <w:hideMark/>
@@ -8616,7 +8993,7 @@
       <w:tr>
         <w:tc>
           <w:tcPr>
-            <w:tcW w:w="1075" w:type="dxa"/>
+            <w:tcW w:w="677" w:type="dxa"/>
           </w:tcPr>
           <w:p>
             <w:pPr>
@@ -8649,32 +9026,33 @@
         </w:tc>
         <w:tc>
           <w:tcPr>
-            <w:tcW w:w="1399" w:type="dxa"/>
-            <w:shd w:val="clear" w:color="auto" w:fill="FFFFFF"/>
-            <w:vAlign w:val="center"/>
-            <w:hideMark/>
-          </w:tcPr>
-          <w:p>
-            <w:pPr>
-              <w:spacing w:after="0" w:line="240" w:lineRule="auto"/>
-              <w:rPr>
-                <w:rFonts w:ascii="Arial" w:eastAsia="Times New Roman" w:hAnsi="Arial" w:cs="Arial"/>
-                <w:color w:val="131314"/>
-                <w:kern w:val="0"/>
-                <w:sz w:val="21"/>
-                <w:szCs w:val="21"/>
-                <w14:ligatures w14:val="none"/>
-              </w:rPr>
-            </w:pPr>
-            <w:r>
-              <w:rPr>
-                <w:rFonts w:ascii="Arial" w:eastAsia="Times New Roman" w:hAnsi="Arial" w:cs="Arial"/>
-                <w:b/>
-                <w:bCs/>
-                <w:color w:val="131314"/>
-                <w:kern w:val="0"/>
-                <w:sz w:val="21"/>
-                <w:szCs w:val="21"/>
+            <w:tcW w:w="1980" w:type="dxa"/>
+            <w:shd w:val="clear" w:color="auto" w:fill="FFFFFF"/>
+            <w:vAlign w:val="center"/>
+            <w:hideMark/>
+          </w:tcPr>
+          <w:p>
+            <w:pPr>
+              <w:spacing w:after="0" w:line="240" w:lineRule="auto"/>
+              <w:rPr>
+                <w:rFonts w:ascii="Arial" w:eastAsia="Times New Roman" w:hAnsi="Arial" w:cs="Arial"/>
+                <w:color w:val="131314"/>
+                <w:kern w:val="0"/>
+                <w:sz w:val="21"/>
+                <w:szCs w:val="21"/>
+                <w14:ligatures w14:val="none"/>
+              </w:rPr>
+            </w:pPr>
+            <w:r>
+              <w:rPr>
+                <w:rFonts w:ascii="Arial" w:eastAsia="Times New Roman" w:hAnsi="Arial" w:cs="Arial"/>
+                <w:b/>
+                <w:bCs/>
+                <w:color w:val="131314"/>
+                <w:kern w:val="0"/>
+                <w:sz w:val="21"/>
+                <w:szCs w:val="21"/>
+                <w:highlight w:val="cyan"/>
                 <w14:ligatures w14:val="none"/>
               </w:rPr>
               <w:t>UDEL</w:t>
@@ -8686,6 +9064,7 @@
                 <w:kern w:val="0"/>
                 <w:sz w:val="21"/>
                 <w:szCs w:val="21"/>
+                <w:highlight w:val="cyan"/>
                 <w14:ligatures w14:val="none"/>
               </w:rPr>
               <w:t xml:space="preserve"> (University of Delaware)</w:t>
@@ -8711,6 +9090,7 @@
                 <w14:ligatures w14:val="none"/>
               </w:rPr>
             </w:pPr>
+            <w:commentRangeStart w:id="17"/>
             <w:r>
               <w:rPr>
                 <w:rFonts w:ascii="Arial" w:eastAsia="Times New Roman" w:hAnsi="Arial" w:cs="Arial"/>
@@ -8722,11 +9102,18 @@
               </w:rPr>
               <w:t>Gauge-based/Interpolated</w:t>
             </w:r>
-          </w:p>
-        </w:tc>
-        <w:tc>
-          <w:tcPr>
-            <w:tcW w:w="1892" w:type="dxa"/>
+            <w:commentRangeEnd w:id="17"/>
+            <w:r>
+              <w:rPr>
+                <w:rStyle w:val="CommentReference"/>
+              </w:rPr>
+              <w:commentReference w:id="17"/>
+            </w:r>
+          </w:p>
+        </w:tc>
+        <w:tc>
+          <w:tcPr>
+            <w:tcW w:w="1709" w:type="dxa"/>
             <w:shd w:val="clear" w:color="auto" w:fill="FFFFFF"/>
             <w:vAlign w:val="center"/>
             <w:hideMark/>
@@ -8911,6 +9298,253 @@
         </w:tc>
       </w:tr>
     </w:tbl>
+    <w:p/>
+    <w:p/>
+    <w:p/>
+    <w:p>
+      <w:pPr>
+        <w:rPr>
+          <w:b/>
+          <w:bCs/>
+        </w:rPr>
+      </w:pPr>
+      <w:r>
+        <w:rPr>
+          <w:b/>
+          <w:bCs/>
+        </w:rPr>
+        <w:t xml:space="preserve">Dataset selection for </w:t>
+      </w:r>
+      <w:r>
+        <w:rPr>
+          <w:b/>
+          <w:bCs/>
+        </w:rPr>
+        <w:t>precipitation</w:t>
+      </w:r>
+    </w:p>
+    <w:p>
+      <w:r>
+        <w:t>Criteria: &lt; 0.5 deg spatial resolution, daily coverage for 1990-2020</w:t>
+      </w:r>
+    </w:p>
+    <w:p>
+      <w:pPr>
+        <w:rPr>
+          <w:rFonts w:ascii="Arial" w:eastAsia="Times New Roman" w:hAnsi="Arial" w:cs="Arial"/>
+          <w:color w:val="131314"/>
+          <w:kern w:val="0"/>
+          <w:sz w:val="21"/>
+          <w:szCs w:val="21"/>
+          <w14:ligatures w14:val="none"/>
+        </w:rPr>
+      </w:pPr>
+      <w:r>
+        <w:t xml:space="preserve">Selected Datasets: APHRODITE </w:t>
+      </w:r>
+      <w:r>
+        <w:rPr>
+          <w:rFonts w:ascii="Arial" w:eastAsia="Times New Roman" w:hAnsi="Arial" w:cs="Arial"/>
+          <w:color w:val="131314"/>
+          <w:kern w:val="0"/>
+          <w:sz w:val="21"/>
+          <w:szCs w:val="21"/>
+          <w14:ligatures w14:val="none"/>
+        </w:rPr>
+        <w:t>(V1101R1/V1204R1)</w:t>
+      </w:r>
+      <w:r>
+        <w:rPr>
+          <w:rFonts w:ascii="Arial" w:eastAsia="Times New Roman" w:hAnsi="Arial" w:cs="Arial"/>
+          <w:color w:val="131314"/>
+          <w:kern w:val="0"/>
+          <w:sz w:val="21"/>
+          <w:szCs w:val="21"/>
+          <w14:ligatures w14:val="none"/>
+        </w:rPr>
+        <w:t xml:space="preserve">, ERA-5 Land, HAR v2, </w:t>
+      </w:r>
+      <w:r>
+        <w:rPr>
+          <w:rFonts w:ascii="Arial" w:eastAsia="Times New Roman" w:hAnsi="Arial" w:cs="Arial"/>
+          <w:color w:val="131314"/>
+          <w:kern w:val="0"/>
+          <w:sz w:val="21"/>
+          <w:szCs w:val="21"/>
+          <w14:ligatures w14:val="none"/>
+        </w:rPr>
+        <w:t>MSWEP V2.8</w:t>
+      </w:r>
+      <w:r>
+        <w:rPr>
+          <w:rFonts w:ascii="Arial" w:eastAsia="Times New Roman" w:hAnsi="Arial" w:cs="Arial"/>
+          <w:color w:val="131314"/>
+          <w:kern w:val="0"/>
+          <w:sz w:val="21"/>
+          <w:szCs w:val="21"/>
+          <w14:ligatures w14:val="none"/>
+        </w:rPr>
+        <w:t>, PERSIANN-CDR</w:t>
+      </w:r>
+    </w:p>
+    <w:p>
+      <w:pPr>
+        <w:rPr>
+          <w:rFonts w:ascii="Arial" w:eastAsia="Times New Roman" w:hAnsi="Arial" w:cs="Arial"/>
+          <w:b/>
+          <w:bCs/>
+          <w:color w:val="131314"/>
+          <w:kern w:val="0"/>
+          <w:sz w:val="21"/>
+          <w:szCs w:val="21"/>
+          <w14:ligatures w14:val="none"/>
+        </w:rPr>
+      </w:pPr>
+      <w:r>
+        <w:rPr>
+          <w:rFonts w:ascii="Arial" w:eastAsia="Times New Roman" w:hAnsi="Arial" w:cs="Arial"/>
+          <w:b/>
+          <w:bCs/>
+          <w:color w:val="131314"/>
+          <w:kern w:val="0"/>
+          <w:sz w:val="21"/>
+          <w:szCs w:val="21"/>
+          <w14:ligatures w14:val="none"/>
+        </w:rPr>
+        <w:t>Dataset selection for temperature</w:t>
+      </w:r>
+    </w:p>
+    <w:p>
+      <w:r>
+        <w:t xml:space="preserve">Criteria: &lt;= </w:t>
+      </w:r>
+      <w:r>
+        <w:t>0.5</w:t>
+      </w:r>
+      <w:r>
+        <w:t xml:space="preserve"> deg spatial resolution, daily coverage for 1990-2020</w:t>
+      </w:r>
+    </w:p>
+    <w:p>
+      <w:pPr>
+        <w:rPr>
+          <w:rFonts w:ascii="Arial" w:eastAsia="Times New Roman" w:hAnsi="Arial" w:cs="Arial"/>
+          <w:color w:val="131314"/>
+          <w:kern w:val="0"/>
+          <w:sz w:val="21"/>
+          <w:szCs w:val="21"/>
+          <w14:ligatures w14:val="none"/>
+        </w:rPr>
+      </w:pPr>
+      <w:r>
+        <w:t xml:space="preserve">Selected Datasets: APHRODITE </w:t>
+      </w:r>
+      <w:r>
+        <w:rPr>
+          <w:rFonts w:ascii="Arial" w:eastAsia="Times New Roman" w:hAnsi="Arial" w:cs="Arial"/>
+          <w:color w:val="131314"/>
+          <w:kern w:val="0"/>
+          <w:sz w:val="21"/>
+          <w:szCs w:val="21"/>
+          <w14:ligatures w14:val="none"/>
+        </w:rPr>
+        <w:t>(V1101R1/V1204R1)</w:t>
+      </w:r>
+      <w:r>
+        <w:rPr>
+          <w:rFonts w:ascii="Arial" w:eastAsia="Times New Roman" w:hAnsi="Arial" w:cs="Arial"/>
+          <w:color w:val="131314"/>
+          <w:kern w:val="0"/>
+          <w:sz w:val="21"/>
+          <w:szCs w:val="21"/>
+          <w14:ligatures w14:val="none"/>
+        </w:rPr>
+        <w:t>, ERA-5 Land, HAR v2</w:t>
+      </w:r>
+      <w:r>
+        <w:rPr>
+          <w:rFonts w:ascii="Arial" w:eastAsia="Times New Roman" w:hAnsi="Arial" w:cs="Arial"/>
+          <w:color w:val="131314"/>
+          <w:kern w:val="0"/>
+          <w:sz w:val="21"/>
+          <w:szCs w:val="21"/>
+          <w14:ligatures w14:val="none"/>
+        </w:rPr>
+        <w:t>, CRU-TS, ERA-5</w:t>
+      </w:r>
+    </w:p>
+    <w:p>
+      <w:pPr>
+        <w:rPr>
+          <w:rFonts w:ascii="Arial" w:eastAsia="Times New Roman" w:hAnsi="Arial" w:cs="Arial"/>
+          <w:color w:val="131314"/>
+          <w:kern w:val="0"/>
+          <w:sz w:val="21"/>
+          <w:szCs w:val="21"/>
+          <w14:ligatures w14:val="none"/>
+        </w:rPr>
+      </w:pPr>
+    </w:p>
+    <w:p>
+      <w:pPr>
+        <w:rPr>
+          <w:rFonts w:ascii="Arial" w:eastAsia="Times New Roman" w:hAnsi="Arial" w:cs="Arial"/>
+          <w:color w:val="131314"/>
+          <w:kern w:val="0"/>
+          <w:sz w:val="21"/>
+          <w:szCs w:val="21"/>
+          <w14:ligatures w14:val="none"/>
+        </w:rPr>
+      </w:pPr>
+    </w:p>
+    <w:p>
+      <w:pPr>
+        <w:rPr>
+          <w:rFonts w:ascii="Arial" w:eastAsia="Times New Roman" w:hAnsi="Arial" w:cs="Arial"/>
+          <w:color w:val="131314"/>
+          <w:kern w:val="0"/>
+          <w:sz w:val="21"/>
+          <w:szCs w:val="21"/>
+          <w14:ligatures w14:val="none"/>
+        </w:rPr>
+      </w:pPr>
+    </w:p>
+    <w:p>
+      <w:pPr>
+        <w:rPr>
+          <w:rFonts w:ascii="Arial" w:eastAsia="Times New Roman" w:hAnsi="Arial" w:cs="Arial"/>
+          <w:color w:val="131314"/>
+          <w:kern w:val="0"/>
+          <w:sz w:val="21"/>
+          <w:szCs w:val="21"/>
+          <w14:ligatures w14:val="none"/>
+        </w:rPr>
+      </w:pPr>
+    </w:p>
+    <w:p>
+      <w:pPr>
+        <w:rPr>
+          <w:rFonts w:ascii="Arial" w:eastAsia="Times New Roman" w:hAnsi="Arial" w:cs="Arial"/>
+          <w:color w:val="131314"/>
+          <w:kern w:val="0"/>
+          <w:sz w:val="21"/>
+          <w:szCs w:val="21"/>
+          <w14:ligatures w14:val="none"/>
+        </w:rPr>
+      </w:pPr>
+    </w:p>
+    <w:p>
+      <w:pPr>
+        <w:rPr>
+          <w:rFonts w:ascii="Arial" w:eastAsia="Times New Roman" w:hAnsi="Arial" w:cs="Arial"/>
+          <w:color w:val="131314"/>
+          <w:kern w:val="0"/>
+          <w:sz w:val="21"/>
+          <w:szCs w:val="21"/>
+          <w14:ligatures w14:val="none"/>
+        </w:rPr>
+      </w:pPr>
+    </w:p>
     <w:p/>
     <w:sectPr>
       <w:pgSz w:w="15840" w:h="12240" w:orient="landscape"/>
@@ -8920,6 +9554,368 @@
     </w:sectPr>
   </w:body>
 </w:document>
+</file>
+
+<file path=word/comments.xml><?xml version="1.0" encoding="utf-8"?>
+<w:comments xmlns:wpc="http://schemas.microsoft.com/office/word/2010/wordprocessingCanvas" xmlns:cx="http://schemas.microsoft.com/office/drawing/2014/chartex" xmlns:cx1="http://schemas.microsoft.com/office/drawing/2015/9/8/chartex" xmlns:cx2="http://schemas.microsoft.com/office/drawing/2015/10/21/chartex" xmlns:cx3="http://schemas.microsoft.com/office/drawing/2016/5/9/chartex" xmlns:cx4="http://schemas.microsoft.com/office/drawing/2016/5/10/chartex" xmlns:cx5="http://schemas.microsoft.com/office/drawing/2016/5/11/chartex" xmlns:cx6="http://schemas.microsoft.com/office/drawing/2016/5/12/chartex" xmlns:cx7="http://schemas.microsoft.com/office/drawing/2016/5/13/chartex" xmlns:cx8="http://schemas.microsoft.com/office/drawing/2016/5/14/chartex" xmlns:mc="http://schemas.openxmlformats.org/markup-compatibility/2006" xmlns:aink="http://schemas.microsoft.com/office/drawing/2016/ink" xmlns:am3d="http://schemas.microsoft.com/office/drawing/2017/model3d" xmlns:o="urn:schemas-microsoft-com:office:office" xmlns:oel="http://schemas.microsoft.com/office/2019/extlst" xmlns:r="http://schemas.openxmlformats.org/officeDocument/2006/relationships" xmlns:m="http://schemas.openxmlformats.org/officeDocument/2006/math" xmlns:v="urn:schemas-microsoft-com:vml" xmlns:wp14="http://schemas.microsoft.com/office/word/2010/wordprocessingDrawing" xmlns:wp="http://schemas.openxmlformats.org/drawingml/2006/wordprocessingDrawing" xmlns:w10="urn:schemas-microsoft-com:office:word" xmlns:w="http://schemas.openxmlformats.org/wordprocessingml/2006/main" xmlns:w14="http://schemas.microsoft.com/office/word/2010/wordml" xmlns:w15="http://schemas.microsoft.com/office/word/2012/wordml" xmlns:w16cex="http://schemas.microsoft.com/office/word/2018/wordml/cex" xmlns:w16cid="http://schemas.microsoft.com/office/word/2016/wordml/cid" xmlns:w16="http://schemas.microsoft.com/office/word/2018/wordml" xmlns:w16du="http://schemas.microsoft.com/office/word/2023/wordml/word16du" xmlns:w16sdtdh="http://schemas.microsoft.com/office/word/2020/wordml/sdtdatahash" xmlns:w16sdtfl="http://schemas.microsoft.com/office/word/2024/wordml/sdtformatlock" xmlns:w16se="http://schemas.microsoft.com/office/word/2015/wordml/symex" xmlns:wpg="http://schemas.microsoft.com/office/word/2010/wordprocessingGroup" xmlns:wpi="http://schemas.microsoft.com/office/word/2010/wordprocessingInk" xmlns:wne="http://schemas.microsoft.com/office/word/2006/wordml" xmlns:wps="http://schemas.microsoft.com/office/word/2010/wordprocessingShape" mc:Ignorable="w14 w15 w16se w16cid w16 w16cex w16sdtdh w16sdtfl w16du wp14">
+  <w:comment w:id="0" w:author="Jeevan Katel" w:date="2025-11-10T12:44:00Z" w:initials="JK">
+    <w:p>
+      <w:pPr>
+        <w:pStyle w:val="CommentText"/>
+      </w:pPr>
+      <w:r>
+        <w:rPr>
+          <w:rStyle w:val="CommentReference"/>
+        </w:rPr>
+        <w:annotationRef/>
+      </w:r>
+      <w:r>
+        <w:t>Unsuitable temporal coverage</w:t>
+      </w:r>
+    </w:p>
+  </w:comment>
+  <w:comment w:id="1" w:author="Jeevan Katel" w:date="2025-11-10T12:43:00Z" w:initials="JK">
+    <w:p>
+      <w:pPr>
+        <w:pStyle w:val="CommentText"/>
+      </w:pPr>
+      <w:r>
+        <w:rPr>
+          <w:rStyle w:val="CommentReference"/>
+        </w:rPr>
+        <w:annotationRef/>
+      </w:r>
+      <w:r>
+        <w:t>Extremely coarse</w:t>
+      </w:r>
+    </w:p>
+  </w:comment>
+  <w:comment w:id="2" w:author="Jeevan Katel" w:date="2025-11-10T12:47:00Z" w:initials="JK">
+    <w:p>
+      <w:pPr>
+        <w:pStyle w:val="CommentText"/>
+      </w:pPr>
+      <w:r>
+        <w:rPr>
+          <w:rStyle w:val="CommentReference"/>
+        </w:rPr>
+        <w:annotationRef/>
+      </w:r>
+      <w:r>
+        <w:t>Highest resolution era 5 data</w:t>
+      </w:r>
+    </w:p>
+  </w:comment>
+  <w:comment w:id="3" w:author="Jeevan Katel" w:date="2025-11-10T12:48:00Z" w:initials="JK">
+    <w:p>
+      <w:pPr>
+        <w:pStyle w:val="CommentText"/>
+      </w:pPr>
+      <w:r>
+        <w:rPr>
+          <w:rStyle w:val="CommentReference"/>
+        </w:rPr>
+        <w:annotationRef/>
+      </w:r>
+      <w:r>
+        <w:t>Extremely coarse</w:t>
+      </w:r>
+    </w:p>
+  </w:comment>
+  <w:comment w:id="4" w:author="Jeevan Katel" w:date="2025-11-10T12:49:00Z" w:initials="JK">
+    <w:p>
+      <w:pPr>
+        <w:pStyle w:val="CommentText"/>
+      </w:pPr>
+      <w:r>
+        <w:rPr>
+          <w:rStyle w:val="CommentReference"/>
+        </w:rPr>
+        <w:annotationRef/>
+      </w:r>
+      <w:r>
+        <w:t>Extremely coarse</w:t>
+      </w:r>
+    </w:p>
+  </w:comment>
+  <w:comment w:id="5" w:author="Jeevan Katel" w:date="2025-11-10T12:49:00Z" w:initials="JK">
+    <w:p>
+      <w:pPr>
+        <w:pStyle w:val="CommentText"/>
+      </w:pPr>
+      <w:r>
+        <w:rPr>
+          <w:rStyle w:val="CommentReference"/>
+        </w:rPr>
+        <w:annotationRef/>
+      </w:r>
+      <w:r>
+        <w:t>Extremely coarse</w:t>
+      </w:r>
+    </w:p>
+  </w:comment>
+  <w:comment w:id="6" w:author="Jeevan Katel" w:date="2025-11-10T12:52:00Z" w:initials="JK">
+    <w:p>
+      <w:pPr>
+        <w:pStyle w:val="CommentText"/>
+      </w:pPr>
+      <w:r>
+        <w:rPr>
+          <w:rStyle w:val="CommentReference"/>
+        </w:rPr>
+        <w:annotationRef/>
+      </w:r>
+      <w:r>
+        <w:t>Unsuitable temporal coverage</w:t>
+      </w:r>
+    </w:p>
+  </w:comment>
+  <w:comment w:id="7" w:author="Jeevan Katel" w:date="2025-11-10T13:00:00Z" w:initials="JK">
+    <w:p>
+      <w:pPr>
+        <w:pStyle w:val="CommentText"/>
+      </w:pPr>
+      <w:r>
+        <w:rPr>
+          <w:rStyle w:val="CommentReference"/>
+        </w:rPr>
+        <w:annotationRef/>
+      </w:r>
+      <w:r>
+        <w:t>Suitable for high elevation, suitable spatio-temporal resolution and coverage</w:t>
+      </w:r>
+    </w:p>
+  </w:comment>
+  <w:comment w:id="8" w:author="Jeevan Katel" w:date="2025-11-10T13:07:00Z" w:initials="JK">
+    <w:p>
+      <w:pPr>
+        <w:pStyle w:val="CommentText"/>
+      </w:pPr>
+      <w:r>
+        <w:rPr>
+          <w:rStyle w:val="CommentReference"/>
+        </w:rPr>
+        <w:annotationRef/>
+      </w:r>
+      <w:r>
+        <w:t>Monthly and coarse</w:t>
+      </w:r>
+    </w:p>
+  </w:comment>
+  <w:comment w:id="9" w:author="Jeevan Katel" w:date="2025-11-10T13:16:00Z" w:initials="JK">
+    <w:p>
+      <w:pPr>
+        <w:pStyle w:val="CommentText"/>
+      </w:pPr>
+      <w:r>
+        <w:rPr>
+          <w:rStyle w:val="CommentReference"/>
+        </w:rPr>
+        <w:annotationRef/>
+      </w:r>
+      <w:r>
+        <w:t>Unsuitable temporal coverage</w:t>
+      </w:r>
+    </w:p>
+  </w:comment>
+  <w:comment w:id="10" w:author="Jeevan Katel" w:date="2025-11-10T13:16:00Z" w:initials="JK">
+    <w:p>
+      <w:pPr>
+        <w:pStyle w:val="CommentText"/>
+      </w:pPr>
+      <w:r>
+        <w:rPr>
+          <w:rStyle w:val="CommentReference"/>
+        </w:rPr>
+        <w:annotationRef/>
+      </w:r>
+      <w:r>
+        <w:t>Spatial coverage includes only india</w:t>
+      </w:r>
+    </w:p>
+  </w:comment>
+  <w:comment w:id="11" w:author="Jeevan Katel" w:date="2025-11-10T13:17:00Z" w:initials="JK">
+    <w:p>
+      <w:pPr>
+        <w:pStyle w:val="CommentText"/>
+      </w:pPr>
+      <w:r>
+        <w:rPr>
+          <w:rStyle w:val="CommentReference"/>
+        </w:rPr>
+        <w:annotationRef/>
+      </w:r>
+      <w:r>
+        <w:t>Extremely coarse</w:t>
+      </w:r>
+    </w:p>
+  </w:comment>
+  <w:comment w:id="12" w:author="Jeevan Katel" w:date="2025-11-10T13:20:00Z" w:initials="JK">
+    <w:p>
+      <w:pPr>
+        <w:pStyle w:val="CommentText"/>
+      </w:pPr>
+      <w:r>
+        <w:rPr>
+          <w:rStyle w:val="CommentReference"/>
+        </w:rPr>
+        <w:annotationRef/>
+      </w:r>
+      <w:r>
+        <w:t>Extremely coarse</w:t>
+      </w:r>
+    </w:p>
+  </w:comment>
+  <w:comment w:id="13" w:author="Jeevan Katel" w:date="2025-11-10T13:30:00Z" w:initials="JK">
+    <w:p>
+      <w:pPr>
+        <w:pStyle w:val="CommentText"/>
+      </w:pPr>
+      <w:r>
+        <w:rPr>
+          <w:rStyle w:val="CommentReference"/>
+        </w:rPr>
+        <w:annotationRef/>
+      </w:r>
+      <w:r>
+        <w:t>Extremely coarse</w:t>
+      </w:r>
+    </w:p>
+  </w:comment>
+  <w:comment w:id="14" w:author="Jeevan Katel" w:date="2025-11-10T13:31:00Z" w:initials="JK">
+    <w:p>
+      <w:pPr>
+        <w:pStyle w:val="CommentText"/>
+      </w:pPr>
+      <w:r>
+        <w:rPr>
+          <w:rStyle w:val="CommentReference"/>
+        </w:rPr>
+        <w:annotationRef/>
+      </w:r>
+      <w:r>
+        <w:t>monthly</w:t>
+      </w:r>
+    </w:p>
+  </w:comment>
+  <w:comment w:id="15" w:author="Jeevan Katel" w:date="2025-11-10T13:32:00Z" w:initials="JK">
+    <w:p>
+      <w:pPr>
+        <w:pStyle w:val="CommentText"/>
+      </w:pPr>
+      <w:r>
+        <w:rPr>
+          <w:rStyle w:val="CommentReference"/>
+        </w:rPr>
+        <w:annotationRef/>
+      </w:r>
+      <w:r>
+        <w:t>Monthly resolution</w:t>
+      </w:r>
+    </w:p>
+  </w:comment>
+  <w:comment w:id="16" w:author="Jeevan Katel" w:date="2025-11-10T13:38:00Z" w:initials="JK">
+    <w:p>
+      <w:pPr>
+        <w:pStyle w:val="CommentText"/>
+      </w:pPr>
+      <w:r>
+        <w:rPr>
+          <w:rStyle w:val="CommentReference"/>
+        </w:rPr>
+        <w:annotationRef/>
+      </w:r>
+      <w:r>
+        <w:t>Unsuitable temporal coverage</w:t>
+      </w:r>
+    </w:p>
+  </w:comment>
+  <w:comment w:id="17" w:author="Jeevan Katel" w:date="2025-11-10T13:33:00Z" w:initials="JK">
+    <w:p>
+      <w:pPr>
+        <w:pStyle w:val="CommentText"/>
+      </w:pPr>
+      <w:r>
+        <w:rPr>
+          <w:rStyle w:val="CommentReference"/>
+        </w:rPr>
+        <w:annotationRef/>
+      </w:r>
+      <w:r>
+        <w:t>monthly</w:t>
+      </w:r>
+    </w:p>
+  </w:comment>
+</w:comments>
+</file>
+
+<file path=word/commentsExtended.xml><?xml version="1.0" encoding="utf-8"?>
+<w15:commentsEx xmlns:wpc="http://schemas.microsoft.com/office/word/2010/wordprocessingCanvas" xmlns:cx="http://schemas.microsoft.com/office/drawing/2014/chartex" xmlns:cx1="http://schemas.microsoft.com/office/drawing/2015/9/8/chartex" xmlns:cx2="http://schemas.microsoft.com/office/drawing/2015/10/21/chartex" xmlns:cx3="http://schemas.microsoft.com/office/drawing/2016/5/9/chartex" xmlns:cx4="http://schemas.microsoft.com/office/drawing/2016/5/10/chartex" xmlns:cx5="http://schemas.microsoft.com/office/drawing/2016/5/11/chartex" xmlns:cx6="http://schemas.microsoft.com/office/drawing/2016/5/12/chartex" xmlns:cx7="http://schemas.microsoft.com/office/drawing/2016/5/13/chartex" xmlns:cx8="http://schemas.microsoft.com/office/drawing/2016/5/14/chartex" xmlns:mc="http://schemas.openxmlformats.org/markup-compatibility/2006" xmlns:aink="http://schemas.microsoft.com/office/drawing/2016/ink" xmlns:am3d="http://schemas.microsoft.com/office/drawing/2017/model3d" xmlns:o="urn:schemas-microsoft-com:office:office" xmlns:oel="http://schemas.microsoft.com/office/2019/extlst" xmlns:r="http://schemas.openxmlformats.org/officeDocument/2006/relationships" xmlns:m="http://schemas.openxmlformats.org/officeDocument/2006/math" xmlns:v="urn:schemas-microsoft-com:vml" xmlns:wp14="http://schemas.microsoft.com/office/word/2010/wordprocessingDrawing" xmlns:wp="http://schemas.openxmlformats.org/drawingml/2006/wordprocessingDrawing" xmlns:w10="urn:schemas-microsoft-com:office:word" xmlns:w="http://schemas.openxmlformats.org/wordprocessingml/2006/main" xmlns:w14="http://schemas.microsoft.com/office/word/2010/wordml" xmlns:w15="http://schemas.microsoft.com/office/word/2012/wordml" xmlns:w16cex="http://schemas.microsoft.com/office/word/2018/wordml/cex" xmlns:w16cid="http://schemas.microsoft.com/office/word/2016/wordml/cid" xmlns:w16="http://schemas.microsoft.com/office/word/2018/wordml" xmlns:w16du="http://schemas.microsoft.com/office/word/2023/wordml/word16du" xmlns:w16sdtdh="http://schemas.microsoft.com/office/word/2020/wordml/sdtdatahash" xmlns:w16sdtfl="http://schemas.microsoft.com/office/word/2024/wordml/sdtformatlock" xmlns:w16se="http://schemas.microsoft.com/office/word/2015/wordml/symex" xmlns:wpg="http://schemas.microsoft.com/office/word/2010/wordprocessingGroup" xmlns:wpi="http://schemas.microsoft.com/office/word/2010/wordprocessingInk" xmlns:wne="http://schemas.microsoft.com/office/word/2006/wordml" xmlns:wps="http://schemas.microsoft.com/office/word/2010/wordprocessingShape" mc:Ignorable="w14 w15 w16se w16cid w16 w16cex w16sdtdh w16sdtfl w16du wp14">
+  <w15:commentEx w15:paraId="6EC196A0" w15:done="0"/>
+  <w15:commentEx w15:paraId="57AB1CC8" w15:done="0"/>
+  <w15:commentEx w15:paraId="47CEF05C" w15:done="0"/>
+  <w15:commentEx w15:paraId="6477430A" w15:done="0"/>
+  <w15:commentEx w15:paraId="4E84C878" w15:done="0"/>
+  <w15:commentEx w15:paraId="1F6A6B87" w15:done="0"/>
+  <w15:commentEx w15:paraId="04860D0D" w15:done="0"/>
+  <w15:commentEx w15:paraId="567EF0FF" w15:done="0"/>
+  <w15:commentEx w15:paraId="3E16B689" w15:done="0"/>
+  <w15:commentEx w15:paraId="7C7368E1" w15:done="0"/>
+  <w15:commentEx w15:paraId="4050E3F4" w15:done="0"/>
+  <w15:commentEx w15:paraId="318EC5E6" w15:done="0"/>
+  <w15:commentEx w15:paraId="432C4B49" w15:done="0"/>
+  <w15:commentEx w15:paraId="23F8A971" w15:done="0"/>
+  <w15:commentEx w15:paraId="2E430AC5" w15:done="0"/>
+  <w15:commentEx w15:paraId="3CD72A7C" w15:done="0"/>
+  <w15:commentEx w15:paraId="07116B09" w15:done="0"/>
+  <w15:commentEx w15:paraId="031D9E71" w15:done="0"/>
+</w15:commentsEx>
+</file>
+
+<file path=word/commentsExtensible.xml><?xml version="1.0" encoding="utf-8"?>
+<w16cex:commentsExtensible xmlns:wpc="http://schemas.microsoft.com/office/word/2010/wordprocessingCanvas" xmlns:cx="http://schemas.microsoft.com/office/drawing/2014/chartex" xmlns:cx1="http://schemas.microsoft.com/office/drawing/2015/9/8/chartex" xmlns:cx2="http://schemas.microsoft.com/office/drawing/2015/10/21/chartex" xmlns:cx3="http://schemas.microsoft.com/office/drawing/2016/5/9/chartex" xmlns:cx4="http://schemas.microsoft.com/office/drawing/2016/5/10/chartex" xmlns:cx5="http://schemas.microsoft.com/office/drawing/2016/5/11/chartex" xmlns:cx6="http://schemas.microsoft.com/office/drawing/2016/5/12/chartex" xmlns:cx7="http://schemas.microsoft.com/office/drawing/2016/5/13/chartex" xmlns:cx8="http://schemas.microsoft.com/office/drawing/2016/5/14/chartex" xmlns:cr="http://schemas.microsoft.com/office/comments/2020/reactions" xmlns:mc="http://schemas.openxmlformats.org/markup-compatibility/2006" xmlns:aink="http://schemas.microsoft.com/office/drawing/2016/ink" xmlns:am3d="http://schemas.microsoft.com/office/drawing/2017/model3d" xmlns:o="urn:schemas-microsoft-com:office:office" xmlns:oel="http://schemas.microsoft.com/office/2019/extlst" xmlns:r="http://schemas.openxmlformats.org/officeDocument/2006/relationships" xmlns:m="http://schemas.openxmlformats.org/officeDocument/2006/math" xmlns:v="urn:schemas-microsoft-com:vml" xmlns:wp14="http://schemas.microsoft.com/office/word/2010/wordprocessingDrawing" xmlns:wp="http://schemas.openxmlformats.org/drawingml/2006/wordprocessingDrawing" xmlns:w10="urn:schemas-microsoft-com:office:word" xmlns:w="http://schemas.openxmlformats.org/wordprocessingml/2006/main" xmlns:w14="http://schemas.microsoft.com/office/word/2010/wordml" xmlns:w15="http://schemas.microsoft.com/office/word/2012/wordml" xmlns:w16cex="http://schemas.microsoft.com/office/word/2018/wordml/cex" xmlns:w16cid="http://schemas.microsoft.com/office/word/2016/wordml/cid" xmlns:w16="http://schemas.microsoft.com/office/word/2018/wordml" xmlns:w16du="http://schemas.microsoft.com/office/word/2023/wordml/word16du" xmlns:w16sdtdh="http://schemas.microsoft.com/office/word/2020/wordml/sdtdatahash" xmlns:w16sdtfl="http://schemas.microsoft.com/office/word/2024/wordml/sdtformatlock" xmlns:w16se="http://schemas.microsoft.com/office/word/2015/wordml/symex" xmlns:wpg="http://schemas.microsoft.com/office/word/2010/wordprocessingGroup" xmlns:wpi="http://schemas.microsoft.com/office/word/2010/wordprocessingInk" xmlns:wne="http://schemas.microsoft.com/office/word/2006/wordml" xmlns:wps="http://schemas.microsoft.com/office/word/2010/wordprocessingShape" mc:Ignorable="w14 w15 w16se w16cid w16 w16cex w16sdtdh w16sdtfl cr w16du wp14">
+  <w16cex:commentExtensible w16cex:durableId="1138B30C" w16cex:dateUtc="2025-11-10T06:59:00Z"/>
+  <w16cex:commentExtensible w16cex:durableId="2E40C019" w16cex:dateUtc="2025-11-10T06:58:00Z"/>
+  <w16cex:commentExtensible w16cex:durableId="3BB0DA24" w16cex:dateUtc="2025-11-10T07:02:00Z"/>
+  <w16cex:commentExtensible w16cex:durableId="5E666DEB" w16cex:dateUtc="2025-11-10T07:03:00Z"/>
+  <w16cex:commentExtensible w16cex:durableId="73EC45ED" w16cex:dateUtc="2025-11-10T07:04:00Z"/>
+  <w16cex:commentExtensible w16cex:durableId="059556E0" w16cex:dateUtc="2025-11-10T07:04:00Z"/>
+  <w16cex:commentExtensible w16cex:durableId="58FDB107" w16cex:dateUtc="2025-11-10T07:07:00Z"/>
+  <w16cex:commentExtensible w16cex:durableId="288F0102" w16cex:dateUtc="2025-11-10T07:15:00Z"/>
+  <w16cex:commentExtensible w16cex:durableId="0C522C11" w16cex:dateUtc="2025-11-10T07:22:00Z"/>
+  <w16cex:commentExtensible w16cex:durableId="2FF21E30" w16cex:dateUtc="2025-11-10T07:31:00Z"/>
+  <w16cex:commentExtensible w16cex:durableId="16DC148C" w16cex:dateUtc="2025-11-10T07:31:00Z"/>
+  <w16cex:commentExtensible w16cex:durableId="2BA2A453" w16cex:dateUtc="2025-11-10T07:32:00Z"/>
+  <w16cex:commentExtensible w16cex:durableId="16A21EED" w16cex:dateUtc="2025-11-10T07:35:00Z"/>
+  <w16cex:commentExtensible w16cex:durableId="07838350" w16cex:dateUtc="2025-11-10T07:45:00Z"/>
+  <w16cex:commentExtensible w16cex:durableId="284AE742" w16cex:dateUtc="2025-11-10T07:46:00Z"/>
+  <w16cex:commentExtensible w16cex:durableId="2816BEA5" w16cex:dateUtc="2025-11-10T07:47:00Z"/>
+  <w16cex:commentExtensible w16cex:durableId="576F575B" w16cex:dateUtc="2025-11-10T07:53:00Z"/>
+  <w16cex:commentExtensible w16cex:durableId="40B583C4" w16cex:dateUtc="2025-11-10T07:48:00Z"/>
+</w16cex:commentsExtensible>
+</file>
+
+<file path=word/commentsIds.xml><?xml version="1.0" encoding="utf-8"?>
+<w16cid:commentsIds xmlns:wpc="http://schemas.microsoft.com/office/word/2010/wordprocessingCanvas" xmlns:cx="http://schemas.microsoft.com/office/drawing/2014/chartex" xmlns:cx1="http://schemas.microsoft.com/office/drawing/2015/9/8/chartex" xmlns:cx2="http://schemas.microsoft.com/office/drawing/2015/10/21/chartex" xmlns:cx3="http://schemas.microsoft.com/office/drawing/2016/5/9/chartex" xmlns:cx4="http://schemas.microsoft.com/office/drawing/2016/5/10/chartex" xmlns:cx5="http://schemas.microsoft.com/office/drawing/2016/5/11/chartex" xmlns:cx6="http://schemas.microsoft.com/office/drawing/2016/5/12/chartex" xmlns:cx7="http://schemas.microsoft.com/office/drawing/2016/5/13/chartex" xmlns:cx8="http://schemas.microsoft.com/office/drawing/2016/5/14/chartex" xmlns:mc="http://schemas.openxmlformats.org/markup-compatibility/2006" xmlns:aink="http://schemas.microsoft.com/office/drawing/2016/ink" xmlns:am3d="http://schemas.microsoft.com/office/drawing/2017/model3d" xmlns:o="urn:schemas-microsoft-com:office:office" xmlns:oel="http://schemas.microsoft.com/office/2019/extlst" xmlns:r="http://schemas.openxmlformats.org/officeDocument/2006/relationships" xmlns:m="http://schemas.openxmlformats.org/officeDocument/2006/math" xmlns:v="urn:schemas-microsoft-com:vml" xmlns:wp14="http://schemas.microsoft.com/office/word/2010/wordprocessingDrawing" xmlns:wp="http://schemas.openxmlformats.org/drawingml/2006/wordprocessingDrawing" xmlns:w10="urn:schemas-microsoft-com:office:word" xmlns:w="http://schemas.openxmlformats.org/wordprocessingml/2006/main" xmlns:w14="http://schemas.microsoft.com/office/word/2010/wordml" xmlns:w15="http://schemas.microsoft.com/office/word/2012/wordml" xmlns:w16cex="http://schemas.microsoft.com/office/word/2018/wordml/cex" xmlns:w16cid="http://schemas.microsoft.com/office/word/2016/wordml/cid" xmlns:w16="http://schemas.microsoft.com/office/word/2018/wordml" xmlns:w16du="http://schemas.microsoft.com/office/word/2023/wordml/word16du" xmlns:w16sdtdh="http://schemas.microsoft.com/office/word/2020/wordml/sdtdatahash" xmlns:w16sdtfl="http://schemas.microsoft.com/office/word/2024/wordml/sdtformatlock" xmlns:w16se="http://schemas.microsoft.com/office/word/2015/wordml/symex" xmlns:wpg="http://schemas.microsoft.com/office/word/2010/wordprocessingGroup" xmlns:wpi="http://schemas.microsoft.com/office/word/2010/wordprocessingInk" xmlns:wne="http://schemas.microsoft.com/office/word/2006/wordml" xmlns:wps="http://schemas.microsoft.com/office/word/2010/wordprocessingShape" mc:Ignorable="w14 w15 w16se w16cid w16 w16cex w16sdtdh w16sdtfl w16du wp14">
+  <w16cid:commentId w16cid:paraId="6EC196A0" w16cid:durableId="1138B30C"/>
+  <w16cid:commentId w16cid:paraId="57AB1CC8" w16cid:durableId="2E40C019"/>
+  <w16cid:commentId w16cid:paraId="47CEF05C" w16cid:durableId="3BB0DA24"/>
+  <w16cid:commentId w16cid:paraId="6477430A" w16cid:durableId="5E666DEB"/>
+  <w16cid:commentId w16cid:paraId="4E84C878" w16cid:durableId="73EC45ED"/>
+  <w16cid:commentId w16cid:paraId="1F6A6B87" w16cid:durableId="059556E0"/>
+  <w16cid:commentId w16cid:paraId="04860D0D" w16cid:durableId="58FDB107"/>
+  <w16cid:commentId w16cid:paraId="567EF0FF" w16cid:durableId="288F0102"/>
+  <w16cid:commentId w16cid:paraId="3E16B689" w16cid:durableId="0C522C11"/>
+  <w16cid:commentId w16cid:paraId="7C7368E1" w16cid:durableId="2FF21E30"/>
+  <w16cid:commentId w16cid:paraId="4050E3F4" w16cid:durableId="16DC148C"/>
+  <w16cid:commentId w16cid:paraId="318EC5E6" w16cid:durableId="2BA2A453"/>
+  <w16cid:commentId w16cid:paraId="432C4B49" w16cid:durableId="16A21EED"/>
+  <w16cid:commentId w16cid:paraId="23F8A971" w16cid:durableId="07838350"/>
+  <w16cid:commentId w16cid:paraId="2E430AC5" w16cid:durableId="284AE742"/>
+  <w16cid:commentId w16cid:paraId="3CD72A7C" w16cid:durableId="2816BEA5"/>
+  <w16cid:commentId w16cid:paraId="07116B09" w16cid:durableId="576F575B"/>
+  <w16cid:commentId w16cid:paraId="031D9E71" w16cid:durableId="40B583C4"/>
+</w16cid:commentsIds>
 </file>
 
 <file path=word/endnotes.xml><?xml version="1.0" encoding="utf-8"?>
@@ -8970,6 +9966,252 @@
     </w:p>
   </w:footnote>
 </w:footnotes>
+</file>
+
+<file path=word/numbering.xml><?xml version="1.0" encoding="utf-8"?>
+<w:numbering xmlns:wpc="http://schemas.microsoft.com/office/word/2010/wordprocessingCanvas" xmlns:cx="http://schemas.microsoft.com/office/drawing/2014/chartex" xmlns:cx1="http://schemas.microsoft.com/office/drawing/2015/9/8/chartex" xmlns:cx2="http://schemas.microsoft.com/office/drawing/2015/10/21/chartex" xmlns:cx3="http://schemas.microsoft.com/office/drawing/2016/5/9/chartex" xmlns:cx4="http://schemas.microsoft.com/office/drawing/2016/5/10/chartex" xmlns:cx5="http://schemas.microsoft.com/office/drawing/2016/5/11/chartex" xmlns:cx6="http://schemas.microsoft.com/office/drawing/2016/5/12/chartex" xmlns:cx7="http://schemas.microsoft.com/office/drawing/2016/5/13/chartex" xmlns:cx8="http://schemas.microsoft.com/office/drawing/2016/5/14/chartex" xmlns:mc="http://schemas.openxmlformats.org/markup-compatibility/2006" xmlns:aink="http://schemas.microsoft.com/office/drawing/2016/ink" xmlns:am3d="http://schemas.microsoft.com/office/drawing/2017/model3d" xmlns:o="urn:schemas-microsoft-com:office:office" xmlns:oel="http://schemas.microsoft.com/office/2019/extlst" xmlns:r="http://schemas.openxmlformats.org/officeDocument/2006/relationships" xmlns:m="http://schemas.openxmlformats.org/officeDocument/2006/math" xmlns:v="urn:schemas-microsoft-com:vml" xmlns:wp14="http://schemas.microsoft.com/office/word/2010/wordprocessingDrawing" xmlns:wp="http://schemas.openxmlformats.org/drawingml/2006/wordprocessingDrawing" xmlns:w10="urn:schemas-microsoft-com:office:word" xmlns:w="http://schemas.openxmlformats.org/wordprocessingml/2006/main" xmlns:w14="http://schemas.microsoft.com/office/word/2010/wordml" xmlns:w15="http://schemas.microsoft.com/office/word/2012/wordml" xmlns:w16cex="http://schemas.microsoft.com/office/word/2018/wordml/cex" xmlns:w16cid="http://schemas.microsoft.com/office/word/2016/wordml/cid" xmlns:w16="http://schemas.microsoft.com/office/word/2018/wordml" xmlns:w16du="http://schemas.microsoft.com/office/word/2023/wordml/word16du" xmlns:w16sdtdh="http://schemas.microsoft.com/office/word/2020/wordml/sdtdatahash" xmlns:w16sdtfl="http://schemas.microsoft.com/office/word/2024/wordml/sdtformatlock" xmlns:w16se="http://schemas.microsoft.com/office/word/2015/wordml/symex" xmlns:wpg="http://schemas.microsoft.com/office/word/2010/wordprocessingGroup" xmlns:wpi="http://schemas.microsoft.com/office/word/2010/wordprocessingInk" xmlns:wne="http://schemas.microsoft.com/office/word/2006/wordml" xmlns:wps="http://schemas.microsoft.com/office/word/2010/wordprocessingShape" mc:Ignorable="w14 w15 w16se w16cid w16 w16cex w16sdtdh w16sdtfl w16du wp14">
+  <w:abstractNum w:abstractNumId="0" w15:restartNumberingAfterBreak="0">
+    <w:nsid w:val="327F6052"/>
+    <w:multiLevelType w:val="hybridMultilevel"/>
+    <w:tmpl w:val="F6DE4288"/>
+    <w:lvl w:ilvl="0" w:tplc="B4243844">
+      <w:start w:val="1980"/>
+      <w:numFmt w:val="bullet"/>
+      <w:lvlText w:val="-"/>
+      <w:lvlJc w:val="left"/>
+      <w:pPr>
+        <w:ind w:left="720" w:hanging="360"/>
+      </w:pPr>
+      <w:rPr>
+        <w:rFonts w:ascii="Calibri" w:eastAsiaTheme="minorHAnsi" w:hAnsi="Calibri" w:cs="Calibri" w:hint="default"/>
+      </w:rPr>
+    </w:lvl>
+    <w:lvl w:ilvl="1" w:tplc="04090003" w:tentative="1">
+      <w:start w:val="1"/>
+      <w:numFmt w:val="bullet"/>
+      <w:lvlText w:val="o"/>
+      <w:lvlJc w:val="left"/>
+      <w:pPr>
+        <w:ind w:left="1440" w:hanging="360"/>
+      </w:pPr>
+      <w:rPr>
+        <w:rFonts w:ascii="Courier New" w:hAnsi="Courier New" w:cs="Courier New" w:hint="default"/>
+      </w:rPr>
+    </w:lvl>
+    <w:lvl w:ilvl="2" w:tplc="04090005" w:tentative="1">
+      <w:start w:val="1"/>
+      <w:numFmt w:val="bullet"/>
+      <w:lvlText w:val=""/>
+      <w:lvlJc w:val="left"/>
+      <w:pPr>
+        <w:ind w:left="2160" w:hanging="360"/>
+      </w:pPr>
+      <w:rPr>
+        <w:rFonts w:ascii="Wingdings" w:hAnsi="Wingdings" w:hint="default"/>
+      </w:rPr>
+    </w:lvl>
+    <w:lvl w:ilvl="3" w:tplc="04090001" w:tentative="1">
+      <w:start w:val="1"/>
+      <w:numFmt w:val="bullet"/>
+      <w:lvlText w:val=""/>
+      <w:lvlJc w:val="left"/>
+      <w:pPr>
+        <w:ind w:left="2880" w:hanging="360"/>
+      </w:pPr>
+      <w:rPr>
+        <w:rFonts w:ascii="Symbol" w:hAnsi="Symbol" w:hint="default"/>
+      </w:rPr>
+    </w:lvl>
+    <w:lvl w:ilvl="4" w:tplc="04090003" w:tentative="1">
+      <w:start w:val="1"/>
+      <w:numFmt w:val="bullet"/>
+      <w:lvlText w:val="o"/>
+      <w:lvlJc w:val="left"/>
+      <w:pPr>
+        <w:ind w:left="3600" w:hanging="360"/>
+      </w:pPr>
+      <w:rPr>
+        <w:rFonts w:ascii="Courier New" w:hAnsi="Courier New" w:cs="Courier New" w:hint="default"/>
+      </w:rPr>
+    </w:lvl>
+    <w:lvl w:ilvl="5" w:tplc="04090005" w:tentative="1">
+      <w:start w:val="1"/>
+      <w:numFmt w:val="bullet"/>
+      <w:lvlText w:val=""/>
+      <w:lvlJc w:val="left"/>
+      <w:pPr>
+        <w:ind w:left="4320" w:hanging="360"/>
+      </w:pPr>
+      <w:rPr>
+        <w:rFonts w:ascii="Wingdings" w:hAnsi="Wingdings" w:hint="default"/>
+      </w:rPr>
+    </w:lvl>
+    <w:lvl w:ilvl="6" w:tplc="04090001" w:tentative="1">
+      <w:start w:val="1"/>
+      <w:numFmt w:val="bullet"/>
+      <w:lvlText w:val=""/>
+      <w:lvlJc w:val="left"/>
+      <w:pPr>
+        <w:ind w:left="5040" w:hanging="360"/>
+      </w:pPr>
+      <w:rPr>
+        <w:rFonts w:ascii="Symbol" w:hAnsi="Symbol" w:hint="default"/>
+      </w:rPr>
+    </w:lvl>
+    <w:lvl w:ilvl="7" w:tplc="04090003" w:tentative="1">
+      <w:start w:val="1"/>
+      <w:numFmt w:val="bullet"/>
+      <w:lvlText w:val="o"/>
+      <w:lvlJc w:val="left"/>
+      <w:pPr>
+        <w:ind w:left="5760" w:hanging="360"/>
+      </w:pPr>
+      <w:rPr>
+        <w:rFonts w:ascii="Courier New" w:hAnsi="Courier New" w:cs="Courier New" w:hint="default"/>
+      </w:rPr>
+    </w:lvl>
+    <w:lvl w:ilvl="8" w:tplc="04090005" w:tentative="1">
+      <w:start w:val="1"/>
+      <w:numFmt w:val="bullet"/>
+      <w:lvlText w:val=""/>
+      <w:lvlJc w:val="left"/>
+      <w:pPr>
+        <w:ind w:left="6480" w:hanging="360"/>
+      </w:pPr>
+      <w:rPr>
+        <w:rFonts w:ascii="Wingdings" w:hAnsi="Wingdings" w:hint="default"/>
+      </w:rPr>
+    </w:lvl>
+  </w:abstractNum>
+  <w:abstractNum w:abstractNumId="1" w15:restartNumberingAfterBreak="0">
+    <w:nsid w:val="42266CB7"/>
+    <w:multiLevelType w:val="hybridMultilevel"/>
+    <w:tmpl w:val="30C42886"/>
+    <w:lvl w:ilvl="0" w:tplc="73AE66B8">
+      <w:start w:val="1980"/>
+      <w:numFmt w:val="bullet"/>
+      <w:lvlText w:val="-"/>
+      <w:lvlJc w:val="left"/>
+      <w:pPr>
+        <w:ind w:left="720" w:hanging="360"/>
+      </w:pPr>
+      <w:rPr>
+        <w:rFonts w:ascii="Calibri" w:eastAsiaTheme="minorHAnsi" w:hAnsi="Calibri" w:cs="Calibri" w:hint="default"/>
+        <w:b/>
+      </w:rPr>
+    </w:lvl>
+    <w:lvl w:ilvl="1" w:tplc="04090003" w:tentative="1">
+      <w:start w:val="1"/>
+      <w:numFmt w:val="bullet"/>
+      <w:lvlText w:val="o"/>
+      <w:lvlJc w:val="left"/>
+      <w:pPr>
+        <w:ind w:left="1440" w:hanging="360"/>
+      </w:pPr>
+      <w:rPr>
+        <w:rFonts w:ascii="Courier New" w:hAnsi="Courier New" w:cs="Courier New" w:hint="default"/>
+      </w:rPr>
+    </w:lvl>
+    <w:lvl w:ilvl="2" w:tplc="04090005" w:tentative="1">
+      <w:start w:val="1"/>
+      <w:numFmt w:val="bullet"/>
+      <w:lvlText w:val=""/>
+      <w:lvlJc w:val="left"/>
+      <w:pPr>
+        <w:ind w:left="2160" w:hanging="360"/>
+      </w:pPr>
+      <w:rPr>
+        <w:rFonts w:ascii="Wingdings" w:hAnsi="Wingdings" w:hint="default"/>
+      </w:rPr>
+    </w:lvl>
+    <w:lvl w:ilvl="3" w:tplc="04090001" w:tentative="1">
+      <w:start w:val="1"/>
+      <w:numFmt w:val="bullet"/>
+      <w:lvlText w:val=""/>
+      <w:lvlJc w:val="left"/>
+      <w:pPr>
+        <w:ind w:left="2880" w:hanging="360"/>
+      </w:pPr>
+      <w:rPr>
+        <w:rFonts w:ascii="Symbol" w:hAnsi="Symbol" w:hint="default"/>
+      </w:rPr>
+    </w:lvl>
+    <w:lvl w:ilvl="4" w:tplc="04090003" w:tentative="1">
+      <w:start w:val="1"/>
+      <w:numFmt w:val="bullet"/>
+      <w:lvlText w:val="o"/>
+      <w:lvlJc w:val="left"/>
+      <w:pPr>
+        <w:ind w:left="3600" w:hanging="360"/>
+      </w:pPr>
+      <w:rPr>
+        <w:rFonts w:ascii="Courier New" w:hAnsi="Courier New" w:cs="Courier New" w:hint="default"/>
+      </w:rPr>
+    </w:lvl>
+    <w:lvl w:ilvl="5" w:tplc="04090005" w:tentative="1">
+      <w:start w:val="1"/>
+      <w:numFmt w:val="bullet"/>
+      <w:lvlText w:val=""/>
+      <w:lvlJc w:val="left"/>
+      <w:pPr>
+        <w:ind w:left="4320" w:hanging="360"/>
+      </w:pPr>
+      <w:rPr>
+        <w:rFonts w:ascii="Wingdings" w:hAnsi="Wingdings" w:hint="default"/>
+      </w:rPr>
+    </w:lvl>
+    <w:lvl w:ilvl="6" w:tplc="04090001" w:tentative="1">
+      <w:start w:val="1"/>
+      <w:numFmt w:val="bullet"/>
+      <w:lvlText w:val=""/>
+      <w:lvlJc w:val="left"/>
+      <w:pPr>
+        <w:ind w:left="5040" w:hanging="360"/>
+      </w:pPr>
+      <w:rPr>
+        <w:rFonts w:ascii="Symbol" w:hAnsi="Symbol" w:hint="default"/>
+      </w:rPr>
+    </w:lvl>
+    <w:lvl w:ilvl="7" w:tplc="04090003" w:tentative="1">
+      <w:start w:val="1"/>
+      <w:numFmt w:val="bullet"/>
+      <w:lvlText w:val="o"/>
+      <w:lvlJc w:val="left"/>
+      <w:pPr>
+        <w:ind w:left="5760" w:hanging="360"/>
+      </w:pPr>
+      <w:rPr>
+        <w:rFonts w:ascii="Courier New" w:hAnsi="Courier New" w:cs="Courier New" w:hint="default"/>
+      </w:rPr>
+    </w:lvl>
+    <w:lvl w:ilvl="8" w:tplc="04090005" w:tentative="1">
+      <w:start w:val="1"/>
+      <w:numFmt w:val="bullet"/>
+      <w:lvlText w:val=""/>
+      <w:lvlJc w:val="left"/>
+      <w:pPr>
+        <w:ind w:left="6480" w:hanging="360"/>
+      </w:pPr>
+      <w:rPr>
+        <w:rFonts w:ascii="Wingdings" w:hAnsi="Wingdings" w:hint="default"/>
+      </w:rPr>
+    </w:lvl>
+  </w:abstractNum>
+  <w:num w:numId="1" w16cid:durableId="37511068">
+    <w:abstractNumId w:val="1"/>
+  </w:num>
+  <w:num w:numId="2" w16cid:durableId="765462633">
+    <w:abstractNumId w:val="0"/>
+  </w:num>
+</w:numbering>
+</file>
+
+<file path=word/people.xml><?xml version="1.0" encoding="utf-8"?>
+<w15:people xmlns:wpc="http://schemas.microsoft.com/office/word/2010/wordprocessingCanvas" xmlns:cx="http://schemas.microsoft.com/office/drawing/2014/chartex" xmlns:cx1="http://schemas.microsoft.com/office/drawing/2015/9/8/chartex" xmlns:cx2="http://schemas.microsoft.com/office/drawing/2015/10/21/chartex" xmlns:cx3="http://schemas.microsoft.com/office/drawing/2016/5/9/chartex" xmlns:cx4="http://schemas.microsoft.com/office/drawing/2016/5/10/chartex" xmlns:cx5="http://schemas.microsoft.com/office/drawing/2016/5/11/chartex" xmlns:cx6="http://schemas.microsoft.com/office/drawing/2016/5/12/chartex" xmlns:cx7="http://schemas.microsoft.com/office/drawing/2016/5/13/chartex" xmlns:cx8="http://schemas.microsoft.com/office/drawing/2016/5/14/chartex" xmlns:mc="http://schemas.openxmlformats.org/markup-compatibility/2006" xmlns:aink="http://schemas.microsoft.com/office/drawing/2016/ink" xmlns:am3d="http://schemas.microsoft.com/office/drawing/2017/model3d" xmlns:o="urn:schemas-microsoft-com:office:office" xmlns:oel="http://schemas.microsoft.com/office/2019/extlst" xmlns:r="http://schemas.openxmlformats.org/officeDocument/2006/relationships" xmlns:m="http://schemas.openxmlformats.org/officeDocument/2006/math" xmlns:v="urn:schemas-microsoft-com:vml" xmlns:wp14="http://schemas.microsoft.com/office/word/2010/wordprocessingDrawing" xmlns:wp="http://schemas.openxmlformats.org/drawingml/2006/wordprocessingDrawing" xmlns:w10="urn:schemas-microsoft-com:office:word" xmlns:w="http://schemas.openxmlformats.org/wordprocessingml/2006/main" xmlns:w14="http://schemas.microsoft.com/office/word/2010/wordml" xmlns:w15="http://schemas.microsoft.com/office/word/2012/wordml" xmlns:w16cex="http://schemas.microsoft.com/office/word/2018/wordml/cex" xmlns:w16cid="http://schemas.microsoft.com/office/word/2016/wordml/cid" xmlns:w16="http://schemas.microsoft.com/office/word/2018/wordml" xmlns:w16du="http://schemas.microsoft.com/office/word/2023/wordml/word16du" xmlns:w16sdtdh="http://schemas.microsoft.com/office/word/2020/wordml/sdtdatahash" xmlns:w16sdtfl="http://schemas.microsoft.com/office/word/2024/wordml/sdtformatlock" xmlns:w16se="http://schemas.microsoft.com/office/word/2015/wordml/symex" xmlns:wpg="http://schemas.microsoft.com/office/word/2010/wordprocessingGroup" xmlns:wpi="http://schemas.microsoft.com/office/word/2010/wordprocessingInk" xmlns:wne="http://schemas.microsoft.com/office/word/2006/wordml" xmlns:wps="http://schemas.microsoft.com/office/word/2010/wordprocessingShape" mc:Ignorable="w14 w15 w16se w16cid w16 w16cex w16sdtdh w16sdtfl w16du wp14">
+  <w15:person w15:author="Jeevan Katel">
+    <w15:presenceInfo w15:providerId="Windows Live" w15:userId="0897ac4c1a3a9784"/>
+  </w15:person>
+</w15:people>
 </file>
 
 <file path=word/styles.xml><?xml version="1.0" encoding="utf-8"?>
@@ -9575,7 +10817,6 @@
   <w:style w:type="character" w:default="1" w:styleId="DefaultParagraphFont">
     <w:name w:val="Default Paragraph Font"/>
     <w:uiPriority w:val="1"/>
-    <w:semiHidden/>
     <w:unhideWhenUsed/>
   </w:style>
   <w:style w:type="table" w:default="1" w:styleId="TableNormal">
@@ -9933,6 +11174,72 @@
     <w:uiPriority w:val="99"/>
     <w:rsid w:val="00035B1B"/>
   </w:style>
+  <w:style w:type="character" w:styleId="CommentReference">
+    <w:name w:val="annotation reference"/>
+    <w:basedOn w:val="DefaultParagraphFont"/>
+    <w:uiPriority w:val="99"/>
+    <w:semiHidden/>
+    <w:unhideWhenUsed/>
+    <w:rsid w:val="00455E43"/>
+    <w:rPr>
+      <w:sz w:val="16"/>
+      <w:szCs w:val="16"/>
+    </w:rPr>
+  </w:style>
+  <w:style w:type="paragraph" w:styleId="CommentText">
+    <w:name w:val="annotation text"/>
+    <w:basedOn w:val="Normal"/>
+    <w:link w:val="CommentTextChar"/>
+    <w:uiPriority w:val="99"/>
+    <w:unhideWhenUsed/>
+    <w:rsid w:val="00455E43"/>
+    <w:pPr>
+      <w:spacing w:line="240" w:lineRule="auto"/>
+    </w:pPr>
+    <w:rPr>
+      <w:sz w:val="20"/>
+      <w:szCs w:val="20"/>
+    </w:rPr>
+  </w:style>
+  <w:style w:type="character" w:customStyle="1" w:styleId="CommentTextChar">
+    <w:name w:val="Comment Text Char"/>
+    <w:basedOn w:val="DefaultParagraphFont"/>
+    <w:link w:val="CommentText"/>
+    <w:uiPriority w:val="99"/>
+    <w:rsid w:val="00455E43"/>
+    <w:rPr>
+      <w:sz w:val="20"/>
+      <w:szCs w:val="20"/>
+    </w:rPr>
+  </w:style>
+  <w:style w:type="paragraph" w:styleId="CommentSubject">
+    <w:name w:val="annotation subject"/>
+    <w:basedOn w:val="CommentText"/>
+    <w:next w:val="CommentText"/>
+    <w:link w:val="CommentSubjectChar"/>
+    <w:uiPriority w:val="99"/>
+    <w:semiHidden/>
+    <w:unhideWhenUsed/>
+    <w:rsid w:val="00455E43"/>
+    <w:rPr>
+      <w:b/>
+      <w:bCs/>
+    </w:rPr>
+  </w:style>
+  <w:style w:type="character" w:customStyle="1" w:styleId="CommentSubjectChar">
+    <w:name w:val="Comment Subject Char"/>
+    <w:basedOn w:val="CommentTextChar"/>
+    <w:link w:val="CommentSubject"/>
+    <w:uiPriority w:val="99"/>
+    <w:semiHidden/>
+    <w:rsid w:val="00455E43"/>
+    <w:rPr>
+      <w:b/>
+      <w:bCs/>
+      <w:sz w:val="20"/>
+      <w:szCs w:val="20"/>
+    </w:rPr>
+  </w:style>
 </w:styles>
 </file>
 

--- a/Literature Review/Summary/Datasets.docx
+++ b/Literature Review/Summary/Datasets.docx
@@ -890,7 +890,55 @@
                 <w:szCs w:val="21"/>
                 <w14:ligatures w14:val="none"/>
               </w:rPr>
-              <w:t>. Accuracy limited by sparse observations over high altitudes; reported as non-suitable for elevations $&gt;5000\text{ m}$ amsl.</w:t>
+              <w:t>. Accuracy limited by sparse observations over high altitudes; reported as non-suitable for elevations $&gt;5000\</w:t>
+            </w:r>
+            <w:proofErr w:type="gramStart"/>
+            <w:r>
+              <w:rPr>
+                <w:rFonts w:ascii="Arial" w:eastAsia="Times New Roman" w:hAnsi="Arial" w:cs="Arial"/>
+                <w:color w:val="131314"/>
+                <w:kern w:val="0"/>
+                <w:sz w:val="21"/>
+                <w:szCs w:val="21"/>
+                <w14:ligatures w14:val="none"/>
+              </w:rPr>
+              <w:t>text{ m</w:t>
+            </w:r>
+            <w:proofErr w:type="gramEnd"/>
+            <w:r>
+              <w:rPr>
+                <w:rFonts w:ascii="Arial" w:eastAsia="Times New Roman" w:hAnsi="Arial" w:cs="Arial"/>
+                <w:color w:val="131314"/>
+                <w:kern w:val="0"/>
+                <w:sz w:val="21"/>
+                <w:szCs w:val="21"/>
+                <w14:ligatures w14:val="none"/>
+              </w:rPr>
+              <w:t xml:space="preserve">}$ </w:t>
+            </w:r>
+            <w:proofErr w:type="spellStart"/>
+            <w:r>
+              <w:rPr>
+                <w:rFonts w:ascii="Arial" w:eastAsia="Times New Roman" w:hAnsi="Arial" w:cs="Arial"/>
+                <w:color w:val="131314"/>
+                <w:kern w:val="0"/>
+                <w:sz w:val="21"/>
+                <w:szCs w:val="21"/>
+                <w14:ligatures w14:val="none"/>
+              </w:rPr>
+              <w:t>amsl</w:t>
+            </w:r>
+            <w:proofErr w:type="spellEnd"/>
+            <w:r>
+              <w:rPr>
+                <w:rFonts w:ascii="Arial" w:eastAsia="Times New Roman" w:hAnsi="Arial" w:cs="Arial"/>
+                <w:color w:val="131314"/>
+                <w:kern w:val="0"/>
+                <w:sz w:val="21"/>
+                <w:szCs w:val="21"/>
+                <w14:ligatures w14:val="none"/>
+              </w:rPr>
+              <w:t>.</w:t>
             </w:r>
           </w:p>
         </w:tc>
@@ -2936,7 +2984,31 @@
                 <w:szCs w:val="21"/>
                 <w14:ligatures w14:val="none"/>
               </w:rPr>
-              <w:t>. Generally underperforms in high-elevation areas due to coarse resolution, exhibiting a "too gentle spatial characteristic" in mountainous Nepal.</w:t>
+              <w:t xml:space="preserve">. </w:t>
+            </w:r>
+            <w:proofErr w:type="gramStart"/>
+            <w:r>
+              <w:rPr>
+                <w:rFonts w:ascii="Arial" w:eastAsia="Times New Roman" w:hAnsi="Arial" w:cs="Arial"/>
+                <w:color w:val="131314"/>
+                <w:kern w:val="0"/>
+                <w:sz w:val="21"/>
+                <w:szCs w:val="21"/>
+                <w14:ligatures w14:val="none"/>
+              </w:rPr>
+              <w:t>Generally</w:t>
+            </w:r>
+            <w:proofErr w:type="gramEnd"/>
+            <w:r>
+              <w:rPr>
+                <w:rFonts w:ascii="Arial" w:eastAsia="Times New Roman" w:hAnsi="Arial" w:cs="Arial"/>
+                <w:color w:val="131314"/>
+                <w:kern w:val="0"/>
+                <w:sz w:val="21"/>
+                <w:szCs w:val="21"/>
+                <w14:ligatures w14:val="none"/>
+              </w:rPr>
+              <w:t xml:space="preserve"> underperforms in high-elevation areas due to coarse resolution, exhibiting a "too gentle spatial characteristic" in mountainous Nepal.</w:t>
             </w:r>
           </w:p>
         </w:tc>
@@ -3211,7 +3283,55 @@
                 <w:szCs w:val="21"/>
                 <w14:ligatures w14:val="none"/>
               </w:rPr>
-              <w:t>. Better resolution led to better performance than ERA-Interim in high-elevation areas of Nepal, but showed lower performance than IMERG/GPM in high-altitude zones of the Bouregreg watershed (Morocco).</w:t>
+              <w:t xml:space="preserve">. Better resolution led to better performance than ERA-Interim in high-elevation areas of </w:t>
+            </w:r>
+            <w:proofErr w:type="gramStart"/>
+            <w:r>
+              <w:rPr>
+                <w:rFonts w:ascii="Arial" w:eastAsia="Times New Roman" w:hAnsi="Arial" w:cs="Arial"/>
+                <w:color w:val="131314"/>
+                <w:kern w:val="0"/>
+                <w:sz w:val="21"/>
+                <w:szCs w:val="21"/>
+                <w14:ligatures w14:val="none"/>
+              </w:rPr>
+              <w:t>Nepal, but</w:t>
+            </w:r>
+            <w:proofErr w:type="gramEnd"/>
+            <w:r>
+              <w:rPr>
+                <w:rFonts w:ascii="Arial" w:eastAsia="Times New Roman" w:hAnsi="Arial" w:cs="Arial"/>
+                <w:color w:val="131314"/>
+                <w:kern w:val="0"/>
+                <w:sz w:val="21"/>
+                <w:szCs w:val="21"/>
+                <w14:ligatures w14:val="none"/>
+              </w:rPr>
+              <w:t xml:space="preserve"> showed lower performance than IMERG/GPM in high-altitude zones of the </w:t>
+            </w:r>
+            <w:proofErr w:type="spellStart"/>
+            <w:r>
+              <w:rPr>
+                <w:rFonts w:ascii="Arial" w:eastAsia="Times New Roman" w:hAnsi="Arial" w:cs="Arial"/>
+                <w:color w:val="131314"/>
+                <w:kern w:val="0"/>
+                <w:sz w:val="21"/>
+                <w:szCs w:val="21"/>
+                <w14:ligatures w14:val="none"/>
+              </w:rPr>
+              <w:t>Bouregreg</w:t>
+            </w:r>
+            <w:proofErr w:type="spellEnd"/>
+            <w:r>
+              <w:rPr>
+                <w:rFonts w:ascii="Arial" w:eastAsia="Times New Roman" w:hAnsi="Arial" w:cs="Arial"/>
+                <w:color w:val="131314"/>
+                <w:kern w:val="0"/>
+                <w:sz w:val="21"/>
+                <w:szCs w:val="21"/>
+                <w14:ligatures w14:val="none"/>
+              </w:rPr>
+              <w:t xml:space="preserve"> watershed (Morocco).</w:t>
             </w:r>
           </w:p>
         </w:tc>
@@ -4392,7 +4512,31 @@
                 <w:szCs w:val="21"/>
                 <w14:ligatures w14:val="none"/>
               </w:rPr>
-              <w:t>Monthly/5-daily (PEN)</w:t>
+              <w:t>Monthly/5-</w:t>
+            </w:r>
+            <w:proofErr w:type="gramStart"/>
+            <w:r>
+              <w:rPr>
+                <w:rFonts w:ascii="Arial" w:eastAsia="Times New Roman" w:hAnsi="Arial" w:cs="Arial"/>
+                <w:color w:val="131314"/>
+                <w:kern w:val="0"/>
+                <w:sz w:val="21"/>
+                <w:szCs w:val="21"/>
+                <w14:ligatures w14:val="none"/>
+              </w:rPr>
+              <w:t>daily</w:t>
+            </w:r>
+            <w:proofErr w:type="gramEnd"/>
+            <w:r>
+              <w:rPr>
+                <w:rFonts w:ascii="Arial" w:eastAsia="Times New Roman" w:hAnsi="Arial" w:cs="Arial"/>
+                <w:color w:val="131314"/>
+                <w:kern w:val="0"/>
+                <w:sz w:val="21"/>
+                <w:szCs w:val="21"/>
+                <w14:ligatures w14:val="none"/>
+              </w:rPr>
+              <w:t xml:space="preserve"> (PEN)</w:t>
             </w:r>
           </w:p>
         </w:tc>
@@ -4527,6 +4671,7 @@
                 <w14:ligatures w14:val="none"/>
               </w:rPr>
             </w:pPr>
+            <w:proofErr w:type="spellStart"/>
             <w:r>
               <w:rPr>
                 <w:rFonts w:ascii="Arial" w:eastAsia="Times New Roman" w:hAnsi="Arial" w:cs="Arial"/>
@@ -4541,6 +4686,7 @@
               </w:rPr>
               <w:t>GSMaP</w:t>
             </w:r>
+            <w:proofErr w:type="spellEnd"/>
             <w:r>
               <w:rPr>
                 <w:rFonts w:ascii="Arial" w:eastAsia="Times New Roman" w:hAnsi="Arial" w:cs="Arial"/>
@@ -5452,6 +5598,7 @@
               </w:rPr>
               <w:t xml:space="preserve">. Extremely coarse </w:t>
             </w:r>
+            <w:proofErr w:type="gramStart"/>
             <w:r>
               <w:rPr>
                 <w:rFonts w:ascii="Arial" w:eastAsia="Times New Roman" w:hAnsi="Arial" w:cs="Arial"/>
@@ -5462,7 +5609,19 @@
                 <w14:ligatures w14:val="none"/>
               </w:rPr>
               <w:lastRenderedPageBreak/>
-              <w:t>resolution; data quality noted as low in a low-altitude evaluation. Not evaluated in complex high-altitude regions in these sources.</w:t>
+              <w:t>resolution;</w:t>
+            </w:r>
+            <w:proofErr w:type="gramEnd"/>
+            <w:r>
+              <w:rPr>
+                <w:rFonts w:ascii="Arial" w:eastAsia="Times New Roman" w:hAnsi="Arial" w:cs="Arial"/>
+                <w:color w:val="131314"/>
+                <w:kern w:val="0"/>
+                <w:sz w:val="21"/>
+                <w:szCs w:val="21"/>
+                <w14:ligatures w14:val="none"/>
+              </w:rPr>
+              <w:t xml:space="preserve"> data quality noted as low in a low-altitude evaluation. Not evaluated in complex high-altitude regions in these sources.</w:t>
             </w:r>
           </w:p>
         </w:tc>
@@ -5758,7 +5917,31 @@
                 <w:szCs w:val="21"/>
                 <w14:ligatures w14:val="none"/>
               </w:rPr>
-              <w:t>. Evaluated extensively in the Nepalese Himalaya (including up to 5,050 m asl); showed better performance than TMPA for daily precipitation and drought monitoring.</w:t>
+              <w:t xml:space="preserve">. Evaluated extensively in the Nepalese Himalaya (including up to 5,050 m </w:t>
+            </w:r>
+            <w:proofErr w:type="gramStart"/>
+            <w:r>
+              <w:rPr>
+                <w:rFonts w:ascii="Arial" w:eastAsia="Times New Roman" w:hAnsi="Arial" w:cs="Arial"/>
+                <w:color w:val="131314"/>
+                <w:kern w:val="0"/>
+                <w:sz w:val="21"/>
+                <w:szCs w:val="21"/>
+                <w14:ligatures w14:val="none"/>
+              </w:rPr>
+              <w:t>asl);</w:t>
+            </w:r>
+            <w:proofErr w:type="gramEnd"/>
+            <w:r>
+              <w:rPr>
+                <w:rFonts w:ascii="Arial" w:eastAsia="Times New Roman" w:hAnsi="Arial" w:cs="Arial"/>
+                <w:color w:val="131314"/>
+                <w:kern w:val="0"/>
+                <w:sz w:val="21"/>
+                <w:szCs w:val="21"/>
+                <w14:ligatures w14:val="none"/>
+              </w:rPr>
+              <w:t xml:space="preserve"> showed better performance than TMPA for daily precipitation and drought monitoring.</w:t>
             </w:r>
           </w:p>
         </w:tc>
@@ -6348,7 +6531,31 @@
                 <w:szCs w:val="21"/>
                 <w14:ligatures w14:val="none"/>
               </w:rPr>
-              <w:t xml:space="preserve">. Used as input for the high-resolution TerraClimate. Mentioned in comparison </w:t>
+              <w:t xml:space="preserve">. Used as input for the high-resolution </w:t>
+            </w:r>
+            <w:proofErr w:type="spellStart"/>
+            <w:r>
+              <w:rPr>
+                <w:rFonts w:ascii="Arial" w:eastAsia="Times New Roman" w:hAnsi="Arial" w:cs="Arial"/>
+                <w:color w:val="131314"/>
+                <w:kern w:val="0"/>
+                <w:sz w:val="21"/>
+                <w:szCs w:val="21"/>
+                <w14:ligatures w14:val="none"/>
+              </w:rPr>
+              <w:t>TerraClimate</w:t>
+            </w:r>
+            <w:proofErr w:type="spellEnd"/>
+            <w:r>
+              <w:rPr>
+                <w:rFonts w:ascii="Arial" w:eastAsia="Times New Roman" w:hAnsi="Arial" w:cs="Arial"/>
+                <w:color w:val="131314"/>
+                <w:kern w:val="0"/>
+                <w:sz w:val="21"/>
+                <w:szCs w:val="21"/>
+                <w14:ligatures w14:val="none"/>
+              </w:rPr>
+              <w:t xml:space="preserve">. Mentioned in comparison </w:t>
             </w:r>
             <w:r>
               <w:rPr>
@@ -6920,7 +7127,31 @@
                 <w:szCs w:val="21"/>
                 <w14:ligatures w14:val="none"/>
               </w:rPr>
-              <w:t>. Found to have the lowest RMSE and bias among reanalysis products with high-altitude gauges in Morocco. Coarse resolution noted as a restriction for complex terrain.</w:t>
+              <w:t xml:space="preserve">. Found to have the lowest RMSE and bias among reanalysis products with high-altitude gauges in Morocco. Coarse resolution </w:t>
+            </w:r>
+            <w:proofErr w:type="gramStart"/>
+            <w:r>
+              <w:rPr>
+                <w:rFonts w:ascii="Arial" w:eastAsia="Times New Roman" w:hAnsi="Arial" w:cs="Arial"/>
+                <w:color w:val="131314"/>
+                <w:kern w:val="0"/>
+                <w:sz w:val="21"/>
+                <w:szCs w:val="21"/>
+                <w14:ligatures w14:val="none"/>
+              </w:rPr>
+              <w:t>noted</w:t>
+            </w:r>
+            <w:proofErr w:type="gramEnd"/>
+            <w:r>
+              <w:rPr>
+                <w:rFonts w:ascii="Arial" w:eastAsia="Times New Roman" w:hAnsi="Arial" w:cs="Arial"/>
+                <w:color w:val="131314"/>
+                <w:kern w:val="0"/>
+                <w:sz w:val="21"/>
+                <w:szCs w:val="21"/>
+                <w14:ligatures w14:val="none"/>
+              </w:rPr>
+              <w:t xml:space="preserve"> as a restriction for complex terrain.</w:t>
             </w:r>
           </w:p>
         </w:tc>
@@ -7491,7 +7722,55 @@
                 <w:szCs w:val="21"/>
                 <w14:ligatures w14:val="none"/>
               </w:rPr>
-              <w:t>. Tested in mountain regions; showed discrepancies moving from plain to mountain regions, but often performed better than pure reanalysis products.</w:t>
+              <w:t xml:space="preserve">. Tested in mountain </w:t>
+            </w:r>
+            <w:proofErr w:type="gramStart"/>
+            <w:r>
+              <w:rPr>
+                <w:rFonts w:ascii="Arial" w:eastAsia="Times New Roman" w:hAnsi="Arial" w:cs="Arial"/>
+                <w:color w:val="131314"/>
+                <w:kern w:val="0"/>
+                <w:sz w:val="21"/>
+                <w:szCs w:val="21"/>
+                <w14:ligatures w14:val="none"/>
+              </w:rPr>
+              <w:t>regions;</w:t>
+            </w:r>
+            <w:proofErr w:type="gramEnd"/>
+            <w:r>
+              <w:rPr>
+                <w:rFonts w:ascii="Arial" w:eastAsia="Times New Roman" w:hAnsi="Arial" w:cs="Arial"/>
+                <w:color w:val="131314"/>
+                <w:kern w:val="0"/>
+                <w:sz w:val="21"/>
+                <w:szCs w:val="21"/>
+                <w14:ligatures w14:val="none"/>
+              </w:rPr>
+              <w:t xml:space="preserve"> showed discrepancies moving from plain to mountain </w:t>
+            </w:r>
+            <w:proofErr w:type="gramStart"/>
+            <w:r>
+              <w:rPr>
+                <w:rFonts w:ascii="Arial" w:eastAsia="Times New Roman" w:hAnsi="Arial" w:cs="Arial"/>
+                <w:color w:val="131314"/>
+                <w:kern w:val="0"/>
+                <w:sz w:val="21"/>
+                <w:szCs w:val="21"/>
+                <w14:ligatures w14:val="none"/>
+              </w:rPr>
+              <w:t>regions, but</w:t>
+            </w:r>
+            <w:proofErr w:type="gramEnd"/>
+            <w:r>
+              <w:rPr>
+                <w:rFonts w:ascii="Arial" w:eastAsia="Times New Roman" w:hAnsi="Arial" w:cs="Arial"/>
+                <w:color w:val="131314"/>
+                <w:kern w:val="0"/>
+                <w:sz w:val="21"/>
+                <w:szCs w:val="21"/>
+                <w14:ligatures w14:val="none"/>
+              </w:rPr>
+              <w:t xml:space="preserve"> often performed better than pure reanalysis products.</w:t>
             </w:r>
           </w:p>
         </w:tc>
@@ -8394,7 +8673,31 @@
                 <w14:ligatures w14:val="none"/>
               </w:rPr>
               <w:lastRenderedPageBreak/>
-              <w:t>regions (Nepal); showed mixed correlation results at higher stations (2590 masl).</w:t>
+              <w:t xml:space="preserve">regions (Nepal); showed mixed correlation results at higher stations (2590 </w:t>
+            </w:r>
+            <w:proofErr w:type="spellStart"/>
+            <w:r>
+              <w:rPr>
+                <w:rFonts w:ascii="Arial" w:eastAsia="Times New Roman" w:hAnsi="Arial" w:cs="Arial"/>
+                <w:color w:val="131314"/>
+                <w:kern w:val="0"/>
+                <w:sz w:val="21"/>
+                <w:szCs w:val="21"/>
+                <w14:ligatures w14:val="none"/>
+              </w:rPr>
+              <w:t>masl</w:t>
+            </w:r>
+            <w:proofErr w:type="spellEnd"/>
+            <w:r>
+              <w:rPr>
+                <w:rFonts w:ascii="Arial" w:eastAsia="Times New Roman" w:hAnsi="Arial" w:cs="Arial"/>
+                <w:color w:val="131314"/>
+                <w:kern w:val="0"/>
+                <w:sz w:val="21"/>
+                <w:szCs w:val="21"/>
+                <w14:ligatures w14:val="none"/>
+              </w:rPr>
+              <w:t>).</w:t>
             </w:r>
           </w:p>
         </w:tc>
@@ -8454,6 +8757,7 @@
                 <w14:ligatures w14:val="none"/>
               </w:rPr>
             </w:pPr>
+            <w:proofErr w:type="spellStart"/>
             <w:r>
               <w:rPr>
                 <w:rFonts w:ascii="Arial" w:eastAsia="Times New Roman" w:hAnsi="Arial" w:cs="Arial"/>
@@ -8468,6 +8772,7 @@
               </w:rPr>
               <w:t>TerraClimate</w:t>
             </w:r>
+            <w:proofErr w:type="spellEnd"/>
           </w:p>
         </w:tc>
         <w:tc>
@@ -9340,7 +9645,13 @@
         </w:rPr>
       </w:pPr>
       <w:r>
-        <w:t xml:space="preserve">Selected Datasets: APHRODITE </w:t>
+        <w:t xml:space="preserve">Selected Datasets: </w:t>
+      </w:r>
+      <w:r>
+        <w:rPr>
+          <w:highlight w:val="yellow"/>
+        </w:rPr>
+        <w:t xml:space="preserve">APHRODITE </w:t>
       </w:r>
       <w:r>
         <w:rPr>
@@ -9349,9 +9660,34 @@
           <w:kern w:val="0"/>
           <w:sz w:val="21"/>
           <w:szCs w:val="21"/>
+          <w:highlight w:val="yellow"/>
           <w14:ligatures w14:val="none"/>
         </w:rPr>
-        <w:t>(V1101R1/V1204R1)</w:t>
+        <w:t>(</w:t>
+      </w:r>
+      <w:r>
+        <w:rPr>
+          <w:rFonts w:ascii="Arial" w:eastAsia="Times New Roman" w:hAnsi="Arial" w:cs="Arial"/>
+          <w:color w:val="131314"/>
+          <w:kern w:val="0"/>
+          <w:sz w:val="21"/>
+          <w:szCs w:val="21"/>
+          <w:highlight w:val="yellow"/>
+          <w14:ligatures w14:val="none"/>
+        </w:rPr>
+        <w:t>V1901</w:t>
+      </w:r>
+      <w:r>
+        <w:rPr>
+          <w:rFonts w:ascii="Arial" w:eastAsia="Times New Roman" w:hAnsi="Arial" w:cs="Arial"/>
+          <w:color w:val="131314"/>
+          <w:kern w:val="0"/>
+          <w:sz w:val="21"/>
+          <w:szCs w:val="21"/>
+          <w:highlight w:val="yellow"/>
+          <w14:ligatures w14:val="none"/>
+        </w:rPr>
+        <w:t>)</w:t>
       </w:r>
       <w:r>
         <w:rPr>
@@ -9437,7 +9773,13 @@
         </w:rPr>
       </w:pPr>
       <w:r>
-        <w:t xml:space="preserve">Selected Datasets: APHRODITE </w:t>
+        <w:t xml:space="preserve">Selected Datasets: </w:t>
+      </w:r>
+      <w:r>
+        <w:rPr>
+          <w:highlight w:val="yellow"/>
+        </w:rPr>
+        <w:t xml:space="preserve">APHRODITE </w:t>
       </w:r>
       <w:r>
         <w:rPr>
@@ -9446,9 +9788,34 @@
           <w:kern w:val="0"/>
           <w:sz w:val="21"/>
           <w:szCs w:val="21"/>
+          <w:highlight w:val="yellow"/>
           <w14:ligatures w14:val="none"/>
         </w:rPr>
-        <w:t>(V1101R1/V1204R1)</w:t>
+        <w:t>(</w:t>
+      </w:r>
+      <w:r>
+        <w:rPr>
+          <w:rFonts w:ascii="Arial" w:eastAsia="Times New Roman" w:hAnsi="Arial" w:cs="Arial"/>
+          <w:color w:val="131314"/>
+          <w:kern w:val="0"/>
+          <w:sz w:val="21"/>
+          <w:szCs w:val="21"/>
+          <w:highlight w:val="yellow"/>
+          <w14:ligatures w14:val="none"/>
+        </w:rPr>
+        <w:t>V1808</w:t>
+      </w:r>
+      <w:r>
+        <w:rPr>
+          <w:rFonts w:ascii="Arial" w:eastAsia="Times New Roman" w:hAnsi="Arial" w:cs="Arial"/>
+          <w:color w:val="131314"/>
+          <w:kern w:val="0"/>
+          <w:sz w:val="21"/>
+          <w:szCs w:val="21"/>
+          <w:highlight w:val="yellow"/>
+          <w14:ligatures w14:val="none"/>
+        </w:rPr>
+        <w:t>)</w:t>
       </w:r>
       <w:r>
         <w:rPr>
